--- a/上线文档-Word/踩过的坑.docx
+++ b/上线文档-Word/踩过的坑.docx
@@ -2,7 +2,7 @@
 <file path=word/document.xml><?xml version="1.0" encoding="utf-8"?>
 <w:document xmlns:w="http://schemas.openxmlformats.org/wordprocessingml/2006/main" xmlns:m="http://schemas.openxmlformats.org/officeDocument/2006/math" xmlns:r="http://schemas.openxmlformats.org/officeDocument/2006/relationships" xmlns:o="urn:schemas-microsoft-com:office:office" xmlns:v="urn:schemas-microsoft-com:vml" xmlns:w10="urn:schemas-microsoft-com:office:word" xmlns:a="http://schemas.openxmlformats.org/drawingml/2006/main" xmlns:pic="http://schemas.openxmlformats.org/drawingml/2006/picture" xmlns:wp="http://schemas.openxmlformats.org/drawingml/2006/wordprocessingDrawing">
   <w:body>
-    <w:bookmarkStart w:id="53" w:name="踩过的坑"/>
+    <w:bookmarkStart w:id="55" w:name="踩过的坑"/>
     <w:p>
       <w:pPr>
         <w:pStyle w:val="Heading1"/>
@@ -3221,7 +3221,7 @@
     </w:p>
     <w:bookmarkEnd w:id="20"/>
     <w:bookmarkEnd w:id="21"/>
-    <w:bookmarkStart w:id="32" w:name="三前端-浏览器"/>
+    <w:bookmarkStart w:id="34" w:name="三前端-浏览器"/>
     <w:p>
       <w:pPr>
         <w:pStyle w:val="Heading2"/>
@@ -5472,19 +5472,39 @@
       </w:r>
     </w:p>
     <w:bookmarkEnd w:id="25"/>
-    <w:bookmarkStart w:id="26" w:name="文档里最后一个盖在最上面那个"/>
+    <w:bookmarkStart w:id="26" w:name="d.-抽样抽到了唯一能通过的那一个-测试绿着功能是坏的"/>
     <w:p>
       <w:pPr>
         <w:pStyle w:val="Heading3"/>
       </w:pPr>
       <w:r>
-        <w:t xml:space="preserve">11. </w:t>
-      </w:r>
-      <w:r>
-        <w:rPr>
-          <w:rFonts w:hint="eastAsia"/>
-        </w:rPr>
-        <w:t xml:space="preserve">「文档里最后一个」≠「盖在最上面那个」</w:t>
+        <w:t xml:space="preserve">10d. </w:t>
+      </w:r>
+      <w:r>
+        <w:rPr>
+          <w:rFonts w:hint="eastAsia"/>
+        </w:rPr>
+        <w:t xml:space="preserve">抽样抽到了</w:t>
+      </w:r>
+      <w:r>
+        <w:rPr>
+          <w:rFonts w:hint="eastAsia"/>
+          <w:b/>
+          <w:bCs/>
+        </w:rPr>
+        <w:t xml:space="preserve">唯一能通过的那一个</w:t>
+      </w:r>
+      <w:r>
+        <w:t xml:space="preserve"> </w:t>
+      </w:r>
+      <w:r>
+        <w:t xml:space="preserve">—— </w:t>
+      </w:r>
+      <w:r>
+        <w:rPr>
+          <w:rFonts w:hint="eastAsia"/>
+        </w:rPr>
+        <w:t xml:space="preserve">测试绿着，功能是坏的</w:t>
       </w:r>
     </w:p>
     <w:p>
@@ -5503,40 +5523,27 @@
         <w:rPr>
           <w:rFonts w:hint="eastAsia"/>
         </w:rPr>
-        <w:t xml:space="preserve">：同上</w:t>
-      </w:r>
-      <w:r>
-        <w:t xml:space="preserve"> —— AI </w:t>
-      </w:r>
-      <w:r>
-        <w:rPr>
-          <w:rFonts w:hint="eastAsia"/>
-        </w:rPr>
-        <w:t xml:space="preserve">助手面板的类名里也有</w:t>
-      </w:r>
-      <w:r>
-        <w:t xml:space="preserve"> </w:t>
-      </w:r>
-      <w:r>
-        <w:rPr>
-          <w:rStyle w:val="VerbatimChar"/>
-        </w:rPr>
-        <w:t xml:space="preserve">fixed inset-0</w:t>
-      </w:r>
-      <w:r>
-        <w:rPr>
-          <w:rFonts w:hint="eastAsia"/>
-        </w:rPr>
-        <w:t xml:space="preserve">（手机上它确实铺满），</w:t>
-      </w:r>
-      <w:r>
-        <w:t xml:space="preserve"> </w:t>
-      </w:r>
-      <w:r>
-        <w:rPr>
-          <w:rFonts w:hint="eastAsia"/>
-        </w:rPr>
-        <w:t xml:space="preserve">而它排在弹窗后面，于是「取最后一个」永远取到它。</w:t>
+        <w:t xml:space="preserve">（2026-09-11）：建项目表单新加了「服务类型」下拉，</w:t>
+      </w:r>
+      <w:r>
+        <w:t xml:space="preserve"> </w:t>
+      </w:r>
+      <w:r>
+        <w:rPr>
+          <w:rFonts w:hint="eastAsia"/>
+        </w:rPr>
+        <w:t xml:space="preserve">选中的值就是大类名本身。选「体系认证」后，</w:t>
+      </w:r>
+      <w:r>
+        <w:rPr>
+          <w:rFonts w:hint="eastAsia"/>
+          <w:b/>
+          <w:bCs/>
+        </w:rPr>
+        <w:t xml:space="preserve">建议区整块不出现</w:t>
+      </w:r>
+      <w:r>
+        <w:t xml:space="preserve">。</w:t>
       </w:r>
     </w:p>
     <w:p>
@@ -5546,6 +5553,100 @@
       <w:r>
         <w:rPr>
           <w:rFonts w:hint="eastAsia"/>
+        </w:rPr>
+        <w:t xml:space="preserve">真因：</w:t>
+      </w:r>
+      <w:r>
+        <w:rPr>
+          <w:rStyle w:val="VerbatimChar"/>
+          <w:rFonts w:hint="eastAsia"/>
+        </w:rPr>
+        <w:t xml:space="preserve">groupServiceLine('体系认证')</w:t>
+      </w:r>
+      <w:r>
+        <w:t xml:space="preserve"> </w:t>
+      </w:r>
+      <w:r>
+        <w:rPr>
+          <w:rFonts w:hint="eastAsia"/>
+        </w:rPr>
+        <w:t xml:space="preserve">返回「未分类」——</w:t>
+      </w:r>
+      <w:r>
+        <w:t xml:space="preserve"> </w:t>
+      </w:r>
+      <w:r>
+        <w:rPr>
+          <w:rFonts w:hint="eastAsia"/>
+        </w:rPr>
+        <w:t xml:space="preserve">关键词规则里写的是</w:t>
+      </w:r>
+      <w:r>
+        <w:t xml:space="preserve"> </w:t>
+      </w:r>
+      <w:r>
+        <w:rPr>
+          <w:rStyle w:val="VerbatimChar"/>
+          <w:rFonts w:hint="eastAsia"/>
+        </w:rPr>
+        <w:t xml:space="preserve">管理体系|三体系|ISO…</w:t>
+      </w:r>
+      <w:r>
+        <w:rPr>
+          <w:rFonts w:hint="eastAsia"/>
+        </w:rPr>
+        <w:t xml:space="preserve">，</w:t>
+      </w:r>
+      <w:r>
+        <w:rPr>
+          <w:rFonts w:hint="eastAsia"/>
+          <w:b/>
+          <w:bCs/>
+        </w:rPr>
+        <w:t xml:space="preserve">「体系认证」四个字一条都不匹配</w:t>
+      </w:r>
+      <w:r>
+        <w:t xml:space="preserve">。</w:t>
+      </w:r>
+      <w:r>
+        <w:t xml:space="preserve"> </w:t>
+      </w:r>
+      <w:r>
+        <w:t xml:space="preserve">12 </w:t>
+      </w:r>
+      <w:r>
+        <w:rPr>
+          <w:rFonts w:hint="eastAsia"/>
+        </w:rPr>
+        <w:t xml:space="preserve">个大类名里，只有「食品相关产品」恰好出现在自己的关键词里。</w:t>
+      </w:r>
+    </w:p>
+    <w:p>
+      <w:pPr>
+        <w:pStyle w:val="BodyText"/>
+      </w:pPr>
+      <w:r>
+        <w:rPr>
+          <w:rFonts w:hint="eastAsia"/>
+          <w:b/>
+          <w:bCs/>
+        </w:rPr>
+        <w:t xml:space="preserve">而我的测试当时是绿的</w:t>
+      </w:r>
+      <w:r>
+        <w:rPr>
+          <w:rFonts w:hint="eastAsia"/>
+        </w:rPr>
+        <w:t xml:space="preserve">，因为那条用例挑的代表正是「食品相关产品」。</w:t>
+      </w:r>
+    </w:p>
+    <w:p>
+      <w:pPr>
+        <w:pStyle w:val="BodyText"/>
+      </w:pPr>
+      <w:r>
+        <w:rPr>
+          <w:rFonts w:hint="eastAsia"/>
           <w:b/>
           <w:bCs/>
         </w:rPr>
@@ -5555,1979 +5656,7 @@
         <w:rPr>
           <w:rFonts w:hint="eastAsia"/>
         </w:rPr>
-        <w:t xml:space="preserve">：按「铺满视口」筛，再按</w:t>
-      </w:r>
-      <w:r>
-        <w:t xml:space="preserve"> z-index </w:t>
-      </w:r>
-      <w:r>
-        <w:rPr>
-          <w:rFonts w:hint="eastAsia"/>
-        </w:rPr>
-        <w:t xml:space="preserve">取最上面。</w:t>
-      </w:r>
-    </w:p>
-    <w:bookmarkEnd w:id="26"/>
-    <w:bookmarkStart w:id="27" w:name="内容会长屏幕不会-弹窗和浮层必须限高"/>
-    <w:p>
-      <w:pPr>
-        <w:pStyle w:val="Heading3"/>
-      </w:pPr>
-      <w:r>
-        <w:t xml:space="preserve">12. </w:t>
-      </w:r>
-      <w:r>
-        <w:rPr>
-          <w:rFonts w:hint="eastAsia"/>
-        </w:rPr>
-        <w:t xml:space="preserve">内容会长，屏幕不会</w:t>
-      </w:r>
-      <w:r>
-        <w:t xml:space="preserve"> —— </w:t>
-      </w:r>
-      <w:r>
-        <w:rPr>
-          <w:rFonts w:hint="eastAsia"/>
-        </w:rPr>
-        <w:t xml:space="preserve">弹窗和浮层必须限高</w:t>
-      </w:r>
-    </w:p>
-    <w:p>
-      <w:pPr>
-        <w:pStyle w:val="FirstParagraph"/>
-      </w:pPr>
-      <w:r>
-        <w:rPr>
-          <w:rFonts w:hint="eastAsia"/>
-          <w:b/>
-          <w:bCs/>
-        </w:rPr>
-        <w:t xml:space="preserve">症状</w:t>
-      </w:r>
-      <w:r>
-        <w:rPr>
-          <w:rFonts w:hint="eastAsia"/>
-        </w:rPr>
-        <w:t xml:space="preserve">（踩过两次）：</w:t>
-      </w:r>
-      <w:r>
-        <w:t xml:space="preserve"> </w:t>
-      </w:r>
-      <w:r>
-        <w:t xml:space="preserve">- </w:t>
-      </w:r>
-      <w:r>
-        <w:rPr>
-          <w:rFonts w:hint="eastAsia"/>
-        </w:rPr>
-        <w:t xml:space="preserve">新手引导：卡片高度用了拍脑袋的</w:t>
-      </w:r>
-      <w:r>
-        <w:t xml:space="preserve"> </w:t>
-      </w:r>
-      <w:r>
-        <w:rPr>
-          <w:rFonts w:hint="eastAsia"/>
-        </w:rPr>
-        <w:t xml:space="preserve">260px，实际三四百像素，</w:t>
-      </w:r>
-      <w:r>
-        <w:t xml:space="preserve"> </w:t>
-      </w:r>
-      <w:r>
-        <w:rPr>
-          <w:rFonts w:hint="eastAsia"/>
-        </w:rPr>
-        <w:t xml:space="preserve">「下一步」被挤出屏幕底部，</w:t>
-      </w:r>
-      <w:r>
-        <w:rPr>
-          <w:rFonts w:hint="eastAsia"/>
-          <w:b/>
-          <w:bCs/>
-        </w:rPr>
-        <w:t xml:space="preserve">引导卡死在第</w:t>
-      </w:r>
-      <w:r>
-        <w:rPr>
-          <w:b/>
-          <w:bCs/>
-        </w:rPr>
-        <w:t xml:space="preserve"> 3 </w:t>
-      </w:r>
-      <w:r>
-        <w:rPr>
-          <w:rFonts w:hint="eastAsia"/>
-          <w:b/>
-          <w:bCs/>
-        </w:rPr>
-        <w:t xml:space="preserve">步</w:t>
-      </w:r>
-      <w:r>
-        <w:t xml:space="preserve">。</w:t>
-      </w:r>
-      <w:r>
-        <w:t xml:space="preserve"> </w:t>
-      </w:r>
-      <w:r>
-        <w:t xml:space="preserve">- </w:t>
-      </w:r>
-      <w:r>
-        <w:rPr>
-          <w:rFonts w:hint="eastAsia"/>
-        </w:rPr>
-        <w:t xml:space="preserve">建项目弹窗：加了两段内容后，1280×720</w:t>
-      </w:r>
-      <w:r>
-        <w:t xml:space="preserve"> </w:t>
-      </w:r>
-      <w:r>
-        <w:rPr>
-          <w:rFonts w:hint="eastAsia"/>
-        </w:rPr>
-        <w:t xml:space="preserve">的笔记本上</w:t>
-      </w:r>
-      <w:r>
-        <w:t xml:space="preserve"> </w:t>
-      </w:r>
-      <w:r>
-        <w:rPr>
-          <w:rFonts w:hint="eastAsia"/>
-          <w:b/>
-          <w:bCs/>
-        </w:rPr>
-        <w:t xml:space="preserve">「确认立项」点不到，表单填完提交不了</w:t>
-      </w:r>
-      <w:r>
-        <w:t xml:space="preserve">。</w:t>
-      </w:r>
-    </w:p>
-    <w:p>
-      <w:pPr>
-        <w:pStyle w:val="BodyText"/>
-      </w:pPr>
-      <w:r>
-        <w:rPr>
-          <w:rFonts w:hint="eastAsia"/>
-          <w:b/>
-          <w:bCs/>
-        </w:rPr>
-        <w:t xml:space="preserve">怎么避免</w:t>
-      </w:r>
-      <w:r>
-        <w:rPr>
-          <w:rFonts w:hint="eastAsia"/>
-        </w:rPr>
         <w:t xml:space="preserve">：</w:t>
-      </w:r>
-      <w:r>
-        <w:rPr>
-          <w:rStyle w:val="VerbatimChar"/>
-        </w:rPr>
-        <w:t xml:space="preserve">max-h-[90vh] flex flex-col</w:t>
-      </w:r>
-      <w:r>
-        <w:rPr>
-          <w:rFonts w:hint="eastAsia"/>
-        </w:rPr>
-        <w:t xml:space="preserve">，正文</w:t>
-      </w:r>
-      <w:r>
-        <w:t xml:space="preserve"> </w:t>
-      </w:r>
-      <w:r>
-        <w:rPr>
-          <w:rStyle w:val="VerbatimChar"/>
-        </w:rPr>
-        <w:t xml:space="preserve">overflow-y-auto flex-1</w:t>
-      </w:r>
-      <w:r>
-        <w:rPr>
-          <w:rFonts w:hint="eastAsia"/>
-        </w:rPr>
-        <w:t xml:space="preserve">，</w:t>
-      </w:r>
-      <w:r>
-        <w:t xml:space="preserve"> </w:t>
-      </w:r>
-      <w:r>
-        <w:rPr>
-          <w:rFonts w:hint="eastAsia"/>
-        </w:rPr>
-        <w:t xml:space="preserve">按钮那一条</w:t>
-      </w:r>
-      <w:r>
-        <w:t xml:space="preserve"> </w:t>
-      </w:r>
-      <w:r>
-        <w:rPr>
-          <w:rStyle w:val="VerbatimChar"/>
-        </w:rPr>
-        <w:t xml:space="preserve">shrink-0</w:t>
-      </w:r>
-      <w:r>
-        <w:t xml:space="preserve">。</w:t>
-      </w:r>
-      <w:r>
-        <w:rPr>
-          <w:rFonts w:hint="eastAsia"/>
-          <w:b/>
-          <w:bCs/>
-        </w:rPr>
-        <w:t xml:space="preserve">永远不要赌高度</w:t>
-      </w:r>
-      <w:r>
-        <w:t xml:space="preserve">。</w:t>
-      </w:r>
-    </w:p>
-    <w:bookmarkEnd w:id="27"/>
-    <w:bookmarkStart w:id="28" w:name="新增筛选就多一条新建的东西被藏起来的路径"/>
-    <w:p>
-      <w:pPr>
-        <w:pStyle w:val="Heading3"/>
-      </w:pPr>
-      <w:r>
-        <w:t xml:space="preserve">13. </w:t>
-      </w:r>
-      <w:r>
-        <w:rPr>
-          <w:rFonts w:hint="eastAsia"/>
-        </w:rPr>
-        <w:t xml:space="preserve">新增筛选，就多一条「新建的东西被藏起来」的路径</w:t>
-      </w:r>
-    </w:p>
-    <w:p>
-      <w:pPr>
-        <w:pStyle w:val="FirstParagraph"/>
-      </w:pPr>
-      <w:r>
-        <w:rPr>
-          <w:rFonts w:hint="eastAsia"/>
-          <w:b/>
-          <w:bCs/>
-        </w:rPr>
-        <w:t xml:space="preserve">症状</w:t>
-      </w:r>
-      <w:r>
-        <w:rPr>
-          <w:rFonts w:hint="eastAsia"/>
-        </w:rPr>
-        <w:t xml:space="preserve">（踩过三次）：「点了确认立项，没有任何反应」——</w:t>
-      </w:r>
-      <w:r>
-        <w:t xml:space="preserve"> </w:t>
-      </w:r>
-      <w:r>
-        <w:rPr>
-          <w:rFonts w:hint="eastAsia"/>
-        </w:rPr>
-        <w:t xml:space="preserve">项目其实建好了，被默认筛选挡住了。第一次是范围、第二次是类别、第三次是工作台焦点。</w:t>
-      </w:r>
-    </w:p>
-    <w:p>
-      <w:pPr>
-        <w:pStyle w:val="BodyText"/>
-      </w:pPr>
-      <w:r>
-        <w:rPr>
-          <w:rFonts w:hint="eastAsia"/>
-          <w:b/>
-          <w:bCs/>
-        </w:rPr>
-        <w:t xml:space="preserve">真因</w:t>
-      </w:r>
-      <w:r>
-        <w:rPr>
-          <w:rFonts w:hint="eastAsia"/>
-        </w:rPr>
-        <w:t xml:space="preserve">：筛选是一个个加上去的，每加一个就多一条藏东西的路径。</w:t>
-      </w:r>
-    </w:p>
-    <w:p>
-      <w:pPr>
-        <w:pStyle w:val="BodyText"/>
-      </w:pPr>
-      <w:r>
-        <w:rPr>
-          <w:rFonts w:hint="eastAsia"/>
-          <w:b/>
-          <w:bCs/>
-        </w:rPr>
-        <w:t xml:space="preserve">怎么避免</w:t>
-      </w:r>
-      <w:r>
-        <w:rPr>
-          <w:rFonts w:hint="eastAsia"/>
-        </w:rPr>
-        <w:t xml:space="preserve">：</w:t>
-      </w:r>
-      <w:r>
-        <w:t xml:space="preserve"> </w:t>
-      </w:r>
-      <w:r>
-        <w:t xml:space="preserve">- </w:t>
-      </w:r>
-      <w:r>
-        <w:rPr>
-          <w:rFonts w:hint="eastAsia"/>
-        </w:rPr>
-        <w:t xml:space="preserve">立项后</w:t>
-      </w:r>
-      <w:r>
-        <w:rPr>
-          <w:rFonts w:hint="eastAsia"/>
-          <w:b/>
-          <w:bCs/>
-        </w:rPr>
-        <w:t xml:space="preserve">把每一个筛选都放开到最大</w:t>
-      </w:r>
-      <w:r>
-        <w:rPr>
-          <w:rFonts w:hint="eastAsia"/>
-        </w:rPr>
-        <w:t xml:space="preserve">，而不是”切到它所属的那一档”</w:t>
-      </w:r>
-      <w:r>
-        <w:t xml:space="preserve"> </w:t>
-      </w:r>
-      <w:r>
-        <w:rPr>
-          <w:rFonts w:hint="eastAsia"/>
-        </w:rPr>
-        <w:t xml:space="preserve">（切档依赖”我算得对”，而我算错过）</w:t>
-      </w:r>
-      <w:r>
-        <w:t xml:space="preserve"> </w:t>
-      </w:r>
-      <w:r>
-        <w:t xml:space="preserve">-</w:t>
-      </w:r>
-      <w:r>
-        <w:t xml:space="preserve"> </w:t>
-      </w:r>
-      <w:r>
-        <w:rPr>
-          <w:rStyle w:val="VerbatimChar"/>
-        </w:rPr>
-        <w:t xml:space="preserve">tests/project-category.test.js</w:t>
-      </w:r>
-      <w:r>
-        <w:t xml:space="preserve"> </w:t>
-      </w:r>
-      <w:r>
-        <w:rPr>
-          <w:rFonts w:hint="eastAsia"/>
-        </w:rPr>
-        <w:t xml:space="preserve">里有一条测试会解析出所有参与列表过滤的</w:t>
-      </w:r>
-      <w:r>
-        <w:t xml:space="preserve"> </w:t>
-      </w:r>
-      <w:r>
-        <w:rPr>
-          <w:rStyle w:val="VerbatimChar"/>
-        </w:rPr>
-        <w:t xml:space="preserve">useState</w:t>
-      </w:r>
-      <w:r>
-        <w:rPr>
-          <w:rFonts w:hint="eastAsia"/>
-        </w:rPr>
-        <w:t xml:space="preserve">，逐个核对立项后有没有重置</w:t>
-      </w:r>
-      <w:r>
-        <w:t xml:space="preserve"> —— </w:t>
-      </w:r>
-      <w:r>
-        <w:rPr>
-          <w:rFonts w:hint="eastAsia"/>
-        </w:rPr>
-        <w:t xml:space="preserve">新增筛选忘了处理时它会失败</w:t>
-      </w:r>
-    </w:p>
-    <w:bookmarkEnd w:id="28"/>
-    <w:bookmarkStart w:id="29" w:name="默认值每收紧一档就多一条东西在库里人却看不见的路径"/>
-    <w:p>
-      <w:pPr>
-        <w:pStyle w:val="Heading3"/>
-      </w:pPr>
-      <w:r>
-        <w:t xml:space="preserve">14. </w:t>
-      </w:r>
-      <w:r>
-        <w:rPr>
-          <w:rFonts w:hint="eastAsia"/>
-        </w:rPr>
-        <w:t xml:space="preserve">默认值每收紧一档，就多一条「东西在库里、人却看不见」的路径</w:t>
-      </w:r>
-    </w:p>
-    <w:p>
-      <w:pPr>
-        <w:pStyle w:val="FirstParagraph"/>
-      </w:pPr>
-      <w:r>
-        <w:rPr>
-          <w:rFonts w:hint="eastAsia"/>
-        </w:rPr>
-        <w:t xml:space="preserve">而人看不见的第一反应不是「我筛错了」，是「系统坏了」。</w:t>
-      </w:r>
-      <w:r>
-        <w:t xml:space="preserve"> </w:t>
-      </w:r>
-      <w:r>
-        <w:rPr>
-          <w:rFonts w:hint="eastAsia"/>
-          <w:b/>
-          <w:bCs/>
-        </w:rPr>
-        <w:t xml:space="preserve">默认全开，收窄由用的人自己来。</w:t>
-      </w:r>
-    </w:p>
-    <w:p>
-      <w:pPr>
-        <w:pStyle w:val="BodyText"/>
-      </w:pPr>
-      <w:r>
-        <w:rPr>
-          <w:rFonts w:hint="eastAsia"/>
-        </w:rPr>
-        <w:t xml:space="preserve">唯一的例外是「与我相关」（用户点名要的），</w:t>
-      </w:r>
-      <w:r>
-        <w:t xml:space="preserve"> </w:t>
-      </w:r>
-      <w:r>
-        <w:rPr>
-          <w:rFonts w:hint="eastAsia"/>
-        </w:rPr>
-        <w:t xml:space="preserve">所以配了一句兜底提示：我的是</w:t>
-      </w:r>
-      <w:r>
-        <w:t xml:space="preserve"> </w:t>
-      </w:r>
-      <w:r>
-        <w:rPr>
-          <w:rFonts w:hint="eastAsia"/>
-        </w:rPr>
-        <w:t xml:space="preserve">0、公司的不是</w:t>
-      </w:r>
-      <w:r>
-        <w:t xml:space="preserve"> 0 </w:t>
-      </w:r>
-      <w:r>
-        <w:rPr>
-          <w:rFonts w:hint="eastAsia"/>
-        </w:rPr>
-        <w:t xml:space="preserve">时直接说出来并给按钮。</w:t>
-      </w:r>
-    </w:p>
-    <w:bookmarkEnd w:id="29"/>
-    <w:bookmarkStart w:id="30" w:name="覆盖状态默认值的-useeffect"/>
-    <w:p>
-      <w:pPr>
-        <w:pStyle w:val="Heading3"/>
-      </w:pPr>
-      <w:r>
-        <w:t xml:space="preserve">15. </w:t>
-      </w:r>
-      <w:r>
-        <w:rPr>
-          <w:rFonts w:hint="eastAsia"/>
-        </w:rPr>
-        <w:t xml:space="preserve">覆盖状态默认值的</w:t>
-      </w:r>
-      <w:r>
-        <w:t xml:space="preserve"> </w:t>
-      </w:r>
-      <w:r>
-        <w:rPr>
-          <w:rStyle w:val="VerbatimChar"/>
-        </w:rPr>
-        <w:t xml:space="preserve">useEffect</w:t>
-      </w:r>
-    </w:p>
-    <w:p>
-      <w:pPr>
-        <w:pStyle w:val="FirstParagraph"/>
-      </w:pPr>
-      <w:r>
-        <w:rPr>
-          <w:rFonts w:hint="eastAsia"/>
-          <w:b/>
-          <w:bCs/>
-        </w:rPr>
-        <w:t xml:space="preserve">症状</w:t>
-      </w:r>
-      <w:r>
-        <w:rPr>
-          <w:rFonts w:hint="eastAsia"/>
-        </w:rPr>
-        <w:t xml:space="preserve">：把</w:t>
-      </w:r>
-      <w:r>
-        <w:t xml:space="preserve"> </w:t>
-      </w:r>
-      <w:r>
-        <w:rPr>
-          <w:rStyle w:val="VerbatimChar"/>
-        </w:rPr>
-        <w:t xml:space="preserve">viewScope</w:t>
-      </w:r>
-      <w:r>
-        <w:t xml:space="preserve"> </w:t>
-      </w:r>
-      <w:r>
-        <w:rPr>
-          <w:rFonts w:hint="eastAsia"/>
-        </w:rPr>
-        <w:t xml:space="preserve">默认值改成</w:t>
-      </w:r>
-      <w:r>
-        <w:t xml:space="preserve"> </w:t>
-      </w:r>
-      <w:r>
-        <w:rPr>
-          <w:rStyle w:val="VerbatimChar"/>
-        </w:rPr>
-        <w:t xml:space="preserve">'related'</w:t>
-      </w:r>
-      <w:r>
-        <w:rPr>
-          <w:rFonts w:hint="eastAsia"/>
-        </w:rPr>
-        <w:t xml:space="preserve">，界面纹丝不动。</w:t>
-      </w:r>
-    </w:p>
-    <w:p>
-      <w:pPr>
-        <w:pStyle w:val="BodyText"/>
-      </w:pPr>
-      <w:r>
-        <w:rPr>
-          <w:rFonts w:hint="eastAsia"/>
-          <w:b/>
-          <w:bCs/>
-        </w:rPr>
-        <w:t xml:space="preserve">真因</w:t>
-      </w:r>
-      <w:r>
-        <w:rPr>
-          <w:rFonts w:hint="eastAsia"/>
-        </w:rPr>
-        <w:t xml:space="preserve">：另一处</w:t>
-      </w:r>
-      <w:r>
-        <w:t xml:space="preserve"> </w:t>
-      </w:r>
-      <w:r>
-        <w:rPr>
-          <w:rStyle w:val="VerbatimChar"/>
-        </w:rPr>
-        <w:t xml:space="preserve">useEffect(() =&gt; setViewScope(...), [activeRole])</w:t>
-      </w:r>
-      <w:r>
-        <w:t xml:space="preserve"> </w:t>
-      </w:r>
-      <w:r>
-        <w:rPr>
-          <w:rFonts w:hint="eastAsia"/>
-        </w:rPr>
-        <w:t xml:space="preserve">在挂载时又推回去了。</w:t>
-      </w:r>
-      <w:r>
-        <w:t xml:space="preserve"> </w:t>
-      </w:r>
-      <w:r>
-        <w:rPr>
-          <w:rFonts w:hint="eastAsia"/>
-        </w:rPr>
-        <w:t xml:space="preserve">它离筛选条很远，改筛选时根本不会看到。</w:t>
-      </w:r>
-    </w:p>
-    <w:p>
-      <w:pPr>
-        <w:pStyle w:val="BodyText"/>
-      </w:pPr>
-      <w:r>
-        <w:rPr>
-          <w:rFonts w:hint="eastAsia"/>
-          <w:b/>
-          <w:bCs/>
-        </w:rPr>
-        <w:t xml:space="preserve">怎么避免</w:t>
-      </w:r>
-      <w:r>
-        <w:rPr>
-          <w:rFonts w:hint="eastAsia"/>
-        </w:rPr>
-        <w:t xml:space="preserve">：改默认值时</w:t>
-      </w:r>
-      <w:r>
-        <w:t xml:space="preserve"> </w:t>
-      </w:r>
-      <w:r>
-        <w:rPr>
-          <w:rStyle w:val="VerbatimChar"/>
-        </w:rPr>
-        <w:t xml:space="preserve">grep</w:t>
-      </w:r>
-      <w:r>
-        <w:t xml:space="preserve"> </w:t>
-      </w:r>
-      <w:r>
-        <w:rPr>
-          <w:rFonts w:hint="eastAsia"/>
-        </w:rPr>
-        <w:t xml:space="preserve">一遍这个</w:t>
-      </w:r>
-      <w:r>
-        <w:t xml:space="preserve"> setter </w:t>
-      </w:r>
-      <w:r>
-        <w:rPr>
-          <w:rFonts w:hint="eastAsia"/>
-        </w:rPr>
-        <w:t xml:space="preserve">的所有调用点。</w:t>
-      </w:r>
-    </w:p>
-    <w:bookmarkEnd w:id="30"/>
-    <w:bookmarkStart w:id="31" w:name="定义了从来没调用的组件"/>
-    <w:p>
-      <w:pPr>
-        <w:pStyle w:val="Heading3"/>
-      </w:pPr>
-      <w:r>
-        <w:t xml:space="preserve">16. </w:t>
-      </w:r>
-      <w:r>
-        <w:rPr>
-          <w:rFonts w:hint="eastAsia"/>
-        </w:rPr>
-        <w:t xml:space="preserve">定义了从来没调用的组件</w:t>
-      </w:r>
-    </w:p>
-    <w:p>
-      <w:pPr>
-        <w:pStyle w:val="FirstParagraph"/>
-      </w:pPr>
-      <w:r>
-        <w:rPr>
-          <w:rFonts w:hint="eastAsia"/>
-          <w:b/>
-          <w:bCs/>
-        </w:rPr>
-        <w:t xml:space="preserve">症状</w:t>
-      </w:r>
-      <w:r>
-        <w:rPr>
-          <w:rFonts w:hint="eastAsia"/>
-        </w:rPr>
-        <w:t xml:space="preserve">：</w:t>
-      </w:r>
-      <w:r>
-        <w:rPr>
-          <w:rStyle w:val="VerbatimChar"/>
-        </w:rPr>
-        <w:t xml:space="preserve">getCategoryBadge</w:t>
-      </w:r>
-      <w:r>
-        <w:t xml:space="preserve"> </w:t>
-      </w:r>
-      <w:r>
-        <w:rPr>
-          <w:rFonts w:hint="eastAsia"/>
-        </w:rPr>
-        <w:t xml:space="preserve">定义了但</w:t>
-      </w:r>
-      <w:r>
-        <w:rPr>
-          <w:rFonts w:hint="eastAsia"/>
-          <w:b/>
-          <w:bCs/>
-        </w:rPr>
-        <w:t xml:space="preserve">一次都没被调用</w:t>
-      </w:r>
-      <w:r>
-        <w:t xml:space="preserve"> </w:t>
-      </w:r>
-      <w:r>
-        <w:t xml:space="preserve">——</w:t>
-      </w:r>
-      <w:r>
-        <w:t xml:space="preserve"> </w:t>
-      </w:r>
-      <w:r>
-        <w:rPr>
-          <w:rFonts w:hint="eastAsia"/>
-        </w:rPr>
-        <w:t xml:space="preserve">也就是说项目列表上一直看不出项目属于哪一类。</w:t>
-      </w:r>
-      <w:r>
-        <w:t xml:space="preserve"> </w:t>
-      </w:r>
-      <w:r>
-        <w:rPr>
-          <w:rFonts w:hint="eastAsia"/>
-        </w:rPr>
-        <w:t xml:space="preserve">「分类」这件事反复讲不清，有一半原因是它压根没显示出来过。</w:t>
-      </w:r>
-    </w:p>
-    <w:p>
-      <w:pPr>
-        <w:pStyle w:val="BodyText"/>
-      </w:pPr>
-      <w:r>
-        <w:rPr>
-          <w:rFonts w:hint="eastAsia"/>
-          <w:b/>
-          <w:bCs/>
-        </w:rPr>
-        <w:t xml:space="preserve">怎么避免</w:t>
-      </w:r>
-      <w:r>
-        <w:rPr>
-          <w:rFonts w:hint="eastAsia"/>
-        </w:rPr>
-        <w:t xml:space="preserve">：加了展示用的函数，确认它真的被渲染。</w:t>
-      </w:r>
-      <w:r>
-        <w:t xml:space="preserve"> </w:t>
-      </w:r>
-      <w:r>
-        <w:rPr>
-          <w:rStyle w:val="VerbatimChar"/>
-        </w:rPr>
-        <w:t xml:space="preserve">tests/project-category.test.js</w:t>
-      </w:r>
-      <w:r>
-        <w:t xml:space="preserve"> </w:t>
-      </w:r>
-      <w:r>
-        <w:rPr>
-          <w:rFonts w:hint="eastAsia"/>
-        </w:rPr>
-        <w:t xml:space="preserve">里现在数调用次数。</w:t>
-      </w:r>
-    </w:p>
-    <w:p>
-      <w:r>
-        <w:pict>
-          <v:rect style="width:0;height:1.5pt" o:hralign="center" o:hrstd="t" o:hr="t"/>
-        </w:pict>
-      </w:r>
-    </w:p>
-    <w:bookmarkEnd w:id="31"/>
-    <w:bookmarkEnd w:id="32"/>
-    <w:bookmarkStart w:id="38" w:name="四部署与运维"/>
-    <w:p>
-      <w:pPr>
-        <w:pStyle w:val="Heading2"/>
-      </w:pPr>
-      <w:r>
-        <w:rPr>
-          <w:rFonts w:hint="eastAsia"/>
-        </w:rPr>
-        <w:t xml:space="preserve">四、部署与运维</w:t>
-      </w:r>
-    </w:p>
-    <w:bookmarkStart w:id="33" w:name="直接改服务器的东西活不过下一次部署"/>
-    <w:p>
-      <w:pPr>
-        <w:pStyle w:val="Heading3"/>
-      </w:pPr>
-      <w:r>
-        <w:t xml:space="preserve">17. </w:t>
-      </w:r>
-      <w:r>
-        <w:rPr>
-          <w:rFonts w:hint="eastAsia"/>
-        </w:rPr>
-        <w:t xml:space="preserve">直接改服务器的东西，活不过下一次部署</w:t>
-      </w:r>
-    </w:p>
-    <w:p>
-      <w:pPr>
-        <w:pStyle w:val="FirstParagraph"/>
-      </w:pPr>
-      <w:r>
-        <w:rPr>
-          <w:rFonts w:hint="eastAsia"/>
-          <w:b/>
-          <w:bCs/>
-        </w:rPr>
-        <w:t xml:space="preserve">症状</w:t>
-      </w:r>
-      <w:r>
-        <w:rPr>
-          <w:rFonts w:hint="eastAsia"/>
-        </w:rPr>
-        <w:t xml:space="preserve">：2026-09-07</w:t>
-      </w:r>
-      <w:r>
-        <w:t xml:space="preserve"> </w:t>
-      </w:r>
-      <w:r>
-        <w:rPr>
-          <w:rFonts w:hint="eastAsia"/>
-        </w:rPr>
-        <w:t xml:space="preserve">晚上在服务器上改</w:t>
-      </w:r>
-      <w:r>
-        <w:t xml:space="preserve"> nginx </w:t>
-      </w:r>
-      <w:r>
-        <w:rPr>
-          <w:rFonts w:hint="eastAsia"/>
-        </w:rPr>
-        <w:t xml:space="preserve">加了扫描器防护，</w:t>
-      </w:r>
-      <w:r>
-        <w:t xml:space="preserve"> </w:t>
-      </w:r>
-      <w:r>
-        <w:rPr>
-          <w:rFonts w:hint="eastAsia"/>
-        </w:rPr>
-        <w:t xml:space="preserve">第二天一部署全被冲掉</w:t>
-      </w:r>
-      <w:r>
-        <w:t xml:space="preserve"> —— </w:t>
-      </w:r>
-      <w:r>
-        <w:rPr>
-          <w:rFonts w:hint="eastAsia"/>
-        </w:rPr>
-        <w:t xml:space="preserve">而部署自检只看首页</w:t>
-      </w:r>
-      <w:r>
-        <w:t xml:space="preserve"> </w:t>
-      </w:r>
-      <w:r>
-        <w:rPr>
-          <w:rFonts w:hint="eastAsia"/>
-        </w:rPr>
-        <w:t xml:space="preserve">200，什么都没报。</w:t>
-      </w:r>
-    </w:p>
-    <w:p>
-      <w:pPr>
-        <w:pStyle w:val="BodyText"/>
-      </w:pPr>
-      <w:r>
-        <w:rPr>
-          <w:rFonts w:hint="eastAsia"/>
-          <w:b/>
-          <w:bCs/>
-        </w:rPr>
-        <w:t xml:space="preserve">怎么避免</w:t>
-      </w:r>
-      <w:r>
-        <w:rPr>
-          <w:rFonts w:hint="eastAsia"/>
-        </w:rPr>
-        <w:t xml:space="preserve">：</w:t>
-      </w:r>
-      <w:r>
-        <w:t xml:space="preserve"> </w:t>
-      </w:r>
-      <w:r>
-        <w:t xml:space="preserve">- </w:t>
-      </w:r>
-      <w:r>
-        <w:rPr>
-          <w:rFonts w:hint="eastAsia"/>
-        </w:rPr>
-        <w:t xml:space="preserve">配置改动一律进仓库（</w:t>
-      </w:r>
-      <w:r>
-        <w:rPr>
-          <w:rStyle w:val="VerbatimChar"/>
-        </w:rPr>
-        <w:t xml:space="preserve">deploy/nginx-xinyi.conf</w:t>
-      </w:r>
-      <w:r>
-        <w:rPr>
-          <w:rFonts w:hint="eastAsia"/>
-        </w:rPr>
-        <w:t xml:space="preserve">）</w:t>
-      </w:r>
-      <w:r>
-        <w:t xml:space="preserve"> </w:t>
-      </w:r>
-      <w:r>
-        <w:t xml:space="preserve">- </w:t>
-      </w:r>
-      <w:r>
-        <w:rPr>
-          <w:rFonts w:hint="eastAsia"/>
-        </w:rPr>
-        <w:t xml:space="preserve">自检加上会说话的检查（现在部署最后会打印「扫描器防护</w:t>
-      </w:r>
-      <w:r>
-        <w:t xml:space="preserve"> </w:t>
-      </w:r>
-      <w:r>
-        <w:rPr>
-          <w:rFonts w:hint="eastAsia"/>
-        </w:rPr>
-        <w:t xml:space="preserve">已生效</w:t>
-      </w:r>
-      <w:r>
-        <w:t xml:space="preserve"> / ⚠️ </w:t>
-      </w:r>
-      <w:r>
-        <w:rPr>
-          <w:rFonts w:hint="eastAsia"/>
-        </w:rPr>
-        <w:t xml:space="preserve">失效」）</w:t>
-      </w:r>
-    </w:p>
-    <w:bookmarkEnd w:id="33"/>
-    <w:bookmarkStart w:id="34" w:name="宽泛的匹配模式会打到你没想打的东西"/>
-    <w:p>
-      <w:pPr>
-        <w:pStyle w:val="Heading3"/>
-      </w:pPr>
-      <w:r>
-        <w:t xml:space="preserve">18. </w:t>
-      </w:r>
-      <w:r>
-        <w:rPr>
-          <w:rFonts w:hint="eastAsia"/>
-        </w:rPr>
-        <w:t xml:space="preserve">宽泛的匹配模式会打到你没想打的东西</w:t>
-      </w:r>
-    </w:p>
-    <w:p>
-      <w:pPr>
-        <w:pStyle w:val="FirstParagraph"/>
-      </w:pPr>
-      <w:r>
-        <w:rPr>
-          <w:rFonts w:hint="eastAsia"/>
-          <w:b/>
-          <w:bCs/>
-        </w:rPr>
-        <w:t xml:space="preserve">症状</w:t>
-      </w:r>
-      <w:r>
-        <w:rPr>
-          <w:rFonts w:hint="eastAsia"/>
-        </w:rPr>
-        <w:t xml:space="preserve">（同一天两次）：</w:t>
-      </w:r>
-      <w:r>
-        <w:t xml:space="preserve"> </w:t>
-      </w:r>
-      <w:r>
-        <w:t xml:space="preserve">-</w:t>
-      </w:r>
-      <w:r>
-        <w:t xml:space="preserve"> </w:t>
-      </w:r>
-      <w:r>
-        <w:rPr>
-          <w:rStyle w:val="VerbatimChar"/>
-        </w:rPr>
-        <w:t xml:space="preserve">pkill -f "server/app.js"</w:t>
-      </w:r>
-      <w:r>
-        <w:t xml:space="preserve"> </w:t>
-      </w:r>
-      <w:r>
-        <w:rPr>
-          <w:rFonts w:hint="eastAsia"/>
-        </w:rPr>
-        <w:t xml:space="preserve">把用户</w:t>
-      </w:r>
-      <w:r>
-        <w:rPr>
-          <w:rFonts w:hint="eastAsia"/>
-          <w:b/>
-          <w:bCs/>
-        </w:rPr>
-        <w:t xml:space="preserve">另一个项目</w:t>
-      </w:r>
-      <w:r>
-        <w:rPr>
-          <w:rFonts w:hint="eastAsia"/>
-        </w:rPr>
-        <w:t xml:space="preserve">的开发服务器一起杀了（文件名一样）</w:t>
-      </w:r>
-      <w:r>
-        <w:t xml:space="preserve"> </w:t>
-      </w:r>
-      <w:r>
-        <w:t xml:space="preserve">- nginx </w:t>
-      </w:r>
-      <w:r>
-        <w:rPr>
-          <w:rFonts w:hint="eastAsia"/>
-        </w:rPr>
-        <w:t xml:space="preserve">规则里写了裸的</w:t>
-      </w:r>
-      <w:r>
-        <w:t xml:space="preserve"> </w:t>
-      </w:r>
-      <w:r>
-        <w:rPr>
-          <w:rStyle w:val="VerbatimChar"/>
-        </w:rPr>
-        <w:t xml:space="preserve">/vendor/</w:t>
-      </w:r>
-      <w:r>
-        <w:rPr>
-          <w:rFonts w:hint="eastAsia"/>
-        </w:rPr>
-        <w:t xml:space="preserve">，把本站自己的</w:t>
-      </w:r>
-      <w:r>
-        <w:t xml:space="preserve"> </w:t>
-      </w:r>
-      <w:r>
-        <w:t xml:space="preserve">tailwind/xlsx/pdf/mammoth </w:t>
-      </w:r>
-      <w:r>
-        <w:rPr>
-          <w:rFonts w:hint="eastAsia"/>
-        </w:rPr>
-        <w:t xml:space="preserve">全掐成</w:t>
-      </w:r>
-      <w:r>
-        <w:t xml:space="preserve"> </w:t>
-      </w:r>
-      <w:r>
-        <w:rPr>
-          <w:rFonts w:hint="eastAsia"/>
-        </w:rPr>
-        <w:t xml:space="preserve">444，</w:t>
-      </w:r>
-      <w:r>
-        <w:rPr>
-          <w:rFonts w:hint="eastAsia"/>
-          <w:b/>
-          <w:bCs/>
-        </w:rPr>
-        <w:t xml:space="preserve">生产挂了</w:t>
-      </w:r>
-      <w:r>
-        <w:rPr>
-          <w:b/>
-          <w:bCs/>
-        </w:rPr>
-        <w:t xml:space="preserve"> 38 </w:t>
-      </w:r>
-      <w:r>
-        <w:rPr>
-          <w:rFonts w:hint="eastAsia"/>
-          <w:b/>
-          <w:bCs/>
-        </w:rPr>
-        <w:t xml:space="preserve">分钟，当时有人在用</w:t>
-      </w:r>
-    </w:p>
-    <w:p>
-      <w:pPr>
-        <w:pStyle w:val="BodyText"/>
-      </w:pPr>
-      <w:r>
-        <w:rPr>
-          <w:rFonts w:hint="eastAsia"/>
-          <w:b/>
-          <w:bCs/>
-        </w:rPr>
-        <w:t xml:space="preserve">真因</w:t>
-      </w:r>
-      <w:r>
-        <w:rPr>
-          <w:rFonts w:hint="eastAsia"/>
-        </w:rPr>
-        <w:t xml:space="preserve">：宽泛模式的危害不对称。少匹配了只是没生效，会发现；</w:t>
-      </w:r>
-      <w:r>
-        <w:t xml:space="preserve"> </w:t>
-      </w:r>
-      <w:r>
-        <w:rPr>
-          <w:rFonts w:hint="eastAsia"/>
-        </w:rPr>
-        <w:t xml:space="preserve">多匹配了是</w:t>
-      </w:r>
-      <w:r>
-        <w:rPr>
-          <w:rFonts w:hint="eastAsia"/>
-          <w:b/>
-          <w:bCs/>
-        </w:rPr>
-        <w:t xml:space="preserve">静默地打坏别的东西</w:t>
-      </w:r>
-      <w:r>
-        <w:rPr>
-          <w:rFonts w:hint="eastAsia"/>
-        </w:rPr>
-        <w:t xml:space="preserve">，而且往往打的是本来好好的那部分。</w:t>
-      </w:r>
-    </w:p>
-    <w:p>
-      <w:pPr>
-        <w:pStyle w:val="BodyText"/>
-      </w:pPr>
-      <w:r>
-        <w:rPr>
-          <w:rFonts w:hint="eastAsia"/>
-          <w:b/>
-          <w:bCs/>
-        </w:rPr>
-        <w:t xml:space="preserve">怎么避免</w:t>
-      </w:r>
-      <w:r>
-        <w:rPr>
-          <w:rFonts w:hint="eastAsia"/>
-        </w:rPr>
-        <w:t xml:space="preserve">：用模式做破坏性操作前，先跑一遍「它会命中什么」并逐条看</w:t>
-      </w:r>
-      <w:r>
-        <w:t xml:space="preserve"> ——</w:t>
-      </w:r>
-      <w:r>
-        <w:t xml:space="preserve"> </w:t>
-      </w:r>
-      <w:r>
-        <w:rPr>
-          <w:rStyle w:val="VerbatimChar"/>
-        </w:rPr>
-        <w:t xml:space="preserve">pgrep -af</w:t>
-      </w:r>
-      <w:r>
-        <w:t xml:space="preserve"> </w:t>
-      </w:r>
-      <w:r>
-        <w:rPr>
-          <w:rFonts w:hint="eastAsia"/>
-        </w:rPr>
-        <w:t xml:space="preserve">看清再用</w:t>
-      </w:r>
-      <w:r>
-        <w:t xml:space="preserve"> </w:t>
-      </w:r>
-      <w:r>
-        <w:rPr>
-          <w:rFonts w:hint="eastAsia"/>
-        </w:rPr>
-        <w:t xml:space="preserve">PID；nginx</w:t>
-      </w:r>
-      <w:r>
-        <w:t xml:space="preserve"> </w:t>
-      </w:r>
-      <w:r>
-        <w:rPr>
-          <w:rFonts w:hint="eastAsia"/>
-        </w:rPr>
-        <w:t xml:space="preserve">规则先在真实目录</w:t>
-      </w:r>
-      <w:r>
-        <w:t xml:space="preserve"> </w:t>
-      </w:r>
-      <w:r>
-        <w:rPr>
-          <w:rStyle w:val="VerbatimChar"/>
-        </w:rPr>
-        <w:t xml:space="preserve">find</w:t>
-      </w:r>
-      <w:r>
-        <w:t xml:space="preserve"> </w:t>
-      </w:r>
-      <w:r>
-        <w:rPr>
-          <w:rFonts w:hint="eastAsia"/>
-        </w:rPr>
-        <w:t xml:space="preserve">一遍。</w:t>
-      </w:r>
-    </w:p>
-    <w:bookmarkEnd w:id="34"/>
-    <w:bookmarkStart w:id="35" w:name="只验新功能生效不验原本正常的还正常"/>
-    <w:p>
-      <w:pPr>
-        <w:pStyle w:val="Heading3"/>
-      </w:pPr>
-      <w:r>
-        <w:t xml:space="preserve">19. </w:t>
-      </w:r>
-      <w:r>
-        <w:rPr>
-          <w:rFonts w:hint="eastAsia"/>
-        </w:rPr>
-        <w:t xml:space="preserve">只验「新功能生效」，不验「原本正常的还正常」</w:t>
-      </w:r>
-    </w:p>
-    <w:p>
-      <w:pPr>
-        <w:pStyle w:val="FirstParagraph"/>
-      </w:pPr>
-      <w:r>
-        <w:rPr>
-          <w:rFonts w:hint="eastAsia"/>
-        </w:rPr>
-        <w:t xml:space="preserve">上面</w:t>
-      </w:r>
-      <w:r>
-        <w:t xml:space="preserve"> 18 </w:t>
-      </w:r>
-      <w:r>
-        <w:rPr>
-          <w:rFonts w:hint="eastAsia"/>
-        </w:rPr>
-        <w:t xml:space="preserve">的第二条就是这么漏的：我测了扫描器路径被挡住，</w:t>
-      </w:r>
-      <w:r>
-        <w:t xml:space="preserve"> </w:t>
-      </w:r>
-      <w:r>
-        <w:rPr>
-          <w:rFonts w:hint="eastAsia"/>
-        </w:rPr>
-        <w:t xml:space="preserve">没测本站资源还能不能下载。</w:t>
-      </w:r>
-      <w:r>
-        <w:rPr>
-          <w:rFonts w:hint="eastAsia"/>
-          <w:b/>
-          <w:bCs/>
-        </w:rPr>
-        <w:t xml:space="preserve">两边都要验。</w:t>
-      </w:r>
-    </w:p>
-    <w:bookmarkEnd w:id="35"/>
-    <w:bookmarkStart w:id="36" w:name="rsync---delete-会删掉服务器上本地没有的东西"/>
-    <w:p>
-      <w:pPr>
-        <w:pStyle w:val="Heading3"/>
-      </w:pPr>
-      <w:r>
-        <w:t xml:space="preserve">20. rsync</w:t>
-      </w:r>
-      <w:r>
-        <w:t xml:space="preserve"> </w:t>
-      </w:r>
-      <w:r>
-        <w:rPr>
-          <w:rStyle w:val="VerbatimChar"/>
-        </w:rPr>
-        <w:t xml:space="preserve">--delete</w:t>
-      </w:r>
-      <w:r>
-        <w:t xml:space="preserve"> </w:t>
-      </w:r>
-      <w:r>
-        <w:rPr>
-          <w:rFonts w:hint="eastAsia"/>
-        </w:rPr>
-        <w:t xml:space="preserve">会删掉服务器上「本地没有」的东西</w:t>
-      </w:r>
-    </w:p>
-    <w:p>
-      <w:pPr>
-        <w:pStyle w:val="FirstParagraph"/>
-      </w:pPr>
-      <w:r>
-        <w:rPr>
-          <w:rFonts w:hint="eastAsia"/>
-          <w:b/>
-          <w:bCs/>
-        </w:rPr>
-        <w:t xml:space="preserve">症状</w:t>
-      </w:r>
-      <w:r>
-        <w:rPr>
-          <w:rFonts w:hint="eastAsia"/>
-        </w:rPr>
-        <w:t xml:space="preserve">：每次部署都在删服务器备份，一个</w:t>
-      </w:r>
-      <w:r>
-        <w:t xml:space="preserve"> 29.7MB </w:t>
-      </w:r>
-      <w:r>
-        <w:rPr>
-          <w:rFonts w:hint="eastAsia"/>
-        </w:rPr>
-        <w:t xml:space="preserve">的备份就这么没的，全程无提示。</w:t>
-      </w:r>
-    </w:p>
-    <w:p>
-      <w:pPr>
-        <w:pStyle w:val="BodyText"/>
-      </w:pPr>
-      <w:r>
-        <w:rPr>
-          <w:rFonts w:hint="eastAsia"/>
-          <w:b/>
-          <w:bCs/>
-        </w:rPr>
-        <w:t xml:space="preserve">怎么避免</w:t>
-      </w:r>
-      <w:r>
-        <w:rPr>
-          <w:rFonts w:hint="eastAsia"/>
-        </w:rPr>
-        <w:t xml:space="preserve">：</w:t>
-      </w:r>
-      <w:r>
-        <w:rPr>
-          <w:rStyle w:val="VerbatimChar"/>
-        </w:rPr>
-        <w:t xml:space="preserve">deploy.sh</w:t>
-      </w:r>
-      <w:r>
-        <w:t xml:space="preserve"> </w:t>
-      </w:r>
-      <w:r>
-        <w:rPr>
-          <w:rFonts w:hint="eastAsia"/>
-        </w:rPr>
-        <w:t xml:space="preserve">里</w:t>
-      </w:r>
-      <w:r>
-        <w:t xml:space="preserve"> </w:t>
-      </w:r>
-      <w:r>
-        <w:rPr>
-          <w:rStyle w:val="VerbatimChar"/>
-        </w:rPr>
-        <w:t xml:space="preserve">backups</w:t>
-      </w:r>
-      <w:r>
-        <w:t xml:space="preserve">、</w:t>
-      </w:r>
-      <w:r>
-        <w:rPr>
-          <w:rStyle w:val="VerbatimChar"/>
-        </w:rPr>
-        <w:t xml:space="preserve">.env.local</w:t>
-      </w:r>
-      <w:r>
-        <w:t xml:space="preserve">、</w:t>
-      </w:r>
-      <w:r>
-        <w:rPr>
-          <w:rStyle w:val="VerbatimChar"/>
-        </w:rPr>
-        <w:t xml:space="preserve">.runtime</w:t>
-      </w:r>
-      <w:r>
-        <w:t xml:space="preserve"> </w:t>
-      </w:r>
-      <w:r>
-        <w:rPr>
-          <w:rFonts w:hint="eastAsia"/>
-        </w:rPr>
-        <w:t xml:space="preserve">都在</w:t>
-      </w:r>
-      <w:r>
-        <w:t xml:space="preserve"> exclude </w:t>
-      </w:r>
-      <w:r>
-        <w:rPr>
-          <w:rFonts w:hint="eastAsia"/>
-        </w:rPr>
-        <w:t xml:space="preserve">列表里。</w:t>
-      </w:r>
-      <w:r>
-        <w:t xml:space="preserve"> </w:t>
-      </w:r>
-      <w:r>
-        <w:rPr>
-          <w:rFonts w:hint="eastAsia"/>
-        </w:rPr>
-        <w:t xml:space="preserve">往那个列表里加东西前想清楚。</w:t>
-      </w:r>
-    </w:p>
-    <w:bookmarkEnd w:id="36"/>
-    <w:bookmarkStart w:id="37" w:name="腾讯云异常登录高危告警多半是自己人"/>
-    <w:p>
-      <w:pPr>
-        <w:pStyle w:val="Heading3"/>
-      </w:pPr>
-      <w:r>
-        <w:t xml:space="preserve">21. </w:t>
-      </w:r>
-      <w:r>
-        <w:rPr>
-          <w:rFonts w:hint="eastAsia"/>
-        </w:rPr>
-        <w:t xml:space="preserve">腾讯云「异常登录」高危告警，多半是自己人</w:t>
-      </w:r>
-    </w:p>
-    <w:p>
-      <w:pPr>
-        <w:pStyle w:val="FirstParagraph"/>
-      </w:pPr>
-      <w:r>
-        <w:rPr>
-          <w:rFonts w:hint="eastAsia"/>
-          <w:b/>
-          <w:bCs/>
-        </w:rPr>
-        <w:t xml:space="preserve">症状</w:t>
-      </w:r>
-      <w:r>
-        <w:rPr>
-          <w:rFonts w:hint="eastAsia"/>
-        </w:rPr>
-        <w:t xml:space="preserve">：一堆「异常登录」高危短信。</w:t>
-      </w:r>
-    </w:p>
-    <w:p>
-      <w:pPr>
-        <w:pStyle w:val="BodyText"/>
-      </w:pPr>
-      <w:r>
-        <w:rPr>
-          <w:rFonts w:hint="eastAsia"/>
-          <w:b/>
-          <w:bCs/>
-        </w:rPr>
-        <w:t xml:space="preserve">真因</w:t>
-      </w:r>
-      <w:r>
-        <w:rPr>
-          <w:rFonts w:hint="eastAsia"/>
-        </w:rPr>
-        <w:t xml:space="preserve">：部署密钥从境外出口</w:t>
-      </w:r>
-      <w:r>
-        <w:t xml:space="preserve"> IP </w:t>
-      </w:r>
-      <w:r>
-        <w:rPr>
-          <w:rFonts w:hint="eastAsia"/>
-        </w:rPr>
-        <w:t xml:space="preserve">登录，腾讯按地域判高危。</w:t>
-      </w:r>
-      <w:r>
-        <w:t xml:space="preserve"> </w:t>
-      </w:r>
-      <w:r>
-        <w:rPr>
-          <w:rFonts w:hint="eastAsia"/>
-        </w:rPr>
-        <w:t xml:space="preserve">指纹</w:t>
-      </w:r>
-      <w:r>
-        <w:t xml:space="preserve"> </w:t>
-      </w:r>
-      <w:r>
-        <w:rPr>
-          <w:rStyle w:val="VerbatimChar"/>
-        </w:rPr>
-        <w:t xml:space="preserve">SHA256:9iWRUJnDna/qjq3W9Wa7zOO4QWEyPyEiF2ifmn8ECgg</w:t>
-      </w:r>
-      <w:r>
-        <w:t xml:space="preserve"> </w:t>
-      </w:r>
-      <w:r>
-        <w:t xml:space="preserve">= </w:t>
-      </w:r>
-      <w:r>
-        <w:rPr>
-          <w:rFonts w:hint="eastAsia"/>
-        </w:rPr>
-        <w:t xml:space="preserve">本机</w:t>
-      </w:r>
-      <w:r>
-        <w:t xml:space="preserve"> </w:t>
-      </w:r>
-      <w:r>
-        <w:rPr>
-          <w:rStyle w:val="VerbatimChar"/>
-        </w:rPr>
-        <w:t xml:space="preserve">~/.ssh/id_ed25519_xinyi</w:t>
-      </w:r>
-      <w:r>
-        <w:t xml:space="preserve">。</w:t>
-      </w:r>
-    </w:p>
-    <w:p>
-      <w:pPr>
-        <w:pStyle w:val="BodyText"/>
-      </w:pPr>
-      <w:r>
-        <w:rPr>
-          <w:rFonts w:hint="eastAsia"/>
-          <w:b/>
-          <w:bCs/>
-        </w:rPr>
-        <w:t xml:space="preserve">怎么避免</w:t>
-      </w:r>
-      <w:r>
-        <w:rPr>
-          <w:rFonts w:hint="eastAsia"/>
-        </w:rPr>
-        <w:t xml:space="preserve">：</w:t>
-      </w:r>
-      <w:r>
-        <w:rPr>
-          <w:rFonts w:hint="eastAsia"/>
-          <w:b/>
-          <w:bCs/>
-        </w:rPr>
-        <w:t xml:space="preserve">先比对</w:t>
-      </w:r>
-      <w:r>
-        <w:rPr>
-          <w:b/>
-          <w:bCs/>
-        </w:rPr>
-        <w:t xml:space="preserve"> auth.log </w:t>
-      </w:r>
-      <w:r>
-        <w:rPr>
-          <w:rFonts w:hint="eastAsia"/>
-          <w:b/>
-          <w:bCs/>
-        </w:rPr>
-        <w:t xml:space="preserve">里</w:t>
-      </w:r>
-      <w:r>
-        <w:rPr>
-          <w:b/>
-          <w:bCs/>
-        </w:rPr>
-        <w:t xml:space="preserve"> </w:t>
-      </w:r>
-      <w:r>
-        <w:rPr>
-          <w:rStyle w:val="VerbatimChar"/>
-          <w:b/>
-          <w:bCs/>
-        </w:rPr>
-        <w:t xml:space="preserve">Accepted</w:t>
-      </w:r>
-      <w:r>
-        <w:rPr>
-          <w:b/>
-          <w:bCs/>
-        </w:rPr>
-        <w:t xml:space="preserve"> </w:t>
-      </w:r>
-      <w:r>
-        <w:rPr>
-          <w:rFonts w:hint="eastAsia"/>
-          <w:b/>
-          <w:bCs/>
-        </w:rPr>
-        <w:t xml:space="preserve">那行的公钥指纹</w:t>
-      </w:r>
-      <w:r>
-        <w:rPr>
-          <w:rFonts w:hint="eastAsia"/>
-        </w:rPr>
-        <w:t xml:space="preserve">，指纹一致就是自己人。</w:t>
-      </w:r>
-      <w:r>
-        <w:t xml:space="preserve"> </w:t>
-      </w:r>
-      <w:r>
-        <w:rPr>
-          <w:rFonts w:hint="eastAsia"/>
-        </w:rPr>
-        <w:t xml:space="preserve">指纹对不上才按入侵处置。「攻击检测」低危则是互联网背景扫描，打的全是</w:t>
-      </w:r>
-      <w:r>
-        <w:t xml:space="preserve"> PHP </w:t>
-      </w:r>
-      <w:r>
-        <w:rPr>
-          <w:rFonts w:hint="eastAsia"/>
-        </w:rPr>
-        <w:t xml:space="preserve">漏洞</w:t>
-      </w:r>
-      <w:r>
-        <w:t xml:space="preserve"> —— </w:t>
-      </w:r>
-      <w:r>
-        <w:rPr>
-          <w:rFonts w:hint="eastAsia"/>
-        </w:rPr>
-        <w:t xml:space="preserve">本机没有</w:t>
-      </w:r>
-      <w:r>
-        <w:t xml:space="preserve"> PHP。</w:t>
-      </w:r>
-    </w:p>
-    <w:p>
-      <w:r>
-        <w:pict>
-          <v:rect style="width:0;height:1.5pt" o:hralign="center" o:hrstd="t" o:hr="t"/>
-        </w:pict>
-      </w:r>
-    </w:p>
-    <w:bookmarkEnd w:id="37"/>
-    <w:bookmarkEnd w:id="38"/>
-    <w:bookmarkStart w:id="46" w:name="五ai-提醒-自动化"/>
-    <w:p>
-      <w:pPr>
-        <w:pStyle w:val="Heading2"/>
-      </w:pPr>
-      <w:r>
-        <w:rPr>
-          <w:rFonts w:hint="eastAsia"/>
-        </w:rPr>
-        <w:t xml:space="preserve">五、AI</w:t>
-      </w:r>
-      <w:r>
-        <w:t xml:space="preserve"> / </w:t>
-      </w:r>
-      <w:r>
-        <w:rPr>
-          <w:rFonts w:hint="eastAsia"/>
-        </w:rPr>
-        <w:t xml:space="preserve">提醒</w:t>
-      </w:r>
-      <w:r>
-        <w:t xml:space="preserve"> / </w:t>
-      </w:r>
-      <w:r>
-        <w:rPr>
-          <w:rFonts w:hint="eastAsia"/>
-        </w:rPr>
-        <w:t xml:space="preserve">自动化</w:t>
-      </w:r>
-    </w:p>
-    <w:bookmarkStart w:id="39" w:name="提醒不许顺手建项目"/>
-    <w:p>
-      <w:pPr>
-        <w:pStyle w:val="Heading3"/>
-      </w:pPr>
-      <w:r>
-        <w:t xml:space="preserve">22. </w:t>
-      </w:r>
-      <w:r>
-        <w:rPr>
-          <w:rFonts w:hint="eastAsia"/>
-        </w:rPr>
-        <w:t xml:space="preserve">提醒不许顺手建项目</w:t>
-      </w:r>
-    </w:p>
-    <w:p>
-      <w:pPr>
-        <w:pStyle w:val="FirstParagraph"/>
-      </w:pPr>
-      <w:r>
-        <w:rPr>
-          <w:rFonts w:hint="eastAsia"/>
-          <w:b/>
-          <w:bCs/>
-        </w:rPr>
-        <w:t xml:space="preserve">症状</w:t>
-      </w:r>
-      <w:r>
-        <w:rPr>
-          <w:rFonts w:hint="eastAsia"/>
-        </w:rPr>
-        <w:t xml:space="preserve">：线上莫名其妙多出</w:t>
-      </w:r>
-      <w:r>
-        <w:t xml:space="preserve"> 15 </w:t>
-      </w:r>
-      <w:r>
-        <w:rPr>
-          <w:rFonts w:hint="eastAsia"/>
-        </w:rPr>
-        <w:t xml:space="preserve">个「跟进项目」，把在制项目数、</w:t>
-      </w:r>
-      <w:r>
-        <w:t xml:space="preserve"> </w:t>
-      </w:r>
-      <w:r>
-        <w:rPr>
-          <w:rFonts w:hint="eastAsia"/>
-        </w:rPr>
-        <w:t xml:space="preserve">延误率、日志覆盖率的分母全污染了。</w:t>
-      </w:r>
-    </w:p>
-    <w:p>
-      <w:pPr>
-        <w:pStyle w:val="BodyText"/>
-      </w:pPr>
-      <w:r>
-        <w:rPr>
-          <w:rFonts w:hint="eastAsia"/>
-          <w:b/>
-          <w:bCs/>
-        </w:rPr>
-        <w:t xml:space="preserve">真因</w:t>
-      </w:r>
-      <w:r>
-        <w:rPr>
-          <w:rFonts w:hint="eastAsia"/>
-        </w:rPr>
-        <w:t xml:space="preserve">：</w:t>
-      </w:r>
-      <w:r>
-        <w:rPr>
-          <w:rStyle w:val="VerbatimChar"/>
-        </w:rPr>
-        <w:t xml:space="preserve">addReminder</w:t>
-      </w:r>
-      <w:r>
-        <w:t xml:space="preserve"> </w:t>
-      </w:r>
-      <w:r>
-        <w:rPr>
-          <w:rFonts w:hint="eastAsia"/>
-        </w:rPr>
-        <w:t xml:space="preserve">在</w:t>
-      </w:r>
-      <w:r>
-        <w:t xml:space="preserve"> </w:t>
-      </w:r>
-      <w:r>
-        <w:rPr>
-          <w:rStyle w:val="VerbatimChar"/>
-        </w:rPr>
-        <w:t xml:space="preserve">linkType</w:t>
-      </w:r>
-      <w:r>
-        <w:t xml:space="preserve"> </w:t>
-      </w:r>
-      <w:r>
-        <w:rPr>
-          <w:rFonts w:hint="eastAsia"/>
-        </w:rPr>
-        <w:t xml:space="preserve">是</w:t>
-      </w:r>
-      <w:r>
-        <w:t xml:space="preserve"> lead/customer </w:t>
-      </w:r>
-      <w:r>
-        <w:rPr>
-          <w:rFonts w:hint="eastAsia"/>
-        </w:rPr>
-        <w:t xml:space="preserve">时，</w:t>
-      </w:r>
-      <w:r>
-        <w:t xml:space="preserve"> </w:t>
-      </w:r>
-      <w:r>
-        <w:rPr>
-          <w:rFonts w:hint="eastAsia"/>
-        </w:rPr>
-        <w:t xml:space="preserve">会</w:t>
-      </w:r>
-      <w:r>
-        <w:rPr>
-          <w:rFonts w:hint="eastAsia"/>
-          <w:b/>
-          <w:bCs/>
-        </w:rPr>
-        <w:t xml:space="preserve">先建一个项目</w:t>
-      </w:r>
-      <w:r>
-        <w:rPr>
-          <w:rFonts w:hint="eastAsia"/>
-        </w:rPr>
-        <w:t xml:space="preserve">把提醒挂上去；建不成就</w:t>
-      </w:r>
-      <w:r>
-        <w:t xml:space="preserve"> </w:t>
-      </w:r>
-      <w:r>
-        <w:rPr>
-          <w:rStyle w:val="VerbatimChar"/>
-        </w:rPr>
-        <w:t xml:space="preserve">return</w:t>
-      </w:r>
-      <w:r>
-        <w:t xml:space="preserve"> </w:t>
-      </w:r>
-      <w:r>
-        <w:t xml:space="preserve">—— </w:t>
-      </w:r>
-      <w:r>
-        <w:rPr>
-          <w:rFonts w:hint="eastAsia"/>
-        </w:rPr>
-        <w:t xml:space="preserve">提醒被静默丢掉。</w:t>
-      </w:r>
-      <w:r>
-        <w:t xml:space="preserve"> </w:t>
-      </w:r>
-      <w:r>
-        <w:rPr>
-          <w:rFonts w:hint="eastAsia"/>
-        </w:rPr>
-        <w:t xml:space="preserve">而提醒模型本来就支持挂在线索/客户上，铃铛也早就能跳过去，这个绕路从没必要。</w:t>
-      </w:r>
-    </w:p>
-    <w:p>
-      <w:pPr>
-        <w:pStyle w:val="BodyText"/>
-      </w:pPr>
-      <w:r>
-        <w:rPr>
-          <w:rFonts w:hint="eastAsia"/>
-          <w:b/>
-          <w:bCs/>
-        </w:rPr>
-        <w:t xml:space="preserve">怎么避免</w:t>
-      </w:r>
-      <w:r>
-        <w:rPr>
-          <w:rFonts w:hint="eastAsia"/>
-        </w:rPr>
-        <w:t xml:space="preserve">：提醒就是提醒。要给线索/客户排跟进，用</w:t>
-      </w:r>
-      <w:r>
-        <w:t xml:space="preserve"> </w:t>
-      </w:r>
-      <w:r>
-        <w:rPr>
-          <w:rStyle w:val="VerbatimChar"/>
-        </w:rPr>
-        <w:t xml:space="preserve">scheduleRenewalFollowUp()</w:t>
-      </w:r>
-      <w:r>
-        <w:t xml:space="preserve">。</w:t>
-      </w:r>
-    </w:p>
-    <w:bookmarkEnd w:id="39"/>
-    <w:bookmarkStart w:id="40" w:name="b.-同一个坑往往有两个入口人点的那个和定时器调的那个"/>
-    <w:p>
-      <w:pPr>
-        <w:pStyle w:val="Heading3"/>
-      </w:pPr>
-      <w:r>
-        <w:t xml:space="preserve">22b. </w:t>
-      </w:r>
-      <w:r>
-        <w:rPr>
-          <w:rFonts w:hint="eastAsia"/>
-        </w:rPr>
-        <w:t xml:space="preserve">同一个坑往往有两个入口：人点的那个，和定时器调的那个</w:t>
-      </w:r>
-    </w:p>
-    <w:p>
-      <w:pPr>
-        <w:pStyle w:val="FirstParagraph"/>
-      </w:pPr>
-      <w:r>
-        <w:rPr>
-          <w:rFonts w:hint="eastAsia"/>
-          <w:b/>
-          <w:bCs/>
-        </w:rPr>
-        <w:t xml:space="preserve">这条是</w:t>
-      </w:r>
-      <w:r>
-        <w:rPr>
-          <w:b/>
-          <w:bCs/>
-        </w:rPr>
-        <w:t xml:space="preserve"> 22 </w:t>
-      </w:r>
-      <w:r>
-        <w:rPr>
-          <w:rFonts w:hint="eastAsia"/>
-          <w:b/>
-          <w:bCs/>
-        </w:rPr>
-        <w:t xml:space="preserve">的续集，隔了一天才发现，值得单独写。</w:t>
-      </w:r>
-    </w:p>
-    <w:p>
-      <w:pPr>
-        <w:pStyle w:val="BodyText"/>
-      </w:pPr>
-      <w:r>
-        <w:rPr>
-          <w:rFonts w:hint="eastAsia"/>
-          <w:b/>
-          <w:bCs/>
-        </w:rPr>
-        <w:t xml:space="preserve">症状</w:t>
-      </w:r>
-      <w:r>
-        <w:rPr>
-          <w:rFonts w:hint="eastAsia"/>
-        </w:rPr>
-        <w:t xml:space="preserve">：修完</w:t>
-      </w:r>
-      <w:r>
-        <w:t xml:space="preserve"> </w:t>
-      </w:r>
-      <w:r>
-        <w:rPr>
-          <w:rFonts w:hint="eastAsia"/>
-        </w:rPr>
-        <w:t xml:space="preserve">22、写完测试、</w:t>
-      </w:r>
-      <w:r>
-        <w:rPr>
-          <w:rStyle w:val="VerbatimChar"/>
-        </w:rPr>
-        <w:t xml:space="preserve">grep</w:t>
-      </w:r>
-      <w:r>
-        <w:t xml:space="preserve"> </w:t>
-      </w:r>
-      <w:r>
-        <w:rPr>
-          <w:rFonts w:hint="eastAsia"/>
-        </w:rPr>
-        <w:t xml:space="preserve">也搜过之后，</w:t>
-      </w:r>
-      <w:r>
-        <w:t xml:space="preserve"> </w:t>
-      </w:r>
-      <w:r>
-        <w:rPr>
-          <w:rStyle w:val="VerbatimChar"/>
-        </w:rPr>
-        <w:t xml:space="preserve">runSystemScans()</w:t>
-      </w:r>
-      <w:r>
-        <w:t xml:space="preserve"> </w:t>
-      </w:r>
-      <w:r>
-        <w:rPr>
-          <w:rFonts w:hint="eastAsia"/>
-        </w:rPr>
-        <w:t xml:space="preserve">里</w:t>
-      </w:r>
-      <w:r>
-        <w:rPr>
-          <w:rFonts w:hint="eastAsia"/>
-          <w:b/>
-          <w:bCs/>
-        </w:rPr>
-        <w:t xml:space="preserve">还有两处</w:t>
-      </w:r>
-      <w:r>
-        <w:rPr>
-          <w:rFonts w:hint="eastAsia"/>
-        </w:rPr>
-        <w:t xml:space="preserve">在自动建跟进项目</w:t>
-      </w:r>
-      <w:r>
-        <w:t xml:space="preserve"> ——</w:t>
-      </w:r>
-      <w:r>
-        <w:t xml:space="preserve"> </w:t>
-      </w:r>
-      <w:r>
-        <w:rPr>
-          <w:rFonts w:hint="eastAsia"/>
-        </w:rPr>
-        <w:t xml:space="preserve">而且比</w:t>
-      </w:r>
-      <w:r>
-        <w:t xml:space="preserve"> 22 </w:t>
-      </w:r>
-      <w:r>
-        <w:rPr>
-          <w:rFonts w:hint="eastAsia"/>
-        </w:rPr>
-        <w:t xml:space="preserve">更险，因为全程没有人点任何按钮：</w:t>
       </w:r>
     </w:p>
     <w:p>
@@ -7541,79 +5670,51 @@
       <w:r>
         <w:rPr>
           <w:rFonts w:hint="eastAsia"/>
-        </w:rPr>
-        <w:t xml:space="preserve">线索证书</w:t>
-      </w:r>
-      <w:r>
-        <w:t xml:space="preserve"> ≤60 </w:t>
-      </w:r>
-      <w:r>
-        <w:rPr>
-          <w:rFonts w:hint="eastAsia"/>
-        </w:rPr>
-        <w:t xml:space="preserve">天且高意向</w:t>
-      </w:r>
-      <w:r>
-        <w:t xml:space="preserve"> → </w:t>
-      </w:r>
-      <w:r>
-        <w:rPr>
-          <w:rFonts w:hint="eastAsia"/>
-        </w:rPr>
-        <w:t xml:space="preserve">建</w:t>
-      </w:r>
-      <w:r>
-        <w:t xml:space="preserve"> FollowUp </w:t>
-      </w:r>
-      <w:r>
-        <w:rPr>
-          <w:rFonts w:hint="eastAsia"/>
-        </w:rPr>
-        <w:t xml:space="preserve">项目，</w:t>
-      </w:r>
-      <w:r>
-        <w:t xml:space="preserve"> </w:t>
-      </w:r>
-      <w:r>
-        <w:rPr>
-          <w:rFonts w:hint="eastAsia"/>
-        </w:rPr>
-        <w:t xml:space="preserve">并且</w:t>
-      </w:r>
-      <w:r>
-        <w:t xml:space="preserve"> </w:t>
-      </w:r>
-      <w:r>
-        <w:rPr>
-          <w:rStyle w:val="VerbatimChar"/>
-        </w:rPr>
-        <w:t xml:space="preserve">updateLead(id, Status.Converted)</w:t>
-      </w:r>
-      <w:r>
-        <w:t xml:space="preserve"> </w:t>
-      </w:r>
-      <w:r>
-        <w:rPr>
-          <w:rFonts w:hint="eastAsia"/>
-        </w:rPr>
-        <w:t xml:space="preserve">把线索</w:t>
-      </w:r>
-      <w:r>
-        <w:rPr>
-          <w:rFonts w:hint="eastAsia"/>
-          <w:b/>
-          <w:bCs/>
-        </w:rPr>
-        <w:t xml:space="preserve">锁成「已转化」</w:t>
-      </w:r>
-      <w:r>
-        <w:t xml:space="preserve"> </w:t>
-      </w:r>
-      <w:r>
-        <w:rPr>
-          <w:rFonts w:hint="eastAsia"/>
-        </w:rPr>
-        <w:t xml:space="preserve">（那个函数里另有一条「已生成过项目就禁止重复使用」的硬锁）。</w:t>
+          <w:b/>
+          <w:bCs/>
+        </w:rPr>
+        <w:t xml:space="preserve">每一项规则各不相同的场合，不许抽样</w:t>
+      </w:r>
+      <w:r>
+        <w:t xml:space="preserve"> </w:t>
+      </w:r>
+      <w:r>
+        <w:t xml:space="preserve">—— 12 </w:t>
+      </w:r>
+      <w:r>
+        <w:rPr>
+          <w:rFonts w:hint="eastAsia"/>
+        </w:rPr>
+        <w:t xml:space="preserve">个大类就遍历</w:t>
+      </w:r>
+      <w:r>
+        <w:t xml:space="preserve"> 12 </w:t>
+      </w:r>
+      <w:r>
+        <w:rPr>
+          <w:rFonts w:hint="eastAsia"/>
+        </w:rPr>
+        <w:t xml:space="preserve">个。</w:t>
+      </w:r>
+      <w:r>
+        <w:t xml:space="preserve"> </w:t>
+      </w:r>
+      <w:r>
+        <w:rPr>
+          <w:rFonts w:hint="eastAsia"/>
+        </w:rPr>
+        <w:t xml:space="preserve">抽样的前提是「样本能代表总体」，而一堆各写各的正则之间</w:t>
+      </w:r>
+      <w:r>
+        <w:rPr>
+          <w:rFonts w:hint="eastAsia"/>
+          <w:b/>
+          <w:bCs/>
+        </w:rPr>
+        <w:t xml:space="preserve">没有这个前提</w:t>
+      </w:r>
+      <w:r>
+        <w:t xml:space="preserve">。</w:t>
       </w:r>
     </w:p>
     <w:p>
@@ -7628,16 +5729,7 @@
         <w:rPr>
           <w:rFonts w:hint="eastAsia"/>
         </w:rPr>
-        <w:t xml:space="preserve">客户证书</w:t>
-      </w:r>
-      <w:r>
-        <w:t xml:space="preserve"> ≤120 </w:t>
-      </w:r>
-      <w:r>
-        <w:rPr>
-          <w:rFonts w:hint="eastAsia"/>
-        </w:rPr>
-        <w:t xml:space="preserve">天</w:t>
+        <w:t xml:space="preserve">凡是「表单下拉的值</w:t>
       </w:r>
       <w:r>
         <w:t xml:space="preserve"> → </w:t>
@@ -7646,52 +5738,299 @@
         <w:rPr>
           <w:rFonts w:hint="eastAsia"/>
         </w:rPr>
-        <w:t xml:space="preserve">建</w:t>
-      </w:r>
-      <w:r>
-        <w:t xml:space="preserve"> FollowUp </w:t>
-      </w:r>
-      <w:r>
-        <w:rPr>
-          <w:rFonts w:hint="eastAsia"/>
-        </w:rPr>
-        <w:t xml:space="preserve">项目，去重键是</w:t>
-      </w:r>
-      <w:r>
-        <w:t xml:space="preserve"> </w:t>
-      </w:r>
-      <w:r>
-        <w:rPr>
-          <w:rStyle w:val="VerbatimChar"/>
-        </w:rPr>
-        <w:t xml:space="preserve">contractRef</w:t>
-      </w:r>
-      <w:r>
-        <w:t xml:space="preserve"> </w:t>
-      </w:r>
-      <w:r>
-        <w:rPr>
-          <w:rFonts w:hint="eastAsia"/>
-        </w:rPr>
-        <w:t xml:space="preserve">里的</w:t>
-      </w:r>
-      <w:r>
-        <w:t xml:space="preserve"> </w:t>
-      </w:r>
-      <w:r>
-        <w:rPr>
-          <w:rStyle w:val="VerbatimChar"/>
-        </w:rPr>
-        <w:t xml:space="preserve">CUSTCERT:</w:t>
-      </w:r>
-      <w:r>
-        <w:t xml:space="preserve"> </w:t>
-      </w:r>
-      <w:r>
-        <w:rPr>
-          <w:rFonts w:hint="eastAsia"/>
-        </w:rPr>
-        <w:t xml:space="preserve">前缀</w:t>
+        <w:t xml:space="preserve">后端归类函数」这种</w:t>
+      </w:r>
+      <w:r>
+        <w:rPr>
+          <w:rFonts w:hint="eastAsia"/>
+          <w:b/>
+          <w:bCs/>
+        </w:rPr>
+        <w:t xml:space="preserve">闭环</w:t>
+      </w:r>
+      <w:r>
+        <w:rPr>
+          <w:rFonts w:hint="eastAsia"/>
+        </w:rPr>
+        <w:t xml:space="preserve">，</w:t>
+      </w:r>
+      <w:r>
+        <w:t xml:space="preserve"> </w:t>
+      </w:r>
+      <w:r>
+        <w:rPr>
+          <w:rFonts w:hint="eastAsia"/>
+        </w:rPr>
+        <w:t xml:space="preserve">先钉一条「所有选项都认得出自己」的测试，再写规则。</w:t>
+      </w:r>
+      <w:r>
+        <w:t xml:space="preserve"> </w:t>
+      </w:r>
+      <w:r>
+        <w:rPr>
+          <w:rFonts w:hint="eastAsia"/>
+        </w:rPr>
+        <w:t xml:space="preserve">见</w:t>
+      </w:r>
+      <w:r>
+        <w:t xml:space="preserve"> </w:t>
+      </w:r>
+      <w:r>
+        <w:rPr>
+          <w:rStyle w:val="VerbatimChar"/>
+        </w:rPr>
+        <w:t xml:space="preserve">tests/service-line.test.js</w:t>
+      </w:r>
+      <w:r>
+        <w:t xml:space="preserve"> </w:t>
+      </w:r>
+      <w:r>
+        <w:rPr>
+          <w:rFonts w:hint="eastAsia"/>
+        </w:rPr>
+        <w:t xml:space="preserve">最后一条。</w:t>
+      </w:r>
+    </w:p>
+    <w:p>
+      <w:pPr>
+        <w:pStyle w:val="FirstParagraph"/>
+      </w:pPr>
+      <w:r>
+        <w:rPr>
+          <w:rFonts w:hint="eastAsia"/>
+        </w:rPr>
+        <w:t xml:space="preserve">同一天同一类：</w:t>
+      </w:r>
+      <w:r>
+        <w:rPr>
+          <w:rStyle w:val="VerbatimChar"/>
+        </w:rPr>
+        <w:t xml:space="preserve">addProject</w:t>
+      </w:r>
+      <w:r>
+        <w:t xml:space="preserve"> </w:t>
+      </w:r>
+      <w:r>
+        <w:rPr>
+          <w:rFonts w:hint="eastAsia"/>
+        </w:rPr>
+        <w:t xml:space="preserve">只返回</w:t>
+      </w:r>
+      <w:r>
+        <w:t xml:space="preserve"> </w:t>
+      </w:r>
+      <w:r>
+        <w:rPr>
+          <w:rStyle w:val="VerbatimChar"/>
+        </w:rPr>
+        <w:t xml:space="preserve">true/false</w:t>
+      </w:r>
+      <w:r>
+        <w:rPr>
+          <w:rFonts w:hint="eastAsia"/>
+        </w:rPr>
+        <w:t xml:space="preserve">，</w:t>
+      </w:r>
+      <w:r>
+        <w:t xml:space="preserve"> </w:t>
+      </w:r>
+      <w:r>
+        <w:rPr>
+          <w:rFonts w:hint="eastAsia"/>
+        </w:rPr>
+        <w:t xml:space="preserve">于是「派活建议被采纳了没有」这条打点只能记个空</w:t>
+      </w:r>
+      <w:r>
+        <w:t xml:space="preserve"> id ——</w:t>
+      </w:r>
+      <w:r>
+        <w:t xml:space="preserve"> </w:t>
+      </w:r>
+      <w:r>
+        <w:rPr>
+          <w:rFonts w:hint="eastAsia"/>
+          <w:b/>
+          <w:bCs/>
+        </w:rPr>
+        <w:t xml:space="preserve">记录函数写好了、测试也过了，但没有任何地方调用它</w:t>
+      </w:r>
+      <w:r>
+        <w:t xml:space="preserve">。</w:t>
+      </w:r>
+      <w:r>
+        <w:t xml:space="preserve"> </w:t>
+      </w:r>
+      <w:r>
+        <w:rPr>
+          <w:rFonts w:hint="eastAsia"/>
+        </w:rPr>
+        <w:t xml:space="preserve">补法见</w:t>
+      </w:r>
+      <w:r>
+        <w:t xml:space="preserve"> </w:t>
+      </w:r>
+      <w:r>
+        <w:rPr>
+          <w:rStyle w:val="VerbatimChar"/>
+        </w:rPr>
+        <w:t xml:space="preserve">tests/owner-suggestion.test.js</w:t>
+      </w:r>
+      <w:r>
+        <w:t xml:space="preserve"> </w:t>
+      </w:r>
+      <w:r>
+        <w:rPr>
+          <w:rFonts w:hint="eastAsia"/>
+        </w:rPr>
+        <w:t xml:space="preserve">第</w:t>
+      </w:r>
+      <w:r>
+        <w:t xml:space="preserve"> 12 </w:t>
+      </w:r>
+      <w:r>
+        <w:rPr>
+          <w:rFonts w:hint="eastAsia"/>
+        </w:rPr>
+        <w:t xml:space="preserve">条：</w:t>
+      </w:r>
+      <w:r>
+        <w:t xml:space="preserve"> </w:t>
+      </w:r>
+      <w:r>
+        <w:rPr>
+          <w:rFonts w:hint="eastAsia"/>
+        </w:rPr>
+        <w:t xml:space="preserve">钉「真的调了</w:t>
+      </w:r>
+      <w:r>
+        <w:t xml:space="preserve"> + </w:t>
+      </w:r>
+      <w:r>
+        <w:rPr>
+          <w:rFonts w:hint="eastAsia"/>
+        </w:rPr>
+        <w:t xml:space="preserve">用的是真</w:t>
+      </w:r>
+      <w:r>
+        <w:t xml:space="preserve"> id + </w:t>
+      </w:r>
+      <w:r>
+        <w:rPr>
+          <w:rFonts w:hint="eastAsia"/>
+        </w:rPr>
+        <w:t xml:space="preserve">真发去了账本」三件事，缺一条就是断线。</w:t>
+      </w:r>
+    </w:p>
+    <w:bookmarkEnd w:id="26"/>
+    <w:bookmarkStart w:id="27" w:name="文档里最后一个盖在最上面那个"/>
+    <w:p>
+      <w:pPr>
+        <w:pStyle w:val="Heading3"/>
+      </w:pPr>
+      <w:r>
+        <w:t xml:space="preserve">11. </w:t>
+      </w:r>
+      <w:r>
+        <w:rPr>
+          <w:rFonts w:hint="eastAsia"/>
+        </w:rPr>
+        <w:t xml:space="preserve">「文档里最后一个」≠「盖在最上面那个」</w:t>
+      </w:r>
+    </w:p>
+    <w:p>
+      <w:pPr>
+        <w:pStyle w:val="FirstParagraph"/>
+      </w:pPr>
+      <w:r>
+        <w:rPr>
+          <w:rFonts w:hint="eastAsia"/>
+          <w:b/>
+          <w:bCs/>
+        </w:rPr>
+        <w:t xml:space="preserve">症状</w:t>
+      </w:r>
+      <w:r>
+        <w:rPr>
+          <w:rFonts w:hint="eastAsia"/>
+        </w:rPr>
+        <w:t xml:space="preserve">：同上</w:t>
+      </w:r>
+      <w:r>
+        <w:t xml:space="preserve"> —— AI </w:t>
+      </w:r>
+      <w:r>
+        <w:rPr>
+          <w:rFonts w:hint="eastAsia"/>
+        </w:rPr>
+        <w:t xml:space="preserve">助手面板的类名里也有</w:t>
+      </w:r>
+      <w:r>
+        <w:t xml:space="preserve"> </w:t>
+      </w:r>
+      <w:r>
+        <w:rPr>
+          <w:rStyle w:val="VerbatimChar"/>
+        </w:rPr>
+        <w:t xml:space="preserve">fixed inset-0</w:t>
+      </w:r>
+      <w:r>
+        <w:rPr>
+          <w:rFonts w:hint="eastAsia"/>
+        </w:rPr>
+        <w:t xml:space="preserve">（手机上它确实铺满），</w:t>
+      </w:r>
+      <w:r>
+        <w:t xml:space="preserve"> </w:t>
+      </w:r>
+      <w:r>
+        <w:rPr>
+          <w:rFonts w:hint="eastAsia"/>
+        </w:rPr>
+        <w:t xml:space="preserve">而它排在弹窗后面，于是「取最后一个」永远取到它。</w:t>
+      </w:r>
+    </w:p>
+    <w:p>
+      <w:pPr>
+        <w:pStyle w:val="BodyText"/>
+      </w:pPr>
+      <w:r>
+        <w:rPr>
+          <w:rFonts w:hint="eastAsia"/>
+          <w:b/>
+          <w:bCs/>
+        </w:rPr>
+        <w:t xml:space="preserve">怎么避免</w:t>
+      </w:r>
+      <w:r>
+        <w:rPr>
+          <w:rFonts w:hint="eastAsia"/>
+        </w:rPr>
+        <w:t xml:space="preserve">：按「铺满视口」筛，再按</w:t>
+      </w:r>
+      <w:r>
+        <w:t xml:space="preserve"> z-index </w:t>
+      </w:r>
+      <w:r>
+        <w:rPr>
+          <w:rFonts w:hint="eastAsia"/>
+        </w:rPr>
+        <w:t xml:space="preserve">取最上面。</w:t>
+      </w:r>
+    </w:p>
+    <w:bookmarkEnd w:id="27"/>
+    <w:bookmarkStart w:id="28" w:name="内容会长屏幕不会-弹窗和浮层必须限高"/>
+    <w:p>
+      <w:pPr>
+        <w:pStyle w:val="Heading3"/>
+      </w:pPr>
+      <w:r>
+        <w:t xml:space="preserve">12. </w:t>
+      </w:r>
+      <w:r>
+        <w:rPr>
+          <w:rFonts w:hint="eastAsia"/>
+        </w:rPr>
+        <w:t xml:space="preserve">内容会长，屏幕不会</w:t>
       </w:r>
       <w:r>
         <w:t xml:space="preserve"> —— </w:t>
@@ -7700,70 +6039,7 @@
         <w:rPr>
           <w:rFonts w:hint="eastAsia"/>
         </w:rPr>
-        <w:t xml:space="preserve">而迁移</w:t>
-      </w:r>
-      <w:r>
-        <w:t xml:space="preserve"> 016 </w:t>
-      </w:r>
-      <w:r>
-        <w:rPr>
-          <w:rFonts w:hint="eastAsia"/>
-        </w:rPr>
-        <w:t xml:space="preserve">早把这类前缀清空了，去重必然落空。</w:t>
-      </w:r>
-      <w:r>
-        <w:t xml:space="preserve"> </w:t>
-      </w:r>
-      <w:r>
-        <w:rPr>
-          <w:rFonts w:hint="eastAsia"/>
-        </w:rPr>
-        <w:t xml:space="preserve">库里</w:t>
-      </w:r>
-      <w:r>
-        <w:t xml:space="preserve"> 12 </w:t>
-      </w:r>
-      <w:r>
-        <w:rPr>
-          <w:rFonts w:hint="eastAsia"/>
-        </w:rPr>
-        <w:t xml:space="preserve">个</w:t>
-      </w:r>
-      <w:r>
-        <w:t xml:space="preserve"> FollowUp </w:t>
-      </w:r>
-      <w:r>
-        <w:rPr>
-          <w:rFonts w:hint="eastAsia"/>
-        </w:rPr>
-        <w:t xml:space="preserve">项目</w:t>
-      </w:r>
-      <w:r>
-        <w:t xml:space="preserve"> </w:t>
-      </w:r>
-      <w:r>
-        <w:rPr>
-          <w:rStyle w:val="VerbatimChar"/>
-        </w:rPr>
-        <w:t xml:space="preserve">contract_ref</w:t>
-      </w:r>
-      <w:r>
-        <w:t xml:space="preserve"> </w:t>
-      </w:r>
-      <w:r>
-        <w:rPr>
-          <w:rFonts w:hint="eastAsia"/>
-        </w:rPr>
-        <w:t xml:space="preserve">全是空的，</w:t>
-      </w:r>
-      <w:r>
-        <w:t xml:space="preserve"> </w:t>
-      </w:r>
-      <w:r>
-        <w:rPr>
-          <w:rFonts w:hint="eastAsia"/>
-        </w:rPr>
-        <w:t xml:space="preserve">「瑞安市华昇汽车部件有限公司」还重了两条，就是这么来的。</w:t>
+        <w:t xml:space="preserve">弹窗和浮层必须限高</w:t>
       </w:r>
     </w:p>
     <w:p>
@@ -7773,38 +6049,108 @@
       <w:r>
         <w:rPr>
           <w:rFonts w:hint="eastAsia"/>
-        </w:rPr>
-        <w:t xml:space="preserve">这个扫描</w:t>
-      </w:r>
-      <w:r>
-        <w:t xml:space="preserve"> </w:t>
-      </w:r>
-      <w:r>
-        <w:rPr>
-          <w:rFonts w:hint="eastAsia"/>
-          <w:b/>
-          <w:bCs/>
-        </w:rPr>
-        <w:t xml:space="preserve">每</w:t>
-      </w:r>
-      <w:r>
-        <w:rPr>
-          <w:b/>
-          <w:bCs/>
-        </w:rPr>
-        <w:t xml:space="preserve"> 10 </w:t>
-      </w:r>
-      <w:r>
-        <w:rPr>
-          <w:rFonts w:hint="eastAsia"/>
-          <w:b/>
-          <w:bCs/>
-        </w:rPr>
-        <w:t xml:space="preserve">秒跑一次</w:t>
+          <w:b/>
+          <w:bCs/>
+        </w:rPr>
+        <w:t xml:space="preserve">症状</w:t>
+      </w:r>
+      <w:r>
+        <w:rPr>
+          <w:rFonts w:hint="eastAsia"/>
+        </w:rPr>
+        <w:t xml:space="preserve">（踩过两次）：</w:t>
+      </w:r>
+      <w:r>
+        <w:t xml:space="preserve"> </w:t>
+      </w:r>
+      <w:r>
+        <w:t xml:space="preserve">- </w:t>
+      </w:r>
+      <w:r>
+        <w:rPr>
+          <w:rFonts w:hint="eastAsia"/>
+        </w:rPr>
+        <w:t xml:space="preserve">新手引导：卡片高度用了拍脑袋的</w:t>
+      </w:r>
+      <w:r>
+        <w:t xml:space="preserve"> </w:t>
+      </w:r>
+      <w:r>
+        <w:rPr>
+          <w:rFonts w:hint="eastAsia"/>
+        </w:rPr>
+        <w:t xml:space="preserve">260px，实际三四百像素，</w:t>
+      </w:r>
+      <w:r>
+        <w:t xml:space="preserve"> </w:t>
+      </w:r>
+      <w:r>
+        <w:rPr>
+          <w:rFonts w:hint="eastAsia"/>
+        </w:rPr>
+        <w:t xml:space="preserve">「下一步」被挤出屏幕底部，</w:t>
+      </w:r>
+      <w:r>
+        <w:rPr>
+          <w:rFonts w:hint="eastAsia"/>
+          <w:b/>
+          <w:bCs/>
+        </w:rPr>
+        <w:t xml:space="preserve">引导卡死在第</w:t>
+      </w:r>
+      <w:r>
+        <w:rPr>
+          <w:b/>
+          <w:bCs/>
+        </w:rPr>
+        <w:t xml:space="preserve"> 3 </w:t>
+      </w:r>
+      <w:r>
+        <w:rPr>
+          <w:rFonts w:hint="eastAsia"/>
+          <w:b/>
+          <w:bCs/>
+        </w:rPr>
+        <w:t xml:space="preserve">步</w:t>
       </w:r>
       <w:r>
         <w:t xml:space="preserve">。</w:t>
       </w:r>
+      <w:r>
+        <w:t xml:space="preserve"> </w:t>
+      </w:r>
+      <w:r>
+        <w:t xml:space="preserve">- </w:t>
+      </w:r>
+      <w:r>
+        <w:rPr>
+          <w:rFonts w:hint="eastAsia"/>
+        </w:rPr>
+        <w:t xml:space="preserve">建项目弹窗：加了两段内容后，1280×720</w:t>
+      </w:r>
+      <w:r>
+        <w:t xml:space="preserve"> </w:t>
+      </w:r>
+      <w:r>
+        <w:rPr>
+          <w:rFonts w:hint="eastAsia"/>
+        </w:rPr>
+        <w:t xml:space="preserve">的笔记本上</w:t>
+      </w:r>
+      <w:r>
+        <w:t xml:space="preserve"> </w:t>
+      </w:r>
+      <w:r>
+        <w:rPr>
+          <w:rFonts w:hint="eastAsia"/>
+          <w:b/>
+          <w:bCs/>
+        </w:rPr>
+        <w:t xml:space="preserve">「确认立项」点不到，表单填完提交不了</w:t>
+      </w:r>
+      <w:r>
+        <w:t xml:space="preserve">。</w:t>
+      </w:r>
     </w:p>
     <w:p>
       <w:pPr>
@@ -7816,23 +6162,94 @@
           <w:b/>
           <w:bCs/>
         </w:rPr>
-        <w:t xml:space="preserve">为什么当时没发现</w:t>
-      </w:r>
-      <w:r>
-        <w:rPr>
-          <w:rFonts w:hint="eastAsia"/>
-        </w:rPr>
-        <w:t xml:space="preserve">：修</w:t>
-      </w:r>
-      <w:r>
-        <w:t xml:space="preserve"> 22 </w:t>
-      </w:r>
-      <w:r>
-        <w:rPr>
-          <w:rFonts w:hint="eastAsia"/>
-        </w:rPr>
-        <w:t xml:space="preserve">时我搜的是</w:t>
-      </w:r>
+        <w:t xml:space="preserve">怎么避免</w:t>
+      </w:r>
+      <w:r>
+        <w:rPr>
+          <w:rFonts w:hint="eastAsia"/>
+        </w:rPr>
+        <w:t xml:space="preserve">：</w:t>
+      </w:r>
+      <w:r>
+        <w:rPr>
+          <w:rStyle w:val="VerbatimChar"/>
+        </w:rPr>
+        <w:t xml:space="preserve">max-h-[90vh] flex flex-col</w:t>
+      </w:r>
+      <w:r>
+        <w:rPr>
+          <w:rFonts w:hint="eastAsia"/>
+        </w:rPr>
+        <w:t xml:space="preserve">，正文</w:t>
+      </w:r>
+      <w:r>
+        <w:t xml:space="preserve"> </w:t>
+      </w:r>
+      <w:r>
+        <w:rPr>
+          <w:rStyle w:val="VerbatimChar"/>
+        </w:rPr>
+        <w:t xml:space="preserve">overflow-y-auto flex-1</w:t>
+      </w:r>
+      <w:r>
+        <w:rPr>
+          <w:rFonts w:hint="eastAsia"/>
+        </w:rPr>
+        <w:t xml:space="preserve">，</w:t>
+      </w:r>
+      <w:r>
+        <w:t xml:space="preserve"> </w:t>
+      </w:r>
+      <w:r>
+        <w:rPr>
+          <w:rFonts w:hint="eastAsia"/>
+        </w:rPr>
+        <w:t xml:space="preserve">按钮那一条</w:t>
+      </w:r>
+      <w:r>
+        <w:t xml:space="preserve"> </w:t>
+      </w:r>
+      <w:r>
+        <w:rPr>
+          <w:rStyle w:val="VerbatimChar"/>
+        </w:rPr>
+        <w:t xml:space="preserve">shrink-0</w:t>
+      </w:r>
+      <w:r>
+        <w:t xml:space="preserve">。</w:t>
+      </w:r>
+      <w:r>
+        <w:rPr>
+          <w:rFonts w:hint="eastAsia"/>
+          <w:b/>
+          <w:bCs/>
+        </w:rPr>
+        <w:t xml:space="preserve">永远不要赌高度</w:t>
+      </w:r>
+      <w:r>
+        <w:t xml:space="preserve">。</w:t>
+      </w:r>
+    </w:p>
+    <w:bookmarkEnd w:id="28"/>
+    <w:bookmarkStart w:id="29" w:name="新增筛选就多一条新建的东西被藏起来的路径"/>
+    <w:p>
+      <w:pPr>
+        <w:pStyle w:val="Heading3"/>
+      </w:pPr>
+      <w:r>
+        <w:t xml:space="preserve">13. </w:t>
+      </w:r>
+      <w:r>
+        <w:rPr>
+          <w:rFonts w:hint="eastAsia"/>
+        </w:rPr>
+        <w:t xml:space="preserve">新增筛选，就多一条「新建的东西被藏起来」的路径</w:t>
+      </w:r>
+    </w:p>
+    <w:p>
+      <w:pPr>
+        <w:pStyle w:val="FirstParagraph"/>
+      </w:pPr>
       <w:r>
         <w:rPr>
           <w:rFonts w:hint="eastAsia"/>
@@ -7845,34 +6262,128 @@
         <w:rPr>
           <w:rFonts w:hint="eastAsia"/>
         </w:rPr>
-        <w:t xml:space="preserve">（哪里在建跟进项目），</w:t>
-      </w:r>
-      <w:r>
-        <w:t xml:space="preserve"> </w:t>
-      </w:r>
-      <w:r>
-        <w:rPr>
-          <w:rFonts w:hint="eastAsia"/>
-        </w:rPr>
-        <w:t xml:space="preserve">搜到</w:t>
-      </w:r>
-      <w:r>
-        <w:t xml:space="preserve"> </w:t>
-      </w:r>
-      <w:r>
-        <w:rPr>
-          <w:rStyle w:val="VerbatimChar"/>
-        </w:rPr>
-        <w:t xml:space="preserve">addReminder</w:t>
-      </w:r>
-      <w:r>
-        <w:t xml:space="preserve"> </w:t>
-      </w:r>
-      <w:r>
-        <w:rPr>
-          <w:rFonts w:hint="eastAsia"/>
-        </w:rPr>
-        <w:t xml:space="preserve">就停了</w:t>
+        <w:t xml:space="preserve">（踩过三次）：「点了确认立项，没有任何反应」——</w:t>
+      </w:r>
+      <w:r>
+        <w:t xml:space="preserve"> </w:t>
+      </w:r>
+      <w:r>
+        <w:rPr>
+          <w:rFonts w:hint="eastAsia"/>
+        </w:rPr>
+        <w:t xml:space="preserve">项目其实建好了，被默认筛选挡住了。第一次是范围、第二次是类别、第三次是工作台焦点。</w:t>
+      </w:r>
+    </w:p>
+    <w:p>
+      <w:pPr>
+        <w:pStyle w:val="BodyText"/>
+      </w:pPr>
+      <w:r>
+        <w:rPr>
+          <w:rFonts w:hint="eastAsia"/>
+          <w:b/>
+          <w:bCs/>
+        </w:rPr>
+        <w:t xml:space="preserve">真因</w:t>
+      </w:r>
+      <w:r>
+        <w:rPr>
+          <w:rFonts w:hint="eastAsia"/>
+        </w:rPr>
+        <w:t xml:space="preserve">：筛选是一个个加上去的，每加一个就多一条藏东西的路径。</w:t>
+      </w:r>
+    </w:p>
+    <w:p>
+      <w:pPr>
+        <w:pStyle w:val="BodyText"/>
+      </w:pPr>
+      <w:r>
+        <w:rPr>
+          <w:rFonts w:hint="eastAsia"/>
+          <w:b/>
+          <w:bCs/>
+        </w:rPr>
+        <w:t xml:space="preserve">怎么避免</w:t>
+      </w:r>
+      <w:r>
+        <w:rPr>
+          <w:rFonts w:hint="eastAsia"/>
+        </w:rPr>
+        <w:t xml:space="preserve">：</w:t>
+      </w:r>
+      <w:r>
+        <w:t xml:space="preserve"> </w:t>
+      </w:r>
+      <w:r>
+        <w:t xml:space="preserve">- </w:t>
+      </w:r>
+      <w:r>
+        <w:rPr>
+          <w:rFonts w:hint="eastAsia"/>
+        </w:rPr>
+        <w:t xml:space="preserve">立项后</w:t>
+      </w:r>
+      <w:r>
+        <w:rPr>
+          <w:rFonts w:hint="eastAsia"/>
+          <w:b/>
+          <w:bCs/>
+        </w:rPr>
+        <w:t xml:space="preserve">把每一个筛选都放开到最大</w:t>
+      </w:r>
+      <w:r>
+        <w:rPr>
+          <w:rFonts w:hint="eastAsia"/>
+        </w:rPr>
+        <w:t xml:space="preserve">，而不是”切到它所属的那一档”</w:t>
+      </w:r>
+      <w:r>
+        <w:t xml:space="preserve"> </w:t>
+      </w:r>
+      <w:r>
+        <w:rPr>
+          <w:rFonts w:hint="eastAsia"/>
+        </w:rPr>
+        <w:t xml:space="preserve">（切档依赖”我算得对”，而我算错过）</w:t>
+      </w:r>
+      <w:r>
+        <w:t xml:space="preserve"> </w:t>
+      </w:r>
+      <w:r>
+        <w:t xml:space="preserve">-</w:t>
+      </w:r>
+      <w:r>
+        <w:t xml:space="preserve"> </w:t>
+      </w:r>
+      <w:r>
+        <w:rPr>
+          <w:rStyle w:val="VerbatimChar"/>
+        </w:rPr>
+        <w:t xml:space="preserve">tests/project-category.test.js</w:t>
+      </w:r>
+      <w:r>
+        <w:t xml:space="preserve"> </w:t>
+      </w:r>
+      <w:r>
+        <w:rPr>
+          <w:rFonts w:hint="eastAsia"/>
+        </w:rPr>
+        <w:t xml:space="preserve">里有一条测试会解析出所有参与列表过滤的</w:t>
+      </w:r>
+      <w:r>
+        <w:t xml:space="preserve"> </w:t>
+      </w:r>
+      <w:r>
+        <w:rPr>
+          <w:rStyle w:val="VerbatimChar"/>
+        </w:rPr>
+        <w:t xml:space="preserve">useState</w:t>
+      </w:r>
+      <w:r>
+        <w:rPr>
+          <w:rFonts w:hint="eastAsia"/>
+        </w:rPr>
+        <w:t xml:space="preserve">，逐个核对立项后有没有重置</w:t>
       </w:r>
       <w:r>
         <w:t xml:space="preserve"> —— </w:t>
@@ -7881,84 +6392,666 @@
         <w:rPr>
           <w:rFonts w:hint="eastAsia"/>
         </w:rPr>
-        <w:t xml:space="preserve">因为线上那</w:t>
-      </w:r>
-      <w:r>
-        <w:t xml:space="preserve"> 15 </w:t>
-      </w:r>
-      <w:r>
-        <w:rPr>
-          <w:rFonts w:hint="eastAsia"/>
-        </w:rPr>
-        <w:t xml:space="preserve">个假项目确实是它生的。</w:t>
-      </w:r>
-      <w:r>
-        <w:t xml:space="preserve"> </w:t>
-      </w:r>
-      <w:r>
-        <w:rPr>
-          <w:rFonts w:hint="eastAsia"/>
-        </w:rPr>
-        <w:t xml:space="preserve">而</w:t>
-      </w:r>
-      <w:r>
-        <w:t xml:space="preserve"> </w:t>
-      </w:r>
-      <w:r>
-        <w:rPr>
-          <w:rStyle w:val="VerbatimChar"/>
-        </w:rPr>
-        <w:t xml:space="preserve">runSystemScans</w:t>
-      </w:r>
-      <w:r>
-        <w:t xml:space="preserve"> </w:t>
-      </w:r>
-      <w:r>
-        <w:rPr>
-          <w:rFonts w:hint="eastAsia"/>
-        </w:rPr>
-        <w:t xml:space="preserve">这条路当时</w:t>
-      </w:r>
-      <w:r>
-        <w:rPr>
-          <w:rFonts w:hint="eastAsia"/>
-          <w:b/>
-          <w:bCs/>
-        </w:rPr>
-        <w:t xml:space="preserve">一次都没触发过</w:t>
-      </w:r>
-      <w:r>
-        <w:rPr>
-          <w:rFonts w:hint="eastAsia"/>
-        </w:rPr>
-        <w:t xml:space="preserve">，</w:t>
-      </w:r>
-      <w:r>
-        <w:t xml:space="preserve"> </w:t>
-      </w:r>
-      <w:r>
-        <w:rPr>
-          <w:rFonts w:hint="eastAsia"/>
-        </w:rPr>
-        <w:t xml:space="preserve">纯粹是因为库里</w:t>
-      </w:r>
-      <w:r>
-        <w:t xml:space="preserve"> 455 </w:t>
-      </w:r>
-      <w:r>
-        <w:rPr>
-          <w:rFonts w:hint="eastAsia"/>
-        </w:rPr>
-        <w:t xml:space="preserve">条线索没有一条填</w:t>
-      </w:r>
-      <w:r>
-        <w:t xml:space="preserve"> </w:t>
-      </w:r>
-      <w:r>
-        <w:rPr>
-          <w:rStyle w:val="VerbatimChar"/>
-        </w:rPr>
-        <w:t xml:space="preserve">targetCertExpiryDate</w:t>
+        <w:t xml:space="preserve">新增筛选忘了处理时它会失败</w:t>
+      </w:r>
+    </w:p>
+    <w:bookmarkEnd w:id="29"/>
+    <w:bookmarkStart w:id="30" w:name="默认值每收紧一档就多一条东西在库里人却看不见的路径"/>
+    <w:p>
+      <w:pPr>
+        <w:pStyle w:val="Heading3"/>
+      </w:pPr>
+      <w:r>
+        <w:t xml:space="preserve">14. </w:t>
+      </w:r>
+      <w:r>
+        <w:rPr>
+          <w:rFonts w:hint="eastAsia"/>
+        </w:rPr>
+        <w:t xml:space="preserve">默认值每收紧一档，就多一条「东西在库里、人却看不见」的路径</w:t>
+      </w:r>
+    </w:p>
+    <w:p>
+      <w:pPr>
+        <w:pStyle w:val="FirstParagraph"/>
+      </w:pPr>
+      <w:r>
+        <w:rPr>
+          <w:rFonts w:hint="eastAsia"/>
+        </w:rPr>
+        <w:t xml:space="preserve">而人看不见的第一反应不是「我筛错了」，是「系统坏了」。</w:t>
+      </w:r>
+      <w:r>
+        <w:t xml:space="preserve"> </w:t>
+      </w:r>
+      <w:r>
+        <w:rPr>
+          <w:rFonts w:hint="eastAsia"/>
+          <w:b/>
+          <w:bCs/>
+        </w:rPr>
+        <w:t xml:space="preserve">默认全开，收窄由用的人自己来。</w:t>
+      </w:r>
+    </w:p>
+    <w:p>
+      <w:pPr>
+        <w:pStyle w:val="BodyText"/>
+      </w:pPr>
+      <w:r>
+        <w:rPr>
+          <w:rFonts w:hint="eastAsia"/>
+        </w:rPr>
+        <w:t xml:space="preserve">唯一的例外是「与我相关」（用户点名要的），</w:t>
+      </w:r>
+      <w:r>
+        <w:t xml:space="preserve"> </w:t>
+      </w:r>
+      <w:r>
+        <w:rPr>
+          <w:rFonts w:hint="eastAsia"/>
+        </w:rPr>
+        <w:t xml:space="preserve">所以配了一句兜底提示：我的是</w:t>
+      </w:r>
+      <w:r>
+        <w:t xml:space="preserve"> </w:t>
+      </w:r>
+      <w:r>
+        <w:rPr>
+          <w:rFonts w:hint="eastAsia"/>
+        </w:rPr>
+        <w:t xml:space="preserve">0、公司的不是</w:t>
+      </w:r>
+      <w:r>
+        <w:t xml:space="preserve"> 0 </w:t>
+      </w:r>
+      <w:r>
+        <w:rPr>
+          <w:rFonts w:hint="eastAsia"/>
+        </w:rPr>
+        <w:t xml:space="preserve">时直接说出来并给按钮。</w:t>
+      </w:r>
+    </w:p>
+    <w:bookmarkEnd w:id="30"/>
+    <w:bookmarkStart w:id="31" w:name="覆盖状态默认值的-useeffect"/>
+    <w:p>
+      <w:pPr>
+        <w:pStyle w:val="Heading3"/>
+      </w:pPr>
+      <w:r>
+        <w:t xml:space="preserve">15. </w:t>
+      </w:r>
+      <w:r>
+        <w:rPr>
+          <w:rFonts w:hint="eastAsia"/>
+        </w:rPr>
+        <w:t xml:space="preserve">覆盖状态默认值的</w:t>
+      </w:r>
+      <w:r>
+        <w:t xml:space="preserve"> </w:t>
+      </w:r>
+      <w:r>
+        <w:rPr>
+          <w:rStyle w:val="VerbatimChar"/>
+        </w:rPr>
+        <w:t xml:space="preserve">useEffect</w:t>
+      </w:r>
+    </w:p>
+    <w:p>
+      <w:pPr>
+        <w:pStyle w:val="FirstParagraph"/>
+      </w:pPr>
+      <w:r>
+        <w:rPr>
+          <w:rFonts w:hint="eastAsia"/>
+          <w:b/>
+          <w:bCs/>
+        </w:rPr>
+        <w:t xml:space="preserve">症状</w:t>
+      </w:r>
+      <w:r>
+        <w:rPr>
+          <w:rFonts w:hint="eastAsia"/>
+        </w:rPr>
+        <w:t xml:space="preserve">：把</w:t>
+      </w:r>
+      <w:r>
+        <w:t xml:space="preserve"> </w:t>
+      </w:r>
+      <w:r>
+        <w:rPr>
+          <w:rStyle w:val="VerbatimChar"/>
+        </w:rPr>
+        <w:t xml:space="preserve">viewScope</w:t>
+      </w:r>
+      <w:r>
+        <w:t xml:space="preserve"> </w:t>
+      </w:r>
+      <w:r>
+        <w:rPr>
+          <w:rFonts w:hint="eastAsia"/>
+        </w:rPr>
+        <w:t xml:space="preserve">默认值改成</w:t>
+      </w:r>
+      <w:r>
+        <w:t xml:space="preserve"> </w:t>
+      </w:r>
+      <w:r>
+        <w:rPr>
+          <w:rStyle w:val="VerbatimChar"/>
+        </w:rPr>
+        <w:t xml:space="preserve">'related'</w:t>
+      </w:r>
+      <w:r>
+        <w:rPr>
+          <w:rFonts w:hint="eastAsia"/>
+        </w:rPr>
+        <w:t xml:space="preserve">，界面纹丝不动。</w:t>
+      </w:r>
+    </w:p>
+    <w:p>
+      <w:pPr>
+        <w:pStyle w:val="BodyText"/>
+      </w:pPr>
+      <w:r>
+        <w:rPr>
+          <w:rFonts w:hint="eastAsia"/>
+          <w:b/>
+          <w:bCs/>
+        </w:rPr>
+        <w:t xml:space="preserve">真因</w:t>
+      </w:r>
+      <w:r>
+        <w:rPr>
+          <w:rFonts w:hint="eastAsia"/>
+        </w:rPr>
+        <w:t xml:space="preserve">：另一处</w:t>
+      </w:r>
+      <w:r>
+        <w:t xml:space="preserve"> </w:t>
+      </w:r>
+      <w:r>
+        <w:rPr>
+          <w:rStyle w:val="VerbatimChar"/>
+        </w:rPr>
+        <w:t xml:space="preserve">useEffect(() =&gt; setViewScope(...), [activeRole])</w:t>
+      </w:r>
+      <w:r>
+        <w:t xml:space="preserve"> </w:t>
+      </w:r>
+      <w:r>
+        <w:rPr>
+          <w:rFonts w:hint="eastAsia"/>
+        </w:rPr>
+        <w:t xml:space="preserve">在挂载时又推回去了。</w:t>
+      </w:r>
+      <w:r>
+        <w:t xml:space="preserve"> </w:t>
+      </w:r>
+      <w:r>
+        <w:rPr>
+          <w:rFonts w:hint="eastAsia"/>
+        </w:rPr>
+        <w:t xml:space="preserve">它离筛选条很远，改筛选时根本不会看到。</w:t>
+      </w:r>
+    </w:p>
+    <w:p>
+      <w:pPr>
+        <w:pStyle w:val="BodyText"/>
+      </w:pPr>
+      <w:r>
+        <w:rPr>
+          <w:rFonts w:hint="eastAsia"/>
+          <w:b/>
+          <w:bCs/>
+        </w:rPr>
+        <w:t xml:space="preserve">怎么避免</w:t>
+      </w:r>
+      <w:r>
+        <w:rPr>
+          <w:rFonts w:hint="eastAsia"/>
+        </w:rPr>
+        <w:t xml:space="preserve">：改默认值时</w:t>
+      </w:r>
+      <w:r>
+        <w:t xml:space="preserve"> </w:t>
+      </w:r>
+      <w:r>
+        <w:rPr>
+          <w:rStyle w:val="VerbatimChar"/>
+        </w:rPr>
+        <w:t xml:space="preserve">grep</w:t>
+      </w:r>
+      <w:r>
+        <w:t xml:space="preserve"> </w:t>
+      </w:r>
+      <w:r>
+        <w:rPr>
+          <w:rFonts w:hint="eastAsia"/>
+        </w:rPr>
+        <w:t xml:space="preserve">一遍这个</w:t>
+      </w:r>
+      <w:r>
+        <w:t xml:space="preserve"> setter </w:t>
+      </w:r>
+      <w:r>
+        <w:rPr>
+          <w:rFonts w:hint="eastAsia"/>
+        </w:rPr>
+        <w:t xml:space="preserve">的所有调用点。</w:t>
+      </w:r>
+    </w:p>
+    <w:bookmarkEnd w:id="31"/>
+    <w:bookmarkStart w:id="32" w:name="定义了从来没调用的组件"/>
+    <w:p>
+      <w:pPr>
+        <w:pStyle w:val="Heading3"/>
+      </w:pPr>
+      <w:r>
+        <w:t xml:space="preserve">16. </w:t>
+      </w:r>
+      <w:r>
+        <w:rPr>
+          <w:rFonts w:hint="eastAsia"/>
+        </w:rPr>
+        <w:t xml:space="preserve">定义了从来没调用的组件</w:t>
+      </w:r>
+    </w:p>
+    <w:p>
+      <w:pPr>
+        <w:pStyle w:val="FirstParagraph"/>
+      </w:pPr>
+      <w:r>
+        <w:rPr>
+          <w:rFonts w:hint="eastAsia"/>
+          <w:b/>
+          <w:bCs/>
+        </w:rPr>
+        <w:t xml:space="preserve">症状</w:t>
+      </w:r>
+      <w:r>
+        <w:rPr>
+          <w:rFonts w:hint="eastAsia"/>
+        </w:rPr>
+        <w:t xml:space="preserve">：</w:t>
+      </w:r>
+      <w:r>
+        <w:rPr>
+          <w:rStyle w:val="VerbatimChar"/>
+        </w:rPr>
+        <w:t xml:space="preserve">getCategoryBadge</w:t>
+      </w:r>
+      <w:r>
+        <w:t xml:space="preserve"> </w:t>
+      </w:r>
+      <w:r>
+        <w:rPr>
+          <w:rFonts w:hint="eastAsia"/>
+        </w:rPr>
+        <w:t xml:space="preserve">定义了但</w:t>
+      </w:r>
+      <w:r>
+        <w:rPr>
+          <w:rFonts w:hint="eastAsia"/>
+          <w:b/>
+          <w:bCs/>
+        </w:rPr>
+        <w:t xml:space="preserve">一次都没被调用</w:t>
+      </w:r>
+      <w:r>
+        <w:t xml:space="preserve"> </w:t>
+      </w:r>
+      <w:r>
+        <w:t xml:space="preserve">——</w:t>
+      </w:r>
+      <w:r>
+        <w:t xml:space="preserve"> </w:t>
+      </w:r>
+      <w:r>
+        <w:rPr>
+          <w:rFonts w:hint="eastAsia"/>
+        </w:rPr>
+        <w:t xml:space="preserve">也就是说项目列表上一直看不出项目属于哪一类。</w:t>
+      </w:r>
+      <w:r>
+        <w:t xml:space="preserve"> </w:t>
+      </w:r>
+      <w:r>
+        <w:rPr>
+          <w:rFonts w:hint="eastAsia"/>
+        </w:rPr>
+        <w:t xml:space="preserve">「分类」这件事反复讲不清，有一半原因是它压根没显示出来过。</w:t>
+      </w:r>
+    </w:p>
+    <w:p>
+      <w:pPr>
+        <w:pStyle w:val="BodyText"/>
+      </w:pPr>
+      <w:r>
+        <w:rPr>
+          <w:rFonts w:hint="eastAsia"/>
+          <w:b/>
+          <w:bCs/>
+        </w:rPr>
+        <w:t xml:space="preserve">怎么避免</w:t>
+      </w:r>
+      <w:r>
+        <w:rPr>
+          <w:rFonts w:hint="eastAsia"/>
+        </w:rPr>
+        <w:t xml:space="preserve">：加了展示用的函数，确认它真的被渲染。</w:t>
+      </w:r>
+      <w:r>
+        <w:t xml:space="preserve"> </w:t>
+      </w:r>
+      <w:r>
+        <w:rPr>
+          <w:rStyle w:val="VerbatimChar"/>
+        </w:rPr>
+        <w:t xml:space="preserve">tests/project-category.test.js</w:t>
+      </w:r>
+      <w:r>
+        <w:t xml:space="preserve"> </w:t>
+      </w:r>
+      <w:r>
+        <w:rPr>
+          <w:rFonts w:hint="eastAsia"/>
+        </w:rPr>
+        <w:t xml:space="preserve">里现在数调用次数。</w:t>
+      </w:r>
+    </w:p>
+    <w:p>
+      <w:r>
+        <w:pict>
+          <v:rect style="width:0;height:1.5pt" o:hralign="center" o:hrstd="t" o:hr="t"/>
+        </w:pict>
+      </w:r>
+    </w:p>
+    <w:bookmarkEnd w:id="32"/>
+    <w:bookmarkStart w:id="33" w:name="e.-同一个-.fixed.inset-0-选择器坑了四次-靠长相认身份早晚认错"/>
+    <w:p>
+      <w:pPr>
+        <w:pStyle w:val="Heading3"/>
+      </w:pPr>
+      <w:r>
+        <w:t xml:space="preserve">10e. </w:t>
+      </w:r>
+      <w:r>
+        <w:rPr>
+          <w:rFonts w:hint="eastAsia"/>
+        </w:rPr>
+        <w:t xml:space="preserve">同一个</w:t>
+      </w:r>
+      <w:r>
+        <w:t xml:space="preserve"> </w:t>
+      </w:r>
+      <w:r>
+        <w:rPr>
+          <w:rStyle w:val="VerbatimChar"/>
+        </w:rPr>
+        <w:t xml:space="preserve">.fixed.inset-0</w:t>
+      </w:r>
+      <w:r>
+        <w:t xml:space="preserve"> </w:t>
+      </w:r>
+      <w:r>
+        <w:rPr>
+          <w:rFonts w:hint="eastAsia"/>
+        </w:rPr>
+        <w:t xml:space="preserve">选择器坑了四次</w:t>
+      </w:r>
+      <w:r>
+        <w:t xml:space="preserve"> ——</w:t>
+      </w:r>
+      <w:r>
+        <w:t xml:space="preserve"> </w:t>
+      </w:r>
+      <w:r>
+        <w:rPr>
+          <w:rFonts w:hint="eastAsia"/>
+          <w:b/>
+          <w:bCs/>
+        </w:rPr>
+        <w:t xml:space="preserve">靠长相认身份，早晚认错</w:t>
+      </w:r>
+    </w:p>
+    <w:p>
+      <w:pPr>
+        <w:pStyle w:val="FirstParagraph"/>
+      </w:pPr>
+      <w:r>
+        <w:rPr>
+          <w:rFonts w:hint="eastAsia"/>
+          <w:b/>
+          <w:bCs/>
+        </w:rPr>
+        <w:t xml:space="preserve">症状</w:t>
+      </w:r>
+      <w:r>
+        <w:rPr>
+          <w:rFonts w:hint="eastAsia"/>
+        </w:rPr>
+        <w:t xml:space="preserve">（2026-09-11</w:t>
+      </w:r>
+      <w:r>
+        <w:t xml:space="preserve"> </w:t>
+      </w:r>
+      <w:r>
+        <w:rPr>
+          <w:rFonts w:hint="eastAsia"/>
+        </w:rPr>
+        <w:t xml:space="preserve">金恩来）：「点击头像时，右下角的问号怎么还在那里？</w:t>
+      </w:r>
+      <w:r>
+        <w:t xml:space="preserve"> </w:t>
+      </w:r>
+      <w:r>
+        <w:rPr>
+          <w:rFonts w:hint="eastAsia"/>
+        </w:rPr>
+        <w:t xml:space="preserve">一个问题为什么要来回处理都没有发现并解决，没有吸取教训吗？」</w:t>
+      </w:r>
+    </w:p>
+    <w:p>
+      <w:pPr>
+        <w:pStyle w:val="BodyText"/>
+      </w:pPr>
+      <w:r>
+        <w:rPr>
+          <w:rFonts w:hint="eastAsia"/>
+        </w:rPr>
+        <w:t xml:space="preserve">点一下右上角头像，右下角就冒出一个问号，标题写着</w:t>
+      </w:r>
+      <w:r>
+        <w:t xml:space="preserve"> </w:t>
+      </w:r>
+      <w:r>
+        <w:rPr>
+          <w:rFonts w:hint="eastAsia"/>
+        </w:rPr>
+        <w:t xml:space="preserve">「这个弹窗要我填什么？」——</w:t>
+      </w:r>
+      <w:r>
+        <w:t xml:space="preserve"> </w:t>
+      </w:r>
+      <w:r>
+        <w:rPr>
+          <w:rFonts w:hint="eastAsia"/>
+        </w:rPr>
+        <w:t xml:space="preserve">那只是个菜单，没有任何东西要填。</w:t>
+      </w:r>
+      <w:r>
+        <w:t xml:space="preserve"> </w:t>
+      </w:r>
+      <w:r>
+        <w:rPr>
+          <w:rFonts w:hint="eastAsia"/>
+        </w:rPr>
+        <w:t xml:space="preserve">铃铛、手机侧边栏同样。</w:t>
+      </w:r>
+    </w:p>
+    <w:p>
+      <w:pPr>
+        <w:pStyle w:val="BodyText"/>
+      </w:pPr>
+      <w:r>
+        <w:rPr>
+          <w:rFonts w:hint="eastAsia"/>
+          <w:b/>
+          <w:bCs/>
+        </w:rPr>
+        <w:t xml:space="preserve">真因</w:t>
+      </w:r>
+      <w:r>
+        <w:rPr>
+          <w:rFonts w:hint="eastAsia"/>
+        </w:rPr>
+        <w:t xml:space="preserve">：帮助那边用</w:t>
+      </w:r>
+      <w:r>
+        <w:t xml:space="preserve"> </w:t>
+      </w:r>
+      <w:r>
+        <w:rPr>
+          <w:rStyle w:val="VerbatimChar"/>
+        </w:rPr>
+        <w:t xml:space="preserve">.fixed.inset-0</w:t>
+      </w:r>
+      <w:r>
+        <w:t xml:space="preserve"> </w:t>
+      </w:r>
+      <w:r>
+        <w:rPr>
+          <w:rFonts w:hint="eastAsia"/>
+        </w:rPr>
+        <w:t xml:space="preserve">找「现在开着的弹窗」。</w:t>
+      </w:r>
+      <w:r>
+        <w:t xml:space="preserve"> </w:t>
+      </w:r>
+      <w:r>
+        <w:rPr>
+          <w:rFonts w:hint="eastAsia"/>
+        </w:rPr>
+        <w:t xml:space="preserve">而下拉菜单为了接住「点外面关掉我」，也各铺一层</w:t>
+      </w:r>
+      <w:r>
+        <w:t xml:space="preserve"> </w:t>
+      </w:r>
+      <w:r>
+        <w:rPr>
+          <w:rStyle w:val="VerbatimChar"/>
+        </w:rPr>
+        <w:t xml:space="preserve">fixed inset-0</w:t>
+      </w:r>
+      <w:r>
+        <w:t xml:space="preserve">。</w:t>
+      </w:r>
+      <w:r>
+        <w:t xml:space="preserve"> </w:t>
+      </w:r>
+      <w:r>
+        <w:rPr>
+          <w:rFonts w:hint="eastAsia"/>
+          <w:b/>
+          <w:bCs/>
+        </w:rPr>
+        <w:t xml:space="preserve">两者在</w:t>
+      </w:r>
+      <w:r>
+        <w:rPr>
+          <w:b/>
+          <w:bCs/>
+        </w:rPr>
+        <w:t xml:space="preserve"> DOM </w:t>
+      </w:r>
+      <w:r>
+        <w:rPr>
+          <w:rFonts w:hint="eastAsia"/>
+          <w:b/>
+          <w:bCs/>
+        </w:rPr>
+        <w:t xml:space="preserve">上没有任何可靠差别</w:t>
+      </w:r>
+      <w:r>
+        <w:t xml:space="preserve"> </w:t>
+      </w:r>
+      <w:r>
+        <w:t xml:space="preserve">—— </w:t>
+      </w:r>
+      <w:r>
+        <w:rPr>
+          <w:rFonts w:hint="eastAsia"/>
+        </w:rPr>
+        <w:t xml:space="preserve">都铺满屏幕、都是</w:t>
+      </w:r>
+      <w:r>
+        <w:t xml:space="preserve"> </w:t>
+      </w:r>
+      <w:r>
+        <w:rPr>
+          <w:rFonts w:hint="eastAsia"/>
+        </w:rPr>
+        <w:t xml:space="preserve">fixed、都可见。</w:t>
+      </w:r>
+    </w:p>
+    <w:p>
+      <w:pPr>
+        <w:pStyle w:val="BodyText"/>
+      </w:pPr>
+      <w:r>
+        <w:rPr>
+          <w:rFonts w:hint="eastAsia"/>
+          <w:b/>
+          <w:bCs/>
+        </w:rPr>
+        <w:t xml:space="preserve">这是同一个选择器第四次坑人</w:t>
+      </w:r>
+      <w:r>
+        <w:rPr>
+          <w:rFonts w:hint="eastAsia"/>
+        </w:rPr>
+        <w:t xml:space="preserve">（见</w:t>
+      </w:r>
+      <w:r>
+        <w:t xml:space="preserve"> </w:t>
+      </w:r>
+      <w:r>
+        <w:rPr>
+          <w:rFonts w:hint="eastAsia"/>
+        </w:rPr>
+        <w:t xml:space="preserve">10、10b、以及本节前面三条注释）。</w:t>
+      </w:r>
+      <w:r>
+        <w:t xml:space="preserve"> </w:t>
+      </w:r>
+      <w:r>
+        <w:rPr>
+          <w:rFonts w:hint="eastAsia"/>
+        </w:rPr>
+        <w:t xml:space="preserve">前三次的补法都是</w:t>
+      </w:r>
+      <w:r>
+        <w:rPr>
+          <w:rFonts w:hint="eastAsia"/>
+          <w:b/>
+          <w:bCs/>
+        </w:rPr>
+        <w:t xml:space="preserve">再加一条形状规则</w:t>
+      </w:r>
+      <w:r>
+        <w:rPr>
+          <w:rFonts w:hint="eastAsia"/>
+        </w:rPr>
+        <w:t xml:space="preserve">：排除</w:t>
+      </w:r>
+      <w:r>
+        <w:t xml:space="preserve"> </w:t>
+      </w:r>
+      <w:r>
+        <w:rPr>
+          <w:rStyle w:val="VerbatimChar"/>
+        </w:rPr>
+        <w:t xml:space="preserve">data-help-ui</w:t>
       </w:r>
       <w:r>
         <w:t xml:space="preserve">、</w:t>
@@ -7967,21 +7060,37 @@
         <w:t xml:space="preserve"> </w:t>
       </w:r>
       <w:r>
-        <w:t xml:space="preserve">11 </w:t>
-      </w:r>
-      <w:r>
-        <w:rPr>
-          <w:rFonts w:hint="eastAsia"/>
-        </w:rPr>
-        <w:t xml:space="preserve">家客户一张证书到期日都没填。</w:t>
-      </w:r>
-      <w:r>
-        <w:rPr>
-          <w:rFonts w:hint="eastAsia"/>
-          <w:b/>
-          <w:bCs/>
-        </w:rPr>
-        <w:t xml:space="preserve">没有症状，不等于没有病。</w:t>
+        <w:rPr>
+          <w:rFonts w:hint="eastAsia"/>
+        </w:rPr>
+        <w:t xml:space="preserve">按尺寸排除侧边栏和</w:t>
+      </w:r>
+      <w:r>
+        <w:t xml:space="preserve"> AI </w:t>
+      </w:r>
+      <w:r>
+        <w:rPr>
+          <w:rFonts w:hint="eastAsia"/>
+        </w:rPr>
+        <w:t xml:space="preserve">面板、按</w:t>
+      </w:r>
+      <w:r>
+        <w:t xml:space="preserve"> z-index </w:t>
+      </w:r>
+      <w:r>
+        <w:rPr>
+          <w:rFonts w:hint="eastAsia"/>
+        </w:rPr>
+        <w:t xml:space="preserve">取最上面那个。</w:t>
+      </w:r>
+      <w:r>
+        <w:t xml:space="preserve"> </w:t>
+      </w:r>
+      <w:r>
+        <w:rPr>
+          <w:rFonts w:hint="eastAsia"/>
+        </w:rPr>
+        <w:t xml:space="preserve">每一次都”修好了”，然后下一个长得像的东西又撞进来。</w:t>
       </w:r>
     </w:p>
     <w:p>
@@ -7991,26 +7100,60 @@
       <w:r>
         <w:rPr>
           <w:rFonts w:hint="eastAsia"/>
-        </w:rPr>
-        <w:t xml:space="preserve">更值得记的是：上线前「把证书到期日补齐」这个再正常不过的准备动作，</w:t>
-      </w:r>
-      <w:r>
-        <w:t xml:space="preserve"> </w:t>
-      </w:r>
-      <w:r>
-        <w:rPr>
-          <w:rFonts w:hint="eastAsia"/>
-        </w:rPr>
-        <w:t xml:space="preserve">本身就是引信</w:t>
-      </w:r>
-      <w:r>
-        <w:t xml:space="preserve"> —— </w:t>
-      </w:r>
-      <w:r>
-        <w:rPr>
-          <w:rFonts w:hint="eastAsia"/>
-        </w:rPr>
-        <w:t xml:space="preserve">补完数据的那一刻它才开始发作。</w:t>
+          <w:b/>
+          <w:bCs/>
+        </w:rPr>
+        <w:t xml:space="preserve">怎么避免</w:t>
+      </w:r>
+      <w:r>
+        <w:rPr>
+          <w:rFonts w:hint="eastAsia"/>
+        </w:rPr>
+        <w:t xml:space="preserve">：</w:t>
+      </w:r>
+      <w:r>
+        <w:rPr>
+          <w:rFonts w:hint="eastAsia"/>
+          <w:b/>
+          <w:bCs/>
+        </w:rPr>
+        <w:t xml:space="preserve">停止靠长相区分，让元素自己声明身份。</w:t>
+      </w:r>
+      <w:r>
+        <w:t xml:space="preserve"> </w:t>
+      </w:r>
+      <w:r>
+        <w:rPr>
+          <w:rStyle w:val="VerbatimChar"/>
+        </w:rPr>
+        <w:t xml:space="preserve">data-dismiss-layer</w:t>
+      </w:r>
+      <w:r>
+        <w:t xml:space="preserve"> </w:t>
+      </w:r>
+      <w:r>
+        <w:rPr>
+          <w:rFonts w:hint="eastAsia"/>
+        </w:rPr>
+        <w:t xml:space="preserve">标在每一个「点空白处关闭」层上，</w:t>
+      </w:r>
+      <w:r>
+        <w:t xml:space="preserve"> </w:t>
+      </w:r>
+      <w:r>
+        <w:rPr>
+          <w:rStyle w:val="VerbatimChar"/>
+        </w:rPr>
+        <w:t xml:space="preserve">visibleModals()</w:t>
+      </w:r>
+      <w:r>
+        <w:t xml:space="preserve"> </w:t>
+      </w:r>
+      <w:r>
+        <w:rPr>
+          <w:rFonts w:hint="eastAsia"/>
+        </w:rPr>
+        <w:t xml:space="preserve">直接排除它。以后新增下拉菜单照着标即可。</w:t>
       </w:r>
     </w:p>
     <w:p>
@@ -8020,10 +7163,128 @@
       <w:r>
         <w:rPr>
           <w:rFonts w:hint="eastAsia"/>
-          <w:b/>
-          <w:bCs/>
-        </w:rPr>
-        <w:t xml:space="preserve">怎么避免</w:t>
+        </w:rPr>
+        <w:t xml:space="preserve">配套两道闸：</w:t>
+      </w:r>
+      <w:r>
+        <w:t xml:space="preserve"> </w:t>
+      </w:r>
+      <w:r>
+        <w:t xml:space="preserve">-</w:t>
+      </w:r>
+      <w:r>
+        <w:t xml:space="preserve"> </w:t>
+      </w:r>
+      <w:r>
+        <w:rPr>
+          <w:rStyle w:val="VerbatimChar"/>
+        </w:rPr>
+        <w:t xml:space="preserve">tests/help-modal-detection.test.js</w:t>
+      </w:r>
+      <w:r>
+        <w:t xml:space="preserve"> </w:t>
+      </w:r>
+      <w:r>
+        <w:rPr>
+          <w:rFonts w:hint="eastAsia"/>
+        </w:rPr>
+        <w:t xml:space="preserve">反向扫</w:t>
+      </w:r>
+      <w:r>
+        <w:t xml:space="preserve"> </w:t>
+      </w:r>
+      <w:r>
+        <w:rPr>
+          <w:rFonts w:hint="eastAsia"/>
+        </w:rPr>
+        <w:t xml:space="preserve">Layout，</w:t>
+      </w:r>
+      <w:r>
+        <w:t xml:space="preserve"> </w:t>
+      </w:r>
+      <w:r>
+        <w:rPr>
+          <w:rFonts w:hint="eastAsia"/>
+          <w:b/>
+          <w:bCs/>
+        </w:rPr>
+        <w:t xml:space="preserve">漏标一个就红</w:t>
+      </w:r>
+      <w:r>
+        <w:rPr>
+          <w:rFonts w:hint="eastAsia"/>
+        </w:rPr>
+        <w:t xml:space="preserve">（第二条用例）。</w:t>
+      </w:r>
+      <w:r>
+        <w:t xml:space="preserve"> </w:t>
+      </w:r>
+      <w:r>
+        <w:t xml:space="preserve">-</w:t>
+      </w:r>
+      <w:r>
+        <w:t xml:space="preserve"> </w:t>
+      </w:r>
+      <w:r>
+        <w:rPr>
+          <w:rStyle w:val="VerbatimChar"/>
+        </w:rPr>
+        <w:t xml:space="preserve">.artifacts/check-avatar-no-question-mark.cjs</w:t>
+      </w:r>
+      <w:r>
+        <w:t xml:space="preserve"> </w:t>
+      </w:r>
+      <w:r>
+        <w:rPr>
+          <w:rFonts w:hint="eastAsia"/>
+        </w:rPr>
+        <w:t xml:space="preserve">真开浏览器点头像和铃铛，</w:t>
+      </w:r>
+      <w:r>
+        <w:t xml:space="preserve"> </w:t>
+      </w:r>
+      <w:r>
+        <w:rPr>
+          <w:rFonts w:hint="eastAsia"/>
+        </w:rPr>
+        <w:t xml:space="preserve">桌面</w:t>
+      </w:r>
+      <w:r>
+        <w:t xml:space="preserve"> + </w:t>
+      </w:r>
+      <w:r>
+        <w:rPr>
+          <w:rFonts w:hint="eastAsia"/>
+        </w:rPr>
+        <w:t xml:space="preserve">手机两个宽度都验。</w:t>
+      </w:r>
+    </w:p>
+    <w:p>
+      <w:pPr>
+        <w:pStyle w:val="BodyText"/>
+      </w:pPr>
+      <w:r>
+        <w:rPr>
+          <w:rFonts w:hint="eastAsia"/>
+          <w:b/>
+          <w:bCs/>
+        </w:rPr>
+        <w:t xml:space="preserve">另外两条教训，比这个</w:t>
+      </w:r>
+      <w:r>
+        <w:rPr>
+          <w:b/>
+          <w:bCs/>
+        </w:rPr>
+        <w:t xml:space="preserve"> bug </w:t>
+      </w:r>
+      <w:r>
+        <w:rPr>
+          <w:rFonts w:hint="eastAsia"/>
+          <w:b/>
+          <w:bCs/>
+        </w:rPr>
+        <w:t xml:space="preserve">本身更值钱</w:t>
       </w:r>
       <w:r>
         <w:rPr>
@@ -8034,7 +7295,6 @@
     </w:p>
     <w:p>
       <w:pPr>
-        <w:pStyle w:val="Compact"/>
         <w:numPr>
           <w:ilvl w:val="0"/>
           <w:numId w:val="1011"/>
@@ -8043,83 +7303,74 @@
       <w:r>
         <w:rPr>
           <w:rFonts w:hint="eastAsia"/>
-        </w:rPr>
-        <w:t xml:space="preserve">修掉一个坏行为后，别只搜症状，</w:t>
-      </w:r>
-      <w:r>
-        <w:rPr>
-          <w:rFonts w:hint="eastAsia"/>
-          <w:b/>
-          <w:bCs/>
-        </w:rPr>
-        <w:t xml:space="preserve">搜能力</w:t>
-      </w:r>
-      <w:r>
-        <w:rPr>
-          <w:rFonts w:hint="eastAsia"/>
-        </w:rPr>
-        <w:t xml:space="preserve">：</w:t>
-      </w:r>
-      <w:r>
-        <w:t xml:space="preserve"> </w:t>
-      </w:r>
-      <w:r>
-        <w:rPr>
-          <w:rStyle w:val="VerbatimChar"/>
-        </w:rPr>
-        <w:t xml:space="preserve">grep</w:t>
-      </w:r>
-      <w:r>
-        <w:t xml:space="preserve"> </w:t>
-      </w:r>
-      <w:r>
-        <w:rPr>
-          <w:rFonts w:hint="eastAsia"/>
-        </w:rPr>
-        <w:t xml:space="preserve">那个危险函数名本身（这里是</w:t>
-      </w:r>
-      <w:r>
-        <w:t xml:space="preserve"> </w:t>
-      </w:r>
-      <w:r>
-        <w:rPr>
-          <w:rStyle w:val="VerbatimChar"/>
-        </w:rPr>
-        <w:t xml:space="preserve">createFollowUpProjectFrom</w:t>
-      </w:r>
-      <w:r>
-        <w:rPr>
-          <w:rFonts w:hint="eastAsia"/>
-        </w:rPr>
-        <w:t xml:space="preserve">），</w:t>
-      </w:r>
-      <w:r>
-        <w:t xml:space="preserve"> </w:t>
-      </w:r>
-      <w:r>
-        <w:rPr>
-          <w:rFonts w:hint="eastAsia"/>
-        </w:rPr>
-        <w:t xml:space="preserve">把</w:t>
-      </w:r>
-      <w:r>
-        <w:rPr>
-          <w:rFonts w:hint="eastAsia"/>
-          <w:b/>
-          <w:bCs/>
-        </w:rPr>
-        <w:t xml:space="preserve">所有</w:t>
-      </w:r>
-      <w:r>
-        <w:rPr>
-          <w:rFonts w:hint="eastAsia"/>
-        </w:rPr>
-        <w:t xml:space="preserve">调用点看一遍，而不是只看引发报告的那个。</w:t>
-      </w:r>
-    </w:p>
-    <w:p>
-      <w:pPr>
-        <w:pStyle w:val="Compact"/>
+          <w:b/>
+          <w:bCs/>
+        </w:rPr>
+        <w:t xml:space="preserve">「修好了」必须包含「把</w:t>
+      </w:r>
+      <w:r>
+        <w:rPr>
+          <w:b/>
+          <w:bCs/>
+        </w:rPr>
+        <w:t xml:space="preserve"> bug </w:t>
+      </w:r>
+      <w:r>
+        <w:rPr>
+          <w:rFonts w:hint="eastAsia"/>
+          <w:b/>
+          <w:bCs/>
+        </w:rPr>
+        <w:t xml:space="preserve">放回去，看它红不红」。</w:t>
+      </w:r>
+      <w:r>
+        <w:t xml:space="preserve"> </w:t>
+      </w:r>
+      <w:r>
+        <w:rPr>
+          <w:rFonts w:hint="eastAsia"/>
+        </w:rPr>
+        <w:t xml:space="preserve">上一轮我修了头像菜单不弹的问题，验了「菜单出来了」，</w:t>
+      </w:r>
+      <w:r>
+        <w:t xml:space="preserve"> </w:t>
+      </w:r>
+      <w:r>
+        <w:rPr>
+          <w:rFonts w:hint="eastAsia"/>
+        </w:rPr>
+        <w:t xml:space="preserve">没验「有没有多出别的东西」——</w:t>
+      </w:r>
+      <w:r>
+        <w:t xml:space="preserve"> </w:t>
+      </w:r>
+      <w:r>
+        <w:rPr>
+          <w:rFonts w:hint="eastAsia"/>
+        </w:rPr>
+        <w:t xml:space="preserve">于是同一处又被报了一次。</w:t>
+      </w:r>
+      <w:r>
+        <w:t xml:space="preserve"> </w:t>
+      </w:r>
+      <w:r>
+        <w:rPr>
+          <w:rFonts w:hint="eastAsia"/>
+        </w:rPr>
+        <w:t xml:space="preserve">这一次的两道闸都做了反向验证：去掉修复确认变红，装回去确认变绿。</w:t>
+      </w:r>
+      <w:r>
+        <w:t xml:space="preserve"> </w:t>
+      </w:r>
+      <w:r>
+        <w:rPr>
+          <w:rFonts w:hint="eastAsia"/>
+        </w:rPr>
+        <w:t xml:space="preserve">没做过这一步的测试，等于没有测试。</w:t>
+      </w:r>
+    </w:p>
+    <w:p>
+      <w:pPr>
         <w:numPr>
           <w:ilvl w:val="0"/>
           <w:numId w:val="1011"/>
@@ -8131,34 +7382,1335 @@
           <w:b/>
           <w:bCs/>
         </w:rPr>
-        <w:t xml:space="preserve">调用点删了，函数也要删。</w:t>
-      </w:r>
-      <w:r>
-        <w:t xml:space="preserve"> </w:t>
-      </w:r>
-      <w:r>
-        <w:rPr>
-          <w:rFonts w:hint="eastAsia"/>
-        </w:rPr>
-        <w:t xml:space="preserve">留着一个「一调就出事」的函数，</w:t>
-      </w:r>
-      <w:r>
-        <w:t xml:space="preserve"> </w:t>
-      </w:r>
-      <w:r>
-        <w:rPr>
-          <w:rFonts w:hint="eastAsia"/>
-        </w:rPr>
-        <w:t xml:space="preserve">下一个人（或下一个</w:t>
-      </w:r>
-      <w:r>
-        <w:t xml:space="preserve"> </w:t>
-      </w:r>
-      <w:r>
-        <w:rPr>
-          <w:rFonts w:hint="eastAsia"/>
-        </w:rPr>
-        <w:t xml:space="preserve">AI）会以为它能用。这次三个函数连着删掉了。</w:t>
+        <w:t xml:space="preserve">第一版测试是假的，而且它是绿的。</w:t>
+      </w:r>
+      <w:r>
+        <w:t xml:space="preserve"> </w:t>
+      </w:r>
+      <w:r>
+        <w:rPr>
+          <w:rFonts w:hint="eastAsia"/>
+        </w:rPr>
+        <w:t xml:space="preserve">我用</w:t>
+      </w:r>
+      <w:r>
+        <w:t xml:space="preserve"> </w:t>
+      </w:r>
+      <w:r>
+        <w:rPr>
+          <w:rStyle w:val="VerbatimChar"/>
+        </w:rPr>
+        <w:t xml:space="preserve">/&lt;div[^&gt;]*fixed inset-0[^&gt;]*&gt;/</w:t>
+      </w:r>
+      <w:r>
+        <w:t xml:space="preserve"> </w:t>
+      </w:r>
+      <w:r>
+        <w:rPr>
+          <w:rFonts w:hint="eastAsia"/>
+        </w:rPr>
+        <w:t xml:space="preserve">抓标签</w:t>
+      </w:r>
+      <w:r>
+        <w:t xml:space="preserve"> ——</w:t>
+      </w:r>
+      <w:r>
+        <w:t xml:space="preserve"> </w:t>
+      </w:r>
+      <w:r>
+        <w:rPr>
+          <w:rStyle w:val="VerbatimChar"/>
+        </w:rPr>
+        <w:t xml:space="preserve">onClick={() =&gt; …}</w:t>
+      </w:r>
+      <w:r>
+        <w:t xml:space="preserve"> </w:t>
+      </w:r>
+      <w:r>
+        <w:rPr>
+          <w:rFonts w:hint="eastAsia"/>
+        </w:rPr>
+        <w:t xml:space="preserve">里箭头那个</w:t>
+      </w:r>
+      <w:r>
+        <w:t xml:space="preserve"> </w:t>
+      </w:r>
+      <w:r>
+        <w:rPr>
+          <w:rStyle w:val="VerbatimChar"/>
+        </w:rPr>
+        <w:t xml:space="preserve">&gt;</w:t>
+      </w:r>
+      <w:r>
+        <w:t xml:space="preserve"> </w:t>
+      </w:r>
+      <w:r>
+        <w:rPr>
+          <w:rFonts w:hint="eastAsia"/>
+        </w:rPr>
+        <w:t xml:space="preserve">让</w:t>
+      </w:r>
+      <w:r>
+        <w:t xml:space="preserve"> </w:t>
+      </w:r>
+      <w:r>
+        <w:rPr>
+          <w:rStyle w:val="VerbatimChar"/>
+        </w:rPr>
+        <w:t xml:space="preserve">[^&gt;]*</w:t>
+      </w:r>
+      <w:r>
+        <w:t xml:space="preserve"> </w:t>
+      </w:r>
+      <w:r>
+        <w:rPr>
+          <w:rFonts w:hint="eastAsia"/>
+        </w:rPr>
+        <w:t xml:space="preserve">提前截断，</w:t>
+      </w:r>
+      <w:r>
+        <w:t xml:space="preserve"> </w:t>
+      </w:r>
+      <w:r>
+        <w:t xml:space="preserve">onClick </w:t>
+      </w:r>
+      <w:r>
+        <w:rPr>
+          <w:rFonts w:hint="eastAsia"/>
+        </w:rPr>
+        <w:t xml:space="preserve">根本没进匹配范围。把被测的标记整个删掉，测试照样全绿。</w:t>
+      </w:r>
+      <w:r>
+        <w:t xml:space="preserve"> </w:t>
+      </w:r>
+      <w:r>
+        <w:rPr>
+          <w:rFonts w:hint="eastAsia"/>
+          <w:b/>
+          <w:bCs/>
+        </w:rPr>
+        <w:t xml:space="preserve">发现它的唯一原因就是做了反向验证。</w:t>
+      </w:r>
+    </w:p>
+    <w:p>
+      <w:r>
+        <w:pict>
+          <v:rect style="width:0;height:1.5pt" o:hralign="center" o:hrstd="t" o:hr="t"/>
+        </w:pict>
+      </w:r>
+    </w:p>
+    <w:bookmarkEnd w:id="33"/>
+    <w:bookmarkEnd w:id="34"/>
+    <w:bookmarkStart w:id="40" w:name="四部署与运维"/>
+    <w:p>
+      <w:pPr>
+        <w:pStyle w:val="Heading2"/>
+      </w:pPr>
+      <w:r>
+        <w:rPr>
+          <w:rFonts w:hint="eastAsia"/>
+        </w:rPr>
+        <w:t xml:space="preserve">四、部署与运维</w:t>
+      </w:r>
+    </w:p>
+    <w:bookmarkStart w:id="35" w:name="直接改服务器的东西活不过下一次部署"/>
+    <w:p>
+      <w:pPr>
+        <w:pStyle w:val="Heading3"/>
+      </w:pPr>
+      <w:r>
+        <w:t xml:space="preserve">17. </w:t>
+      </w:r>
+      <w:r>
+        <w:rPr>
+          <w:rFonts w:hint="eastAsia"/>
+        </w:rPr>
+        <w:t xml:space="preserve">直接改服务器的东西，活不过下一次部署</w:t>
+      </w:r>
+    </w:p>
+    <w:p>
+      <w:pPr>
+        <w:pStyle w:val="FirstParagraph"/>
+      </w:pPr>
+      <w:r>
+        <w:rPr>
+          <w:rFonts w:hint="eastAsia"/>
+          <w:b/>
+          <w:bCs/>
+        </w:rPr>
+        <w:t xml:space="preserve">症状</w:t>
+      </w:r>
+      <w:r>
+        <w:rPr>
+          <w:rFonts w:hint="eastAsia"/>
+        </w:rPr>
+        <w:t xml:space="preserve">：2026-09-07</w:t>
+      </w:r>
+      <w:r>
+        <w:t xml:space="preserve"> </w:t>
+      </w:r>
+      <w:r>
+        <w:rPr>
+          <w:rFonts w:hint="eastAsia"/>
+        </w:rPr>
+        <w:t xml:space="preserve">晚上在服务器上改</w:t>
+      </w:r>
+      <w:r>
+        <w:t xml:space="preserve"> nginx </w:t>
+      </w:r>
+      <w:r>
+        <w:rPr>
+          <w:rFonts w:hint="eastAsia"/>
+        </w:rPr>
+        <w:t xml:space="preserve">加了扫描器防护，</w:t>
+      </w:r>
+      <w:r>
+        <w:t xml:space="preserve"> </w:t>
+      </w:r>
+      <w:r>
+        <w:rPr>
+          <w:rFonts w:hint="eastAsia"/>
+        </w:rPr>
+        <w:t xml:space="preserve">第二天一部署全被冲掉</w:t>
+      </w:r>
+      <w:r>
+        <w:t xml:space="preserve"> —— </w:t>
+      </w:r>
+      <w:r>
+        <w:rPr>
+          <w:rFonts w:hint="eastAsia"/>
+        </w:rPr>
+        <w:t xml:space="preserve">而部署自检只看首页</w:t>
+      </w:r>
+      <w:r>
+        <w:t xml:space="preserve"> </w:t>
+      </w:r>
+      <w:r>
+        <w:rPr>
+          <w:rFonts w:hint="eastAsia"/>
+        </w:rPr>
+        <w:t xml:space="preserve">200，什么都没报。</w:t>
+      </w:r>
+    </w:p>
+    <w:p>
+      <w:pPr>
+        <w:pStyle w:val="BodyText"/>
+      </w:pPr>
+      <w:r>
+        <w:rPr>
+          <w:rFonts w:hint="eastAsia"/>
+          <w:b/>
+          <w:bCs/>
+        </w:rPr>
+        <w:t xml:space="preserve">怎么避免</w:t>
+      </w:r>
+      <w:r>
+        <w:rPr>
+          <w:rFonts w:hint="eastAsia"/>
+        </w:rPr>
+        <w:t xml:space="preserve">：</w:t>
+      </w:r>
+      <w:r>
+        <w:t xml:space="preserve"> </w:t>
+      </w:r>
+      <w:r>
+        <w:t xml:space="preserve">- </w:t>
+      </w:r>
+      <w:r>
+        <w:rPr>
+          <w:rFonts w:hint="eastAsia"/>
+        </w:rPr>
+        <w:t xml:space="preserve">配置改动一律进仓库（</w:t>
+      </w:r>
+      <w:r>
+        <w:rPr>
+          <w:rStyle w:val="VerbatimChar"/>
+        </w:rPr>
+        <w:t xml:space="preserve">deploy/nginx-xinyi.conf</w:t>
+      </w:r>
+      <w:r>
+        <w:rPr>
+          <w:rFonts w:hint="eastAsia"/>
+        </w:rPr>
+        <w:t xml:space="preserve">）</w:t>
+      </w:r>
+      <w:r>
+        <w:t xml:space="preserve"> </w:t>
+      </w:r>
+      <w:r>
+        <w:t xml:space="preserve">- </w:t>
+      </w:r>
+      <w:r>
+        <w:rPr>
+          <w:rFonts w:hint="eastAsia"/>
+        </w:rPr>
+        <w:t xml:space="preserve">自检加上会说话的检查（现在部署最后会打印「扫描器防护</w:t>
+      </w:r>
+      <w:r>
+        <w:t xml:space="preserve"> </w:t>
+      </w:r>
+      <w:r>
+        <w:rPr>
+          <w:rFonts w:hint="eastAsia"/>
+        </w:rPr>
+        <w:t xml:space="preserve">已生效</w:t>
+      </w:r>
+      <w:r>
+        <w:t xml:space="preserve"> / ⚠️ </w:t>
+      </w:r>
+      <w:r>
+        <w:rPr>
+          <w:rFonts w:hint="eastAsia"/>
+        </w:rPr>
+        <w:t xml:space="preserve">失效」）</w:t>
+      </w:r>
+    </w:p>
+    <w:bookmarkEnd w:id="35"/>
+    <w:bookmarkStart w:id="36" w:name="宽泛的匹配模式会打到你没想打的东西"/>
+    <w:p>
+      <w:pPr>
+        <w:pStyle w:val="Heading3"/>
+      </w:pPr>
+      <w:r>
+        <w:t xml:space="preserve">18. </w:t>
+      </w:r>
+      <w:r>
+        <w:rPr>
+          <w:rFonts w:hint="eastAsia"/>
+        </w:rPr>
+        <w:t xml:space="preserve">宽泛的匹配模式会打到你没想打的东西</w:t>
+      </w:r>
+    </w:p>
+    <w:p>
+      <w:pPr>
+        <w:pStyle w:val="FirstParagraph"/>
+      </w:pPr>
+      <w:r>
+        <w:rPr>
+          <w:rFonts w:hint="eastAsia"/>
+          <w:b/>
+          <w:bCs/>
+        </w:rPr>
+        <w:t xml:space="preserve">症状</w:t>
+      </w:r>
+      <w:r>
+        <w:rPr>
+          <w:rFonts w:hint="eastAsia"/>
+        </w:rPr>
+        <w:t xml:space="preserve">（同一天两次）：</w:t>
+      </w:r>
+      <w:r>
+        <w:t xml:space="preserve"> </w:t>
+      </w:r>
+      <w:r>
+        <w:t xml:space="preserve">-</w:t>
+      </w:r>
+      <w:r>
+        <w:t xml:space="preserve"> </w:t>
+      </w:r>
+      <w:r>
+        <w:rPr>
+          <w:rStyle w:val="VerbatimChar"/>
+        </w:rPr>
+        <w:t xml:space="preserve">pkill -f "server/app.js"</w:t>
+      </w:r>
+      <w:r>
+        <w:t xml:space="preserve"> </w:t>
+      </w:r>
+      <w:r>
+        <w:rPr>
+          <w:rFonts w:hint="eastAsia"/>
+        </w:rPr>
+        <w:t xml:space="preserve">把用户</w:t>
+      </w:r>
+      <w:r>
+        <w:rPr>
+          <w:rFonts w:hint="eastAsia"/>
+          <w:b/>
+          <w:bCs/>
+        </w:rPr>
+        <w:t xml:space="preserve">另一个项目</w:t>
+      </w:r>
+      <w:r>
+        <w:rPr>
+          <w:rFonts w:hint="eastAsia"/>
+        </w:rPr>
+        <w:t xml:space="preserve">的开发服务器一起杀了（文件名一样）</w:t>
+      </w:r>
+      <w:r>
+        <w:t xml:space="preserve"> </w:t>
+      </w:r>
+      <w:r>
+        <w:t xml:space="preserve">- nginx </w:t>
+      </w:r>
+      <w:r>
+        <w:rPr>
+          <w:rFonts w:hint="eastAsia"/>
+        </w:rPr>
+        <w:t xml:space="preserve">规则里写了裸的</w:t>
+      </w:r>
+      <w:r>
+        <w:t xml:space="preserve"> </w:t>
+      </w:r>
+      <w:r>
+        <w:rPr>
+          <w:rStyle w:val="VerbatimChar"/>
+        </w:rPr>
+        <w:t xml:space="preserve">/vendor/</w:t>
+      </w:r>
+      <w:r>
+        <w:rPr>
+          <w:rFonts w:hint="eastAsia"/>
+        </w:rPr>
+        <w:t xml:space="preserve">，把本站自己的</w:t>
+      </w:r>
+      <w:r>
+        <w:t xml:space="preserve"> </w:t>
+      </w:r>
+      <w:r>
+        <w:t xml:space="preserve">tailwind/xlsx/pdf/mammoth </w:t>
+      </w:r>
+      <w:r>
+        <w:rPr>
+          <w:rFonts w:hint="eastAsia"/>
+        </w:rPr>
+        <w:t xml:space="preserve">全掐成</w:t>
+      </w:r>
+      <w:r>
+        <w:t xml:space="preserve"> </w:t>
+      </w:r>
+      <w:r>
+        <w:rPr>
+          <w:rFonts w:hint="eastAsia"/>
+        </w:rPr>
+        <w:t xml:space="preserve">444，</w:t>
+      </w:r>
+      <w:r>
+        <w:rPr>
+          <w:rFonts w:hint="eastAsia"/>
+          <w:b/>
+          <w:bCs/>
+        </w:rPr>
+        <w:t xml:space="preserve">生产挂了</w:t>
+      </w:r>
+      <w:r>
+        <w:rPr>
+          <w:b/>
+          <w:bCs/>
+        </w:rPr>
+        <w:t xml:space="preserve"> 38 </w:t>
+      </w:r>
+      <w:r>
+        <w:rPr>
+          <w:rFonts w:hint="eastAsia"/>
+          <w:b/>
+          <w:bCs/>
+        </w:rPr>
+        <w:t xml:space="preserve">分钟，当时有人在用</w:t>
+      </w:r>
+    </w:p>
+    <w:p>
+      <w:pPr>
+        <w:pStyle w:val="BodyText"/>
+      </w:pPr>
+      <w:r>
+        <w:rPr>
+          <w:rFonts w:hint="eastAsia"/>
+          <w:b/>
+          <w:bCs/>
+        </w:rPr>
+        <w:t xml:space="preserve">真因</w:t>
+      </w:r>
+      <w:r>
+        <w:rPr>
+          <w:rFonts w:hint="eastAsia"/>
+        </w:rPr>
+        <w:t xml:space="preserve">：宽泛模式的危害不对称。少匹配了只是没生效，会发现；</w:t>
+      </w:r>
+      <w:r>
+        <w:t xml:space="preserve"> </w:t>
+      </w:r>
+      <w:r>
+        <w:rPr>
+          <w:rFonts w:hint="eastAsia"/>
+        </w:rPr>
+        <w:t xml:space="preserve">多匹配了是</w:t>
+      </w:r>
+      <w:r>
+        <w:rPr>
+          <w:rFonts w:hint="eastAsia"/>
+          <w:b/>
+          <w:bCs/>
+        </w:rPr>
+        <w:t xml:space="preserve">静默地打坏别的东西</w:t>
+      </w:r>
+      <w:r>
+        <w:rPr>
+          <w:rFonts w:hint="eastAsia"/>
+        </w:rPr>
+        <w:t xml:space="preserve">，而且往往打的是本来好好的那部分。</w:t>
+      </w:r>
+    </w:p>
+    <w:p>
+      <w:pPr>
+        <w:pStyle w:val="BodyText"/>
+      </w:pPr>
+      <w:r>
+        <w:rPr>
+          <w:rFonts w:hint="eastAsia"/>
+          <w:b/>
+          <w:bCs/>
+        </w:rPr>
+        <w:t xml:space="preserve">怎么避免</w:t>
+      </w:r>
+      <w:r>
+        <w:rPr>
+          <w:rFonts w:hint="eastAsia"/>
+        </w:rPr>
+        <w:t xml:space="preserve">：用模式做破坏性操作前，先跑一遍「它会命中什么」并逐条看</w:t>
+      </w:r>
+      <w:r>
+        <w:t xml:space="preserve"> ——</w:t>
+      </w:r>
+      <w:r>
+        <w:t xml:space="preserve"> </w:t>
+      </w:r>
+      <w:r>
+        <w:rPr>
+          <w:rStyle w:val="VerbatimChar"/>
+        </w:rPr>
+        <w:t xml:space="preserve">pgrep -af</w:t>
+      </w:r>
+      <w:r>
+        <w:t xml:space="preserve"> </w:t>
+      </w:r>
+      <w:r>
+        <w:rPr>
+          <w:rFonts w:hint="eastAsia"/>
+        </w:rPr>
+        <w:t xml:space="preserve">看清再用</w:t>
+      </w:r>
+      <w:r>
+        <w:t xml:space="preserve"> </w:t>
+      </w:r>
+      <w:r>
+        <w:rPr>
+          <w:rFonts w:hint="eastAsia"/>
+        </w:rPr>
+        <w:t xml:space="preserve">PID；nginx</w:t>
+      </w:r>
+      <w:r>
+        <w:t xml:space="preserve"> </w:t>
+      </w:r>
+      <w:r>
+        <w:rPr>
+          <w:rFonts w:hint="eastAsia"/>
+        </w:rPr>
+        <w:t xml:space="preserve">规则先在真实目录</w:t>
+      </w:r>
+      <w:r>
+        <w:t xml:space="preserve"> </w:t>
+      </w:r>
+      <w:r>
+        <w:rPr>
+          <w:rStyle w:val="VerbatimChar"/>
+        </w:rPr>
+        <w:t xml:space="preserve">find</w:t>
+      </w:r>
+      <w:r>
+        <w:t xml:space="preserve"> </w:t>
+      </w:r>
+      <w:r>
+        <w:rPr>
+          <w:rFonts w:hint="eastAsia"/>
+        </w:rPr>
+        <w:t xml:space="preserve">一遍。</w:t>
+      </w:r>
+    </w:p>
+    <w:bookmarkEnd w:id="36"/>
+    <w:bookmarkStart w:id="37" w:name="只验新功能生效不验原本正常的还正常"/>
+    <w:p>
+      <w:pPr>
+        <w:pStyle w:val="Heading3"/>
+      </w:pPr>
+      <w:r>
+        <w:t xml:space="preserve">19. </w:t>
+      </w:r>
+      <w:r>
+        <w:rPr>
+          <w:rFonts w:hint="eastAsia"/>
+        </w:rPr>
+        <w:t xml:space="preserve">只验「新功能生效」，不验「原本正常的还正常」</w:t>
+      </w:r>
+    </w:p>
+    <w:p>
+      <w:pPr>
+        <w:pStyle w:val="FirstParagraph"/>
+      </w:pPr>
+      <w:r>
+        <w:rPr>
+          <w:rFonts w:hint="eastAsia"/>
+        </w:rPr>
+        <w:t xml:space="preserve">上面</w:t>
+      </w:r>
+      <w:r>
+        <w:t xml:space="preserve"> 18 </w:t>
+      </w:r>
+      <w:r>
+        <w:rPr>
+          <w:rFonts w:hint="eastAsia"/>
+        </w:rPr>
+        <w:t xml:space="preserve">的第二条就是这么漏的：我测了扫描器路径被挡住，</w:t>
+      </w:r>
+      <w:r>
+        <w:t xml:space="preserve"> </w:t>
+      </w:r>
+      <w:r>
+        <w:rPr>
+          <w:rFonts w:hint="eastAsia"/>
+        </w:rPr>
+        <w:t xml:space="preserve">没测本站资源还能不能下载。</w:t>
+      </w:r>
+      <w:r>
+        <w:rPr>
+          <w:rFonts w:hint="eastAsia"/>
+          <w:b/>
+          <w:bCs/>
+        </w:rPr>
+        <w:t xml:space="preserve">两边都要验。</w:t>
+      </w:r>
+    </w:p>
+    <w:bookmarkEnd w:id="37"/>
+    <w:bookmarkStart w:id="38" w:name="rsync---delete-会删掉服务器上本地没有的东西"/>
+    <w:p>
+      <w:pPr>
+        <w:pStyle w:val="Heading3"/>
+      </w:pPr>
+      <w:r>
+        <w:t xml:space="preserve">20. rsync</w:t>
+      </w:r>
+      <w:r>
+        <w:t xml:space="preserve"> </w:t>
+      </w:r>
+      <w:r>
+        <w:rPr>
+          <w:rStyle w:val="VerbatimChar"/>
+        </w:rPr>
+        <w:t xml:space="preserve">--delete</w:t>
+      </w:r>
+      <w:r>
+        <w:t xml:space="preserve"> </w:t>
+      </w:r>
+      <w:r>
+        <w:rPr>
+          <w:rFonts w:hint="eastAsia"/>
+        </w:rPr>
+        <w:t xml:space="preserve">会删掉服务器上「本地没有」的东西</w:t>
+      </w:r>
+    </w:p>
+    <w:p>
+      <w:pPr>
+        <w:pStyle w:val="FirstParagraph"/>
+      </w:pPr>
+      <w:r>
+        <w:rPr>
+          <w:rFonts w:hint="eastAsia"/>
+          <w:b/>
+          <w:bCs/>
+        </w:rPr>
+        <w:t xml:space="preserve">症状</w:t>
+      </w:r>
+      <w:r>
+        <w:rPr>
+          <w:rFonts w:hint="eastAsia"/>
+        </w:rPr>
+        <w:t xml:space="preserve">：每次部署都在删服务器备份，一个</w:t>
+      </w:r>
+      <w:r>
+        <w:t xml:space="preserve"> 29.7MB </w:t>
+      </w:r>
+      <w:r>
+        <w:rPr>
+          <w:rFonts w:hint="eastAsia"/>
+        </w:rPr>
+        <w:t xml:space="preserve">的备份就这么没的，全程无提示。</w:t>
+      </w:r>
+    </w:p>
+    <w:p>
+      <w:pPr>
+        <w:pStyle w:val="BodyText"/>
+      </w:pPr>
+      <w:r>
+        <w:rPr>
+          <w:rFonts w:hint="eastAsia"/>
+          <w:b/>
+          <w:bCs/>
+        </w:rPr>
+        <w:t xml:space="preserve">怎么避免</w:t>
+      </w:r>
+      <w:r>
+        <w:rPr>
+          <w:rFonts w:hint="eastAsia"/>
+        </w:rPr>
+        <w:t xml:space="preserve">：</w:t>
+      </w:r>
+      <w:r>
+        <w:rPr>
+          <w:rStyle w:val="VerbatimChar"/>
+        </w:rPr>
+        <w:t xml:space="preserve">deploy.sh</w:t>
+      </w:r>
+      <w:r>
+        <w:t xml:space="preserve"> </w:t>
+      </w:r>
+      <w:r>
+        <w:rPr>
+          <w:rFonts w:hint="eastAsia"/>
+        </w:rPr>
+        <w:t xml:space="preserve">里</w:t>
+      </w:r>
+      <w:r>
+        <w:t xml:space="preserve"> </w:t>
+      </w:r>
+      <w:r>
+        <w:rPr>
+          <w:rStyle w:val="VerbatimChar"/>
+        </w:rPr>
+        <w:t xml:space="preserve">backups</w:t>
+      </w:r>
+      <w:r>
+        <w:t xml:space="preserve">、</w:t>
+      </w:r>
+      <w:r>
+        <w:rPr>
+          <w:rStyle w:val="VerbatimChar"/>
+        </w:rPr>
+        <w:t xml:space="preserve">.env.local</w:t>
+      </w:r>
+      <w:r>
+        <w:t xml:space="preserve">、</w:t>
+      </w:r>
+      <w:r>
+        <w:rPr>
+          <w:rStyle w:val="VerbatimChar"/>
+        </w:rPr>
+        <w:t xml:space="preserve">.runtime</w:t>
+      </w:r>
+      <w:r>
+        <w:t xml:space="preserve"> </w:t>
+      </w:r>
+      <w:r>
+        <w:rPr>
+          <w:rFonts w:hint="eastAsia"/>
+        </w:rPr>
+        <w:t xml:space="preserve">都在</w:t>
+      </w:r>
+      <w:r>
+        <w:t xml:space="preserve"> exclude </w:t>
+      </w:r>
+      <w:r>
+        <w:rPr>
+          <w:rFonts w:hint="eastAsia"/>
+        </w:rPr>
+        <w:t xml:space="preserve">列表里。</w:t>
+      </w:r>
+      <w:r>
+        <w:t xml:space="preserve"> </w:t>
+      </w:r>
+      <w:r>
+        <w:rPr>
+          <w:rFonts w:hint="eastAsia"/>
+        </w:rPr>
+        <w:t xml:space="preserve">往那个列表里加东西前想清楚。</w:t>
+      </w:r>
+    </w:p>
+    <w:bookmarkEnd w:id="38"/>
+    <w:bookmarkStart w:id="39" w:name="腾讯云异常登录高危告警多半是自己人"/>
+    <w:p>
+      <w:pPr>
+        <w:pStyle w:val="Heading3"/>
+      </w:pPr>
+      <w:r>
+        <w:t xml:space="preserve">21. </w:t>
+      </w:r>
+      <w:r>
+        <w:rPr>
+          <w:rFonts w:hint="eastAsia"/>
+        </w:rPr>
+        <w:t xml:space="preserve">腾讯云「异常登录」高危告警，多半是自己人</w:t>
+      </w:r>
+    </w:p>
+    <w:p>
+      <w:pPr>
+        <w:pStyle w:val="FirstParagraph"/>
+      </w:pPr>
+      <w:r>
+        <w:rPr>
+          <w:rFonts w:hint="eastAsia"/>
+          <w:b/>
+          <w:bCs/>
+        </w:rPr>
+        <w:t xml:space="preserve">症状</w:t>
+      </w:r>
+      <w:r>
+        <w:rPr>
+          <w:rFonts w:hint="eastAsia"/>
+        </w:rPr>
+        <w:t xml:space="preserve">：一堆「异常登录」高危短信。</w:t>
+      </w:r>
+    </w:p>
+    <w:p>
+      <w:pPr>
+        <w:pStyle w:val="BodyText"/>
+      </w:pPr>
+      <w:r>
+        <w:rPr>
+          <w:rFonts w:hint="eastAsia"/>
+          <w:b/>
+          <w:bCs/>
+        </w:rPr>
+        <w:t xml:space="preserve">真因</w:t>
+      </w:r>
+      <w:r>
+        <w:rPr>
+          <w:rFonts w:hint="eastAsia"/>
+        </w:rPr>
+        <w:t xml:space="preserve">：部署密钥从境外出口</w:t>
+      </w:r>
+      <w:r>
+        <w:t xml:space="preserve"> IP </w:t>
+      </w:r>
+      <w:r>
+        <w:rPr>
+          <w:rFonts w:hint="eastAsia"/>
+        </w:rPr>
+        <w:t xml:space="preserve">登录，腾讯按地域判高危。</w:t>
+      </w:r>
+      <w:r>
+        <w:t xml:space="preserve"> </w:t>
+      </w:r>
+      <w:r>
+        <w:rPr>
+          <w:rFonts w:hint="eastAsia"/>
+        </w:rPr>
+        <w:t xml:space="preserve">指纹</w:t>
+      </w:r>
+      <w:r>
+        <w:t xml:space="preserve"> </w:t>
+      </w:r>
+      <w:r>
+        <w:rPr>
+          <w:rStyle w:val="VerbatimChar"/>
+        </w:rPr>
+        <w:t xml:space="preserve">SHA256:9iWRUJnDna/qjq3W9Wa7zOO4QWEyPyEiF2ifmn8ECgg</w:t>
+      </w:r>
+      <w:r>
+        <w:t xml:space="preserve"> </w:t>
+      </w:r>
+      <w:r>
+        <w:t xml:space="preserve">= </w:t>
+      </w:r>
+      <w:r>
+        <w:rPr>
+          <w:rFonts w:hint="eastAsia"/>
+        </w:rPr>
+        <w:t xml:space="preserve">本机</w:t>
+      </w:r>
+      <w:r>
+        <w:t xml:space="preserve"> </w:t>
+      </w:r>
+      <w:r>
+        <w:rPr>
+          <w:rStyle w:val="VerbatimChar"/>
+        </w:rPr>
+        <w:t xml:space="preserve">~/.ssh/id_ed25519_xinyi</w:t>
+      </w:r>
+      <w:r>
+        <w:t xml:space="preserve">。</w:t>
+      </w:r>
+    </w:p>
+    <w:p>
+      <w:pPr>
+        <w:pStyle w:val="BodyText"/>
+      </w:pPr>
+      <w:r>
+        <w:rPr>
+          <w:rFonts w:hint="eastAsia"/>
+          <w:b/>
+          <w:bCs/>
+        </w:rPr>
+        <w:t xml:space="preserve">怎么避免</w:t>
+      </w:r>
+      <w:r>
+        <w:rPr>
+          <w:rFonts w:hint="eastAsia"/>
+        </w:rPr>
+        <w:t xml:space="preserve">：</w:t>
+      </w:r>
+      <w:r>
+        <w:rPr>
+          <w:rFonts w:hint="eastAsia"/>
+          <w:b/>
+          <w:bCs/>
+        </w:rPr>
+        <w:t xml:space="preserve">先比对</w:t>
+      </w:r>
+      <w:r>
+        <w:rPr>
+          <w:b/>
+          <w:bCs/>
+        </w:rPr>
+        <w:t xml:space="preserve"> auth.log </w:t>
+      </w:r>
+      <w:r>
+        <w:rPr>
+          <w:rFonts w:hint="eastAsia"/>
+          <w:b/>
+          <w:bCs/>
+        </w:rPr>
+        <w:t xml:space="preserve">里</w:t>
+      </w:r>
+      <w:r>
+        <w:rPr>
+          <w:b/>
+          <w:bCs/>
+        </w:rPr>
+        <w:t xml:space="preserve"> </w:t>
+      </w:r>
+      <w:r>
+        <w:rPr>
+          <w:rStyle w:val="VerbatimChar"/>
+          <w:b/>
+          <w:bCs/>
+        </w:rPr>
+        <w:t xml:space="preserve">Accepted</w:t>
+      </w:r>
+      <w:r>
+        <w:rPr>
+          <w:b/>
+          <w:bCs/>
+        </w:rPr>
+        <w:t xml:space="preserve"> </w:t>
+      </w:r>
+      <w:r>
+        <w:rPr>
+          <w:rFonts w:hint="eastAsia"/>
+          <w:b/>
+          <w:bCs/>
+        </w:rPr>
+        <w:t xml:space="preserve">那行的公钥指纹</w:t>
+      </w:r>
+      <w:r>
+        <w:rPr>
+          <w:rFonts w:hint="eastAsia"/>
+        </w:rPr>
+        <w:t xml:space="preserve">，指纹一致就是自己人。</w:t>
+      </w:r>
+      <w:r>
+        <w:t xml:space="preserve"> </w:t>
+      </w:r>
+      <w:r>
+        <w:rPr>
+          <w:rFonts w:hint="eastAsia"/>
+        </w:rPr>
+        <w:t xml:space="preserve">指纹对不上才按入侵处置。「攻击检测」低危则是互联网背景扫描，打的全是</w:t>
+      </w:r>
+      <w:r>
+        <w:t xml:space="preserve"> PHP </w:t>
+      </w:r>
+      <w:r>
+        <w:rPr>
+          <w:rFonts w:hint="eastAsia"/>
+        </w:rPr>
+        <w:t xml:space="preserve">漏洞</w:t>
+      </w:r>
+      <w:r>
+        <w:t xml:space="preserve"> —— </w:t>
+      </w:r>
+      <w:r>
+        <w:rPr>
+          <w:rFonts w:hint="eastAsia"/>
+        </w:rPr>
+        <w:t xml:space="preserve">本机没有</w:t>
+      </w:r>
+      <w:r>
+        <w:t xml:space="preserve"> PHP。</w:t>
+      </w:r>
+    </w:p>
+    <w:p>
+      <w:r>
+        <w:pict>
+          <v:rect style="width:0;height:1.5pt" o:hralign="center" o:hrstd="t" o:hr="t"/>
+        </w:pict>
+      </w:r>
+    </w:p>
+    <w:bookmarkEnd w:id="39"/>
+    <w:bookmarkEnd w:id="40"/>
+    <w:bookmarkStart w:id="48" w:name="五ai-提醒-自动化"/>
+    <w:p>
+      <w:pPr>
+        <w:pStyle w:val="Heading2"/>
+      </w:pPr>
+      <w:r>
+        <w:rPr>
+          <w:rFonts w:hint="eastAsia"/>
+        </w:rPr>
+        <w:t xml:space="preserve">五、AI</w:t>
+      </w:r>
+      <w:r>
+        <w:t xml:space="preserve"> / </w:t>
+      </w:r>
+      <w:r>
+        <w:rPr>
+          <w:rFonts w:hint="eastAsia"/>
+        </w:rPr>
+        <w:t xml:space="preserve">提醒</w:t>
+      </w:r>
+      <w:r>
+        <w:t xml:space="preserve"> / </w:t>
+      </w:r>
+      <w:r>
+        <w:rPr>
+          <w:rFonts w:hint="eastAsia"/>
+        </w:rPr>
+        <w:t xml:space="preserve">自动化</w:t>
+      </w:r>
+    </w:p>
+    <w:bookmarkStart w:id="41" w:name="提醒不许顺手建项目"/>
+    <w:p>
+      <w:pPr>
+        <w:pStyle w:val="Heading3"/>
+      </w:pPr>
+      <w:r>
+        <w:t xml:space="preserve">22. </w:t>
+      </w:r>
+      <w:r>
+        <w:rPr>
+          <w:rFonts w:hint="eastAsia"/>
+        </w:rPr>
+        <w:t xml:space="preserve">提醒不许顺手建项目</w:t>
+      </w:r>
+    </w:p>
+    <w:p>
+      <w:pPr>
+        <w:pStyle w:val="FirstParagraph"/>
+      </w:pPr>
+      <w:r>
+        <w:rPr>
+          <w:rFonts w:hint="eastAsia"/>
+          <w:b/>
+          <w:bCs/>
+        </w:rPr>
+        <w:t xml:space="preserve">症状</w:t>
+      </w:r>
+      <w:r>
+        <w:rPr>
+          <w:rFonts w:hint="eastAsia"/>
+        </w:rPr>
+        <w:t xml:space="preserve">：线上莫名其妙多出</w:t>
+      </w:r>
+      <w:r>
+        <w:t xml:space="preserve"> 15 </w:t>
+      </w:r>
+      <w:r>
+        <w:rPr>
+          <w:rFonts w:hint="eastAsia"/>
+        </w:rPr>
+        <w:t xml:space="preserve">个「跟进项目」，把在制项目数、</w:t>
+      </w:r>
+      <w:r>
+        <w:t xml:space="preserve"> </w:t>
+      </w:r>
+      <w:r>
+        <w:rPr>
+          <w:rFonts w:hint="eastAsia"/>
+        </w:rPr>
+        <w:t xml:space="preserve">延误率、日志覆盖率的分母全污染了。</w:t>
+      </w:r>
+    </w:p>
+    <w:p>
+      <w:pPr>
+        <w:pStyle w:val="BodyText"/>
+      </w:pPr>
+      <w:r>
+        <w:rPr>
+          <w:rFonts w:hint="eastAsia"/>
+          <w:b/>
+          <w:bCs/>
+        </w:rPr>
+        <w:t xml:space="preserve">真因</w:t>
+      </w:r>
+      <w:r>
+        <w:rPr>
+          <w:rFonts w:hint="eastAsia"/>
+        </w:rPr>
+        <w:t xml:space="preserve">：</w:t>
+      </w:r>
+      <w:r>
+        <w:rPr>
+          <w:rStyle w:val="VerbatimChar"/>
+        </w:rPr>
+        <w:t xml:space="preserve">addReminder</w:t>
+      </w:r>
+      <w:r>
+        <w:t xml:space="preserve"> </w:t>
+      </w:r>
+      <w:r>
+        <w:rPr>
+          <w:rFonts w:hint="eastAsia"/>
+        </w:rPr>
+        <w:t xml:space="preserve">在</w:t>
+      </w:r>
+      <w:r>
+        <w:t xml:space="preserve"> </w:t>
+      </w:r>
+      <w:r>
+        <w:rPr>
+          <w:rStyle w:val="VerbatimChar"/>
+        </w:rPr>
+        <w:t xml:space="preserve">linkType</w:t>
+      </w:r>
+      <w:r>
+        <w:t xml:space="preserve"> </w:t>
+      </w:r>
+      <w:r>
+        <w:rPr>
+          <w:rFonts w:hint="eastAsia"/>
+        </w:rPr>
+        <w:t xml:space="preserve">是</w:t>
+      </w:r>
+      <w:r>
+        <w:t xml:space="preserve"> lead/customer </w:t>
+      </w:r>
+      <w:r>
+        <w:rPr>
+          <w:rFonts w:hint="eastAsia"/>
+        </w:rPr>
+        <w:t xml:space="preserve">时，</w:t>
+      </w:r>
+      <w:r>
+        <w:t xml:space="preserve"> </w:t>
+      </w:r>
+      <w:r>
+        <w:rPr>
+          <w:rFonts w:hint="eastAsia"/>
+        </w:rPr>
+        <w:t xml:space="preserve">会</w:t>
+      </w:r>
+      <w:r>
+        <w:rPr>
+          <w:rFonts w:hint="eastAsia"/>
+          <w:b/>
+          <w:bCs/>
+        </w:rPr>
+        <w:t xml:space="preserve">先建一个项目</w:t>
+      </w:r>
+      <w:r>
+        <w:rPr>
+          <w:rFonts w:hint="eastAsia"/>
+        </w:rPr>
+        <w:t xml:space="preserve">把提醒挂上去；建不成就</w:t>
+      </w:r>
+      <w:r>
+        <w:t xml:space="preserve"> </w:t>
+      </w:r>
+      <w:r>
+        <w:rPr>
+          <w:rStyle w:val="VerbatimChar"/>
+        </w:rPr>
+        <w:t xml:space="preserve">return</w:t>
+      </w:r>
+      <w:r>
+        <w:t xml:space="preserve"> </w:t>
+      </w:r>
+      <w:r>
+        <w:t xml:space="preserve">—— </w:t>
+      </w:r>
+      <w:r>
+        <w:rPr>
+          <w:rFonts w:hint="eastAsia"/>
+        </w:rPr>
+        <w:t xml:space="preserve">提醒被静默丢掉。</w:t>
+      </w:r>
+      <w:r>
+        <w:t xml:space="preserve"> </w:t>
+      </w:r>
+      <w:r>
+        <w:rPr>
+          <w:rFonts w:hint="eastAsia"/>
+        </w:rPr>
+        <w:t xml:space="preserve">而提醒模型本来就支持挂在线索/客户上，铃铛也早就能跳过去，这个绕路从没必要。</w:t>
+      </w:r>
+    </w:p>
+    <w:p>
+      <w:pPr>
+        <w:pStyle w:val="BodyText"/>
+      </w:pPr>
+      <w:r>
+        <w:rPr>
+          <w:rFonts w:hint="eastAsia"/>
+          <w:b/>
+          <w:bCs/>
+        </w:rPr>
+        <w:t xml:space="preserve">怎么避免</w:t>
+      </w:r>
+      <w:r>
+        <w:rPr>
+          <w:rFonts w:hint="eastAsia"/>
+        </w:rPr>
+        <w:t xml:space="preserve">：提醒就是提醒。要给线索/客户排跟进，用</w:t>
+      </w:r>
+      <w:r>
+        <w:t xml:space="preserve"> </w:t>
+      </w:r>
+      <w:r>
+        <w:rPr>
+          <w:rStyle w:val="VerbatimChar"/>
+        </w:rPr>
+        <w:t xml:space="preserve">scheduleRenewalFollowUp()</w:t>
+      </w:r>
+      <w:r>
+        <w:t xml:space="preserve">。</w:t>
+      </w:r>
+    </w:p>
+    <w:bookmarkEnd w:id="41"/>
+    <w:bookmarkStart w:id="42" w:name="b.-同一个坑往往有两个入口人点的那个和定时器调的那个"/>
+    <w:p>
+      <w:pPr>
+        <w:pStyle w:val="Heading3"/>
+      </w:pPr>
+      <w:r>
+        <w:t xml:space="preserve">22b. </w:t>
+      </w:r>
+      <w:r>
+        <w:rPr>
+          <w:rFonts w:hint="eastAsia"/>
+        </w:rPr>
+        <w:t xml:space="preserve">同一个坑往往有两个入口：人点的那个，和定时器调的那个</w:t>
+      </w:r>
+    </w:p>
+    <w:p>
+      <w:pPr>
+        <w:pStyle w:val="FirstParagraph"/>
+      </w:pPr>
+      <w:r>
+        <w:rPr>
+          <w:rFonts w:hint="eastAsia"/>
+          <w:b/>
+          <w:bCs/>
+        </w:rPr>
+        <w:t xml:space="preserve">这条是</w:t>
+      </w:r>
+      <w:r>
+        <w:rPr>
+          <w:b/>
+          <w:bCs/>
+        </w:rPr>
+        <w:t xml:space="preserve"> 22 </w:t>
+      </w:r>
+      <w:r>
+        <w:rPr>
+          <w:rFonts w:hint="eastAsia"/>
+          <w:b/>
+          <w:bCs/>
+        </w:rPr>
+        <w:t xml:space="preserve">的续集，隔了一天才发现，值得单独写。</w:t>
+      </w:r>
+    </w:p>
+    <w:p>
+      <w:pPr>
+        <w:pStyle w:val="BodyText"/>
+      </w:pPr>
+      <w:r>
+        <w:rPr>
+          <w:rFonts w:hint="eastAsia"/>
+          <w:b/>
+          <w:bCs/>
+        </w:rPr>
+        <w:t xml:space="preserve">症状</w:t>
+      </w:r>
+      <w:r>
+        <w:rPr>
+          <w:rFonts w:hint="eastAsia"/>
+        </w:rPr>
+        <w:t xml:space="preserve">：修完</w:t>
+      </w:r>
+      <w:r>
+        <w:t xml:space="preserve"> </w:t>
+      </w:r>
+      <w:r>
+        <w:rPr>
+          <w:rFonts w:hint="eastAsia"/>
+        </w:rPr>
+        <w:t xml:space="preserve">22、写完测试、</w:t>
+      </w:r>
+      <w:r>
+        <w:rPr>
+          <w:rStyle w:val="VerbatimChar"/>
+        </w:rPr>
+        <w:t xml:space="preserve">grep</w:t>
+      </w:r>
+      <w:r>
+        <w:t xml:space="preserve"> </w:t>
+      </w:r>
+      <w:r>
+        <w:rPr>
+          <w:rFonts w:hint="eastAsia"/>
+        </w:rPr>
+        <w:t xml:space="preserve">也搜过之后，</w:t>
+      </w:r>
+      <w:r>
+        <w:t xml:space="preserve"> </w:t>
+      </w:r>
+      <w:r>
+        <w:rPr>
+          <w:rStyle w:val="VerbatimChar"/>
+        </w:rPr>
+        <w:t xml:space="preserve">runSystemScans()</w:t>
+      </w:r>
+      <w:r>
+        <w:t xml:space="preserve"> </w:t>
+      </w:r>
+      <w:r>
+        <w:rPr>
+          <w:rFonts w:hint="eastAsia"/>
+        </w:rPr>
+        <w:t xml:space="preserve">里</w:t>
+      </w:r>
+      <w:r>
+        <w:rPr>
+          <w:rFonts w:hint="eastAsia"/>
+          <w:b/>
+          <w:bCs/>
+        </w:rPr>
+        <w:t xml:space="preserve">还有两处</w:t>
+      </w:r>
+      <w:r>
+        <w:rPr>
+          <w:rFonts w:hint="eastAsia"/>
+        </w:rPr>
+        <w:t xml:space="preserve">在自动建跟进项目</w:t>
+      </w:r>
+      <w:r>
+        <w:t xml:space="preserve"> ——</w:t>
+      </w:r>
+      <w:r>
+        <w:t xml:space="preserve"> </w:t>
+      </w:r>
+      <w:r>
+        <w:rPr>
+          <w:rFonts w:hint="eastAsia"/>
+        </w:rPr>
+        <w:t xml:space="preserve">而且比</w:t>
+      </w:r>
+      <w:r>
+        <w:t xml:space="preserve"> 22 </w:t>
+      </w:r>
+      <w:r>
+        <w:rPr>
+          <w:rFonts w:hint="eastAsia"/>
+        </w:rPr>
+        <w:t xml:space="preserve">更险，因为全程没有人点任何按钮：</w:t>
       </w:r>
     </w:p>
     <w:p>
@@ -8166,50 +8718,85 @@
         <w:pStyle w:val="Compact"/>
         <w:numPr>
           <w:ilvl w:val="0"/>
-          <w:numId w:val="1011"/>
+          <w:numId w:val="1012"/>
         </w:numPr>
       </w:pPr>
       <w:r>
         <w:rPr>
           <w:rFonts w:hint="eastAsia"/>
         </w:rPr>
-        <w:t xml:space="preserve">定时器里的逻辑要按「无人值守」的标准审：</w:t>
-      </w:r>
-      <w:r>
-        <w:t xml:space="preserve"> </w:t>
-      </w:r>
-      <w:r>
-        <w:rPr>
-          <w:rFonts w:hint="eastAsia"/>
-        </w:rPr>
-        <w:t xml:space="preserve">它会不会改状态？会不会写库？会不会因为某次数据迁移而失去幂等？</w:t>
-      </w:r>
-      <w:r>
-        <w:t xml:space="preserve"> </w:t>
-      </w:r>
-      <w:r>
-        <w:rPr>
-          <w:rStyle w:val="VerbatimChar"/>
-        </w:rPr>
-        <w:t xml:space="preserve">setInterval(runSystemScans, 10000)</w:t>
-      </w:r>
-      <w:r>
-        <w:t xml:space="preserve"> </w:t>
-      </w:r>
-      <w:r>
-        <w:rPr>
-          <w:rFonts w:hint="eastAsia"/>
-        </w:rPr>
-        <w:t xml:space="preserve">里的每一行都是每</w:t>
-      </w:r>
-      <w:r>
-        <w:t xml:space="preserve"> 10 </w:t>
-      </w:r>
-      <w:r>
-        <w:rPr>
-          <w:rFonts w:hint="eastAsia"/>
-        </w:rPr>
-        <w:t xml:space="preserve">秒一次的赌注。</w:t>
+        <w:t xml:space="preserve">线索证书</w:t>
+      </w:r>
+      <w:r>
+        <w:t xml:space="preserve"> ≤60 </w:t>
+      </w:r>
+      <w:r>
+        <w:rPr>
+          <w:rFonts w:hint="eastAsia"/>
+        </w:rPr>
+        <w:t xml:space="preserve">天且高意向</w:t>
+      </w:r>
+      <w:r>
+        <w:t xml:space="preserve"> → </w:t>
+      </w:r>
+      <w:r>
+        <w:rPr>
+          <w:rFonts w:hint="eastAsia"/>
+        </w:rPr>
+        <w:t xml:space="preserve">建</w:t>
+      </w:r>
+      <w:r>
+        <w:t xml:space="preserve"> FollowUp </w:t>
+      </w:r>
+      <w:r>
+        <w:rPr>
+          <w:rFonts w:hint="eastAsia"/>
+        </w:rPr>
+        <w:t xml:space="preserve">项目，</w:t>
+      </w:r>
+      <w:r>
+        <w:t xml:space="preserve"> </w:t>
+      </w:r>
+      <w:r>
+        <w:rPr>
+          <w:rFonts w:hint="eastAsia"/>
+        </w:rPr>
+        <w:t xml:space="preserve">并且</w:t>
+      </w:r>
+      <w:r>
+        <w:t xml:space="preserve"> </w:t>
+      </w:r>
+      <w:r>
+        <w:rPr>
+          <w:rStyle w:val="VerbatimChar"/>
+        </w:rPr>
+        <w:t xml:space="preserve">updateLead(id, Status.Converted)</w:t>
+      </w:r>
+      <w:r>
+        <w:t xml:space="preserve"> </w:t>
+      </w:r>
+      <w:r>
+        <w:rPr>
+          <w:rFonts w:hint="eastAsia"/>
+        </w:rPr>
+        <w:t xml:space="preserve">把线索</w:t>
+      </w:r>
+      <w:r>
+        <w:rPr>
+          <w:rFonts w:hint="eastAsia"/>
+          <w:b/>
+          <w:bCs/>
+        </w:rPr>
+        <w:t xml:space="preserve">锁成「已转化」</w:t>
+      </w:r>
+      <w:r>
+        <w:t xml:space="preserve"> </w:t>
+      </w:r>
+      <w:r>
+        <w:rPr>
+          <w:rFonts w:hint="eastAsia"/>
+        </w:rPr>
+        <w:t xml:space="preserve">（那个函数里另有一条「已生成过项目就禁止重复使用」的硬锁）。</w:t>
       </w:r>
     </w:p>
     <w:p>
@@ -8217,13 +8804,609 @@
         <w:pStyle w:val="Compact"/>
         <w:numPr>
           <w:ilvl w:val="0"/>
-          <w:numId w:val="1011"/>
+          <w:numId w:val="1012"/>
         </w:numPr>
       </w:pPr>
       <w:r>
         <w:rPr>
           <w:rFonts w:hint="eastAsia"/>
         </w:rPr>
+        <w:t xml:space="preserve">客户证书</w:t>
+      </w:r>
+      <w:r>
+        <w:t xml:space="preserve"> ≤120 </w:t>
+      </w:r>
+      <w:r>
+        <w:rPr>
+          <w:rFonts w:hint="eastAsia"/>
+        </w:rPr>
+        <w:t xml:space="preserve">天</w:t>
+      </w:r>
+      <w:r>
+        <w:t xml:space="preserve"> → </w:t>
+      </w:r>
+      <w:r>
+        <w:rPr>
+          <w:rFonts w:hint="eastAsia"/>
+        </w:rPr>
+        <w:t xml:space="preserve">建</w:t>
+      </w:r>
+      <w:r>
+        <w:t xml:space="preserve"> FollowUp </w:t>
+      </w:r>
+      <w:r>
+        <w:rPr>
+          <w:rFonts w:hint="eastAsia"/>
+        </w:rPr>
+        <w:t xml:space="preserve">项目，去重键是</w:t>
+      </w:r>
+      <w:r>
+        <w:t xml:space="preserve"> </w:t>
+      </w:r>
+      <w:r>
+        <w:rPr>
+          <w:rStyle w:val="VerbatimChar"/>
+        </w:rPr>
+        <w:t xml:space="preserve">contractRef</w:t>
+      </w:r>
+      <w:r>
+        <w:t xml:space="preserve"> </w:t>
+      </w:r>
+      <w:r>
+        <w:rPr>
+          <w:rFonts w:hint="eastAsia"/>
+        </w:rPr>
+        <w:t xml:space="preserve">里的</w:t>
+      </w:r>
+      <w:r>
+        <w:t xml:space="preserve"> </w:t>
+      </w:r>
+      <w:r>
+        <w:rPr>
+          <w:rStyle w:val="VerbatimChar"/>
+        </w:rPr>
+        <w:t xml:space="preserve">CUSTCERT:</w:t>
+      </w:r>
+      <w:r>
+        <w:t xml:space="preserve"> </w:t>
+      </w:r>
+      <w:r>
+        <w:rPr>
+          <w:rFonts w:hint="eastAsia"/>
+        </w:rPr>
+        <w:t xml:space="preserve">前缀</w:t>
+      </w:r>
+      <w:r>
+        <w:t xml:space="preserve"> —— </w:t>
+      </w:r>
+      <w:r>
+        <w:rPr>
+          <w:rFonts w:hint="eastAsia"/>
+        </w:rPr>
+        <w:t xml:space="preserve">而迁移</w:t>
+      </w:r>
+      <w:r>
+        <w:t xml:space="preserve"> 016 </w:t>
+      </w:r>
+      <w:r>
+        <w:rPr>
+          <w:rFonts w:hint="eastAsia"/>
+        </w:rPr>
+        <w:t xml:space="preserve">早把这类前缀清空了，去重必然落空。</w:t>
+      </w:r>
+      <w:r>
+        <w:t xml:space="preserve"> </w:t>
+      </w:r>
+      <w:r>
+        <w:rPr>
+          <w:rFonts w:hint="eastAsia"/>
+        </w:rPr>
+        <w:t xml:space="preserve">库里</w:t>
+      </w:r>
+      <w:r>
+        <w:t xml:space="preserve"> 12 </w:t>
+      </w:r>
+      <w:r>
+        <w:rPr>
+          <w:rFonts w:hint="eastAsia"/>
+        </w:rPr>
+        <w:t xml:space="preserve">个</w:t>
+      </w:r>
+      <w:r>
+        <w:t xml:space="preserve"> FollowUp </w:t>
+      </w:r>
+      <w:r>
+        <w:rPr>
+          <w:rFonts w:hint="eastAsia"/>
+        </w:rPr>
+        <w:t xml:space="preserve">项目</w:t>
+      </w:r>
+      <w:r>
+        <w:t xml:space="preserve"> </w:t>
+      </w:r>
+      <w:r>
+        <w:rPr>
+          <w:rStyle w:val="VerbatimChar"/>
+        </w:rPr>
+        <w:t xml:space="preserve">contract_ref</w:t>
+      </w:r>
+      <w:r>
+        <w:t xml:space="preserve"> </w:t>
+      </w:r>
+      <w:r>
+        <w:rPr>
+          <w:rFonts w:hint="eastAsia"/>
+        </w:rPr>
+        <w:t xml:space="preserve">全是空的，</w:t>
+      </w:r>
+      <w:r>
+        <w:t xml:space="preserve"> </w:t>
+      </w:r>
+      <w:r>
+        <w:rPr>
+          <w:rFonts w:hint="eastAsia"/>
+        </w:rPr>
+        <w:t xml:space="preserve">「瑞安市华昇汽车部件有限公司」还重了两条，就是这么来的。</w:t>
+      </w:r>
+    </w:p>
+    <w:p>
+      <w:pPr>
+        <w:pStyle w:val="FirstParagraph"/>
+      </w:pPr>
+      <w:r>
+        <w:rPr>
+          <w:rFonts w:hint="eastAsia"/>
+        </w:rPr>
+        <w:t xml:space="preserve">这个扫描</w:t>
+      </w:r>
+      <w:r>
+        <w:t xml:space="preserve"> </w:t>
+      </w:r>
+      <w:r>
+        <w:rPr>
+          <w:rFonts w:hint="eastAsia"/>
+          <w:b/>
+          <w:bCs/>
+        </w:rPr>
+        <w:t xml:space="preserve">每</w:t>
+      </w:r>
+      <w:r>
+        <w:rPr>
+          <w:b/>
+          <w:bCs/>
+        </w:rPr>
+        <w:t xml:space="preserve"> 10 </w:t>
+      </w:r>
+      <w:r>
+        <w:rPr>
+          <w:rFonts w:hint="eastAsia"/>
+          <w:b/>
+          <w:bCs/>
+        </w:rPr>
+        <w:t xml:space="preserve">秒跑一次</w:t>
+      </w:r>
+      <w:r>
+        <w:t xml:space="preserve">。</w:t>
+      </w:r>
+    </w:p>
+    <w:p>
+      <w:pPr>
+        <w:pStyle w:val="BodyText"/>
+      </w:pPr>
+      <w:r>
+        <w:rPr>
+          <w:rFonts w:hint="eastAsia"/>
+          <w:b/>
+          <w:bCs/>
+        </w:rPr>
+        <w:t xml:space="preserve">为什么当时没发现</w:t>
+      </w:r>
+      <w:r>
+        <w:rPr>
+          <w:rFonts w:hint="eastAsia"/>
+        </w:rPr>
+        <w:t xml:space="preserve">：修</w:t>
+      </w:r>
+      <w:r>
+        <w:t xml:space="preserve"> 22 </w:t>
+      </w:r>
+      <w:r>
+        <w:rPr>
+          <w:rFonts w:hint="eastAsia"/>
+        </w:rPr>
+        <w:t xml:space="preserve">时我搜的是</w:t>
+      </w:r>
+      <w:r>
+        <w:rPr>
+          <w:rFonts w:hint="eastAsia"/>
+          <w:b/>
+          <w:bCs/>
+        </w:rPr>
+        <w:t xml:space="preserve">症状</w:t>
+      </w:r>
+      <w:r>
+        <w:rPr>
+          <w:rFonts w:hint="eastAsia"/>
+        </w:rPr>
+        <w:t xml:space="preserve">（哪里在建跟进项目），</w:t>
+      </w:r>
+      <w:r>
+        <w:t xml:space="preserve"> </w:t>
+      </w:r>
+      <w:r>
+        <w:rPr>
+          <w:rFonts w:hint="eastAsia"/>
+        </w:rPr>
+        <w:t xml:space="preserve">搜到</w:t>
+      </w:r>
+      <w:r>
+        <w:t xml:space="preserve"> </w:t>
+      </w:r>
+      <w:r>
+        <w:rPr>
+          <w:rStyle w:val="VerbatimChar"/>
+        </w:rPr>
+        <w:t xml:space="preserve">addReminder</w:t>
+      </w:r>
+      <w:r>
+        <w:t xml:space="preserve"> </w:t>
+      </w:r>
+      <w:r>
+        <w:rPr>
+          <w:rFonts w:hint="eastAsia"/>
+        </w:rPr>
+        <w:t xml:space="preserve">就停了</w:t>
+      </w:r>
+      <w:r>
+        <w:t xml:space="preserve"> —— </w:t>
+      </w:r>
+      <w:r>
+        <w:rPr>
+          <w:rFonts w:hint="eastAsia"/>
+        </w:rPr>
+        <w:t xml:space="preserve">因为线上那</w:t>
+      </w:r>
+      <w:r>
+        <w:t xml:space="preserve"> 15 </w:t>
+      </w:r>
+      <w:r>
+        <w:rPr>
+          <w:rFonts w:hint="eastAsia"/>
+        </w:rPr>
+        <w:t xml:space="preserve">个假项目确实是它生的。</w:t>
+      </w:r>
+      <w:r>
+        <w:t xml:space="preserve"> </w:t>
+      </w:r>
+      <w:r>
+        <w:rPr>
+          <w:rFonts w:hint="eastAsia"/>
+        </w:rPr>
+        <w:t xml:space="preserve">而</w:t>
+      </w:r>
+      <w:r>
+        <w:t xml:space="preserve"> </w:t>
+      </w:r>
+      <w:r>
+        <w:rPr>
+          <w:rStyle w:val="VerbatimChar"/>
+        </w:rPr>
+        <w:t xml:space="preserve">runSystemScans</w:t>
+      </w:r>
+      <w:r>
+        <w:t xml:space="preserve"> </w:t>
+      </w:r>
+      <w:r>
+        <w:rPr>
+          <w:rFonts w:hint="eastAsia"/>
+        </w:rPr>
+        <w:t xml:space="preserve">这条路当时</w:t>
+      </w:r>
+      <w:r>
+        <w:rPr>
+          <w:rFonts w:hint="eastAsia"/>
+          <w:b/>
+          <w:bCs/>
+        </w:rPr>
+        <w:t xml:space="preserve">一次都没触发过</w:t>
+      </w:r>
+      <w:r>
+        <w:rPr>
+          <w:rFonts w:hint="eastAsia"/>
+        </w:rPr>
+        <w:t xml:space="preserve">，</w:t>
+      </w:r>
+      <w:r>
+        <w:t xml:space="preserve"> </w:t>
+      </w:r>
+      <w:r>
+        <w:rPr>
+          <w:rFonts w:hint="eastAsia"/>
+        </w:rPr>
+        <w:t xml:space="preserve">纯粹是因为库里</w:t>
+      </w:r>
+      <w:r>
+        <w:t xml:space="preserve"> 455 </w:t>
+      </w:r>
+      <w:r>
+        <w:rPr>
+          <w:rFonts w:hint="eastAsia"/>
+        </w:rPr>
+        <w:t xml:space="preserve">条线索没有一条填</w:t>
+      </w:r>
+      <w:r>
+        <w:t xml:space="preserve"> </w:t>
+      </w:r>
+      <w:r>
+        <w:rPr>
+          <w:rStyle w:val="VerbatimChar"/>
+        </w:rPr>
+        <w:t xml:space="preserve">targetCertExpiryDate</w:t>
+      </w:r>
+      <w:r>
+        <w:t xml:space="preserve">、</w:t>
+      </w:r>
+      <w:r>
+        <w:t xml:space="preserve"> </w:t>
+      </w:r>
+      <w:r>
+        <w:t xml:space="preserve">11 </w:t>
+      </w:r>
+      <w:r>
+        <w:rPr>
+          <w:rFonts w:hint="eastAsia"/>
+        </w:rPr>
+        <w:t xml:space="preserve">家客户一张证书到期日都没填。</w:t>
+      </w:r>
+      <w:r>
+        <w:rPr>
+          <w:rFonts w:hint="eastAsia"/>
+          <w:b/>
+          <w:bCs/>
+        </w:rPr>
+        <w:t xml:space="preserve">没有症状，不等于没有病。</w:t>
+      </w:r>
+    </w:p>
+    <w:p>
+      <w:pPr>
+        <w:pStyle w:val="BodyText"/>
+      </w:pPr>
+      <w:r>
+        <w:rPr>
+          <w:rFonts w:hint="eastAsia"/>
+        </w:rPr>
+        <w:t xml:space="preserve">更值得记的是：上线前「把证书到期日补齐」这个再正常不过的准备动作，</w:t>
+      </w:r>
+      <w:r>
+        <w:t xml:space="preserve"> </w:t>
+      </w:r>
+      <w:r>
+        <w:rPr>
+          <w:rFonts w:hint="eastAsia"/>
+        </w:rPr>
+        <w:t xml:space="preserve">本身就是引信</w:t>
+      </w:r>
+      <w:r>
+        <w:t xml:space="preserve"> —— </w:t>
+      </w:r>
+      <w:r>
+        <w:rPr>
+          <w:rFonts w:hint="eastAsia"/>
+        </w:rPr>
+        <w:t xml:space="preserve">补完数据的那一刻它才开始发作。</w:t>
+      </w:r>
+    </w:p>
+    <w:p>
+      <w:pPr>
+        <w:pStyle w:val="BodyText"/>
+      </w:pPr>
+      <w:r>
+        <w:rPr>
+          <w:rFonts w:hint="eastAsia"/>
+          <w:b/>
+          <w:bCs/>
+        </w:rPr>
+        <w:t xml:space="preserve">怎么避免</w:t>
+      </w:r>
+      <w:r>
+        <w:rPr>
+          <w:rFonts w:hint="eastAsia"/>
+        </w:rPr>
+        <w:t xml:space="preserve">：</w:t>
+      </w:r>
+    </w:p>
+    <w:p>
+      <w:pPr>
+        <w:pStyle w:val="Compact"/>
+        <w:numPr>
+          <w:ilvl w:val="0"/>
+          <w:numId w:val="1013"/>
+        </w:numPr>
+      </w:pPr>
+      <w:r>
+        <w:rPr>
+          <w:rFonts w:hint="eastAsia"/>
+        </w:rPr>
+        <w:t xml:space="preserve">修掉一个坏行为后，别只搜症状，</w:t>
+      </w:r>
+      <w:r>
+        <w:rPr>
+          <w:rFonts w:hint="eastAsia"/>
+          <w:b/>
+          <w:bCs/>
+        </w:rPr>
+        <w:t xml:space="preserve">搜能力</w:t>
+      </w:r>
+      <w:r>
+        <w:rPr>
+          <w:rFonts w:hint="eastAsia"/>
+        </w:rPr>
+        <w:t xml:space="preserve">：</w:t>
+      </w:r>
+      <w:r>
+        <w:t xml:space="preserve"> </w:t>
+      </w:r>
+      <w:r>
+        <w:rPr>
+          <w:rStyle w:val="VerbatimChar"/>
+        </w:rPr>
+        <w:t xml:space="preserve">grep</w:t>
+      </w:r>
+      <w:r>
+        <w:t xml:space="preserve"> </w:t>
+      </w:r>
+      <w:r>
+        <w:rPr>
+          <w:rFonts w:hint="eastAsia"/>
+        </w:rPr>
+        <w:t xml:space="preserve">那个危险函数名本身（这里是</w:t>
+      </w:r>
+      <w:r>
+        <w:t xml:space="preserve"> </w:t>
+      </w:r>
+      <w:r>
+        <w:rPr>
+          <w:rStyle w:val="VerbatimChar"/>
+        </w:rPr>
+        <w:t xml:space="preserve">createFollowUpProjectFrom</w:t>
+      </w:r>
+      <w:r>
+        <w:rPr>
+          <w:rFonts w:hint="eastAsia"/>
+        </w:rPr>
+        <w:t xml:space="preserve">），</w:t>
+      </w:r>
+      <w:r>
+        <w:t xml:space="preserve"> </w:t>
+      </w:r>
+      <w:r>
+        <w:rPr>
+          <w:rFonts w:hint="eastAsia"/>
+        </w:rPr>
+        <w:t xml:space="preserve">把</w:t>
+      </w:r>
+      <w:r>
+        <w:rPr>
+          <w:rFonts w:hint="eastAsia"/>
+          <w:b/>
+          <w:bCs/>
+        </w:rPr>
+        <w:t xml:space="preserve">所有</w:t>
+      </w:r>
+      <w:r>
+        <w:rPr>
+          <w:rFonts w:hint="eastAsia"/>
+        </w:rPr>
+        <w:t xml:space="preserve">调用点看一遍，而不是只看引发报告的那个。</w:t>
+      </w:r>
+    </w:p>
+    <w:p>
+      <w:pPr>
+        <w:pStyle w:val="Compact"/>
+        <w:numPr>
+          <w:ilvl w:val="0"/>
+          <w:numId w:val="1013"/>
+        </w:numPr>
+      </w:pPr>
+      <w:r>
+        <w:rPr>
+          <w:rFonts w:hint="eastAsia"/>
+          <w:b/>
+          <w:bCs/>
+        </w:rPr>
+        <w:t xml:space="preserve">调用点删了，函数也要删。</w:t>
+      </w:r>
+      <w:r>
+        <w:t xml:space="preserve"> </w:t>
+      </w:r>
+      <w:r>
+        <w:rPr>
+          <w:rFonts w:hint="eastAsia"/>
+        </w:rPr>
+        <w:t xml:space="preserve">留着一个「一调就出事」的函数，</w:t>
+      </w:r>
+      <w:r>
+        <w:t xml:space="preserve"> </w:t>
+      </w:r>
+      <w:r>
+        <w:rPr>
+          <w:rFonts w:hint="eastAsia"/>
+        </w:rPr>
+        <w:t xml:space="preserve">下一个人（或下一个</w:t>
+      </w:r>
+      <w:r>
+        <w:t xml:space="preserve"> </w:t>
+      </w:r>
+      <w:r>
+        <w:rPr>
+          <w:rFonts w:hint="eastAsia"/>
+        </w:rPr>
+        <w:t xml:space="preserve">AI）会以为它能用。这次三个函数连着删掉了。</w:t>
+      </w:r>
+    </w:p>
+    <w:p>
+      <w:pPr>
+        <w:pStyle w:val="Compact"/>
+        <w:numPr>
+          <w:ilvl w:val="0"/>
+          <w:numId w:val="1013"/>
+        </w:numPr>
+      </w:pPr>
+      <w:r>
+        <w:rPr>
+          <w:rFonts w:hint="eastAsia"/>
+        </w:rPr>
+        <w:t xml:space="preserve">定时器里的逻辑要按「无人值守」的标准审：</w:t>
+      </w:r>
+      <w:r>
+        <w:t xml:space="preserve"> </w:t>
+      </w:r>
+      <w:r>
+        <w:rPr>
+          <w:rFonts w:hint="eastAsia"/>
+        </w:rPr>
+        <w:t xml:space="preserve">它会不会改状态？会不会写库？会不会因为某次数据迁移而失去幂等？</w:t>
+      </w:r>
+      <w:r>
+        <w:t xml:space="preserve"> </w:t>
+      </w:r>
+      <w:r>
+        <w:rPr>
+          <w:rStyle w:val="VerbatimChar"/>
+        </w:rPr>
+        <w:t xml:space="preserve">setInterval(runSystemScans, 10000)</w:t>
+      </w:r>
+      <w:r>
+        <w:t xml:space="preserve"> </w:t>
+      </w:r>
+      <w:r>
+        <w:rPr>
+          <w:rFonts w:hint="eastAsia"/>
+        </w:rPr>
+        <w:t xml:space="preserve">里的每一行都是每</w:t>
+      </w:r>
+      <w:r>
+        <w:t xml:space="preserve"> 10 </w:t>
+      </w:r>
+      <w:r>
+        <w:rPr>
+          <w:rFonts w:hint="eastAsia"/>
+        </w:rPr>
+        <w:t xml:space="preserve">秒一次的赌注。</w:t>
+      </w:r>
+    </w:p>
+    <w:p>
+      <w:pPr>
+        <w:pStyle w:val="Compact"/>
+        <w:numPr>
+          <w:ilvl w:val="0"/>
+          <w:numId w:val="1013"/>
+        </w:numPr>
+      </w:pPr>
+      <w:r>
+        <w:rPr>
+          <w:rFonts w:hint="eastAsia"/>
+        </w:rPr>
         <w:t xml:space="preserve">测试要盯</w:t>
       </w:r>
       <w:r>
@@ -8268,8 +9451,8 @@
         <w:t xml:space="preserve">秒的系统扫描不许建项目、不许改线索状态」。</w:t>
       </w:r>
     </w:p>
-    <w:bookmarkEnd w:id="40"/>
-    <w:bookmarkStart w:id="41" w:name="改分类字段时最容易漏的是连带"/>
+    <w:bookmarkEnd w:id="42"/>
+    <w:bookmarkStart w:id="43" w:name="改分类字段时最容易漏的是连带"/>
     <w:p>
       <w:pPr>
         <w:pStyle w:val="Heading3"/>
@@ -8431,8 +9614,8 @@
         <w:t xml:space="preserve">的地方。</w:t>
       </w:r>
     </w:p>
-    <w:bookmarkEnd w:id="41"/>
-    <w:bookmarkStart w:id="42" w:name="加枚举值时-pending-这种写法会漏"/>
+    <w:bookmarkEnd w:id="43"/>
+    <w:bookmarkStart w:id="44" w:name="加枚举值时-pending-这种写法会漏"/>
     <w:p>
       <w:pPr>
         <w:pStyle w:val="Heading3"/>
@@ -8622,8 +9805,8 @@
         <w:t xml:space="preserve">这种否定式，而不是列举肯定式。</w:t>
       </w:r>
     </w:p>
-    <w:bookmarkEnd w:id="42"/>
-    <w:bookmarkStart w:id="43" w:name="写失败曾经是静默的"/>
+    <w:bookmarkEnd w:id="44"/>
+    <w:bookmarkStart w:id="45" w:name="写失败曾经是静默的"/>
     <w:p>
       <w:pPr>
         <w:pStyle w:val="Heading3"/>
@@ -8781,8 +9964,8 @@
         <w:t xml:space="preserve"> catch。</w:t>
       </w:r>
     </w:p>
-    <w:bookmarkEnd w:id="43"/>
-    <w:bookmarkStart w:id="44" w:name="自己写的注释会把解析器带偏"/>
+    <w:bookmarkEnd w:id="45"/>
+    <w:bookmarkStart w:id="46" w:name="自己写的注释会把解析器带偏"/>
     <w:p>
       <w:pPr>
         <w:pStyle w:val="Heading3"/>
@@ -8943,8 +10126,8 @@
         <w:t xml:space="preserve">必须先剥注释，否则那段讲这个坑的注释会让测试失败。</w:t>
       </w:r>
     </w:p>
-    <w:bookmarkEnd w:id="44"/>
-    <w:bookmarkStart w:id="45" w:name="拿正则剥-typescript-类型标注"/>
+    <w:bookmarkEnd w:id="46"/>
+    <w:bookmarkStart w:id="47" w:name="拿正则剥-typescript-类型标注"/>
     <w:p>
       <w:pPr>
         <w:pStyle w:val="Heading3"/>
@@ -9119,9 +10302,9 @@
         </w:pict>
       </w:r>
     </w:p>
-    <w:bookmarkEnd w:id="45"/>
-    <w:bookmarkEnd w:id="46"/>
-    <w:bookmarkStart w:id="50" w:name="六业务规则这些不是技术问题是这家公司的事实"/>
+    <w:bookmarkEnd w:id="47"/>
+    <w:bookmarkEnd w:id="48"/>
+    <w:bookmarkStart w:id="52" w:name="六业务规则这些不是技术问题是这家公司的事实"/>
     <w:p>
       <w:pPr>
         <w:pStyle w:val="Heading2"/>
@@ -9133,7 +10316,7 @@
         <w:t xml:space="preserve">六、业务规则（这些不是技术问题，是这家公司的事实）</w:t>
       </w:r>
     </w:p>
-    <w:bookmarkStart w:id="47" w:name="体系文件大部分可复用"/>
+    <w:bookmarkStart w:id="49" w:name="体系文件大部分可复用"/>
     <w:p>
       <w:pPr>
         <w:pStyle w:val="Heading3"/>
@@ -9208,8 +10391,8 @@
         <w:t xml:space="preserve">「上一次同行业做过什么」，比存标准条文原文有用得多。</w:t>
       </w:r>
     </w:p>
-    <w:bookmarkEnd w:id="47"/>
-    <w:bookmarkStart w:id="48" w:name="涉及行业工时和流程的判断先问不要推演"/>
+    <w:bookmarkEnd w:id="49"/>
+    <w:bookmarkStart w:id="50" w:name="涉及行业工时和流程的判断先问不要推演"/>
     <w:p>
       <w:pPr>
         <w:pStyle w:val="Heading3"/>
@@ -9253,8 +10436,8 @@
         <w:t xml:space="preserve">这个行业的实际节奏只有他们知道。</w:t>
       </w:r>
     </w:p>
-    <w:bookmarkEnd w:id="48"/>
-    <w:bookmarkStart w:id="49" w:name="老合同不生成项目"/>
+    <w:bookmarkEnd w:id="50"/>
+    <w:bookmarkStart w:id="51" w:name="老合同不生成项目"/>
     <w:p>
       <w:pPr>
         <w:pStyle w:val="Heading3"/>
@@ -9319,390 +10502,390 @@
         </w:pict>
       </w:r>
     </w:p>
-    <w:bookmarkEnd w:id="49"/>
-    <w:bookmarkEnd w:id="50"/>
-    <w:bookmarkStart w:id="52" w:name="七汇报本身也会出错"/>
-    <w:p>
-      <w:pPr>
-        <w:pStyle w:val="Heading2"/>
-      </w:pPr>
-      <w:r>
-        <w:rPr>
-          <w:rFonts w:hint="eastAsia"/>
-        </w:rPr>
-        <w:t xml:space="preserve">七、汇报本身也会出错</w:t>
-      </w:r>
-    </w:p>
-    <w:bookmarkStart w:id="51" w:name="a-页面这么做的不能直接套到-b-页面"/>
-    <w:p>
-      <w:pPr>
-        <w:pStyle w:val="Heading3"/>
-      </w:pPr>
-      <w:r>
-        <w:t xml:space="preserve">31. 「A </w:t>
-      </w:r>
-      <w:r>
-        <w:rPr>
-          <w:rFonts w:hint="eastAsia"/>
-        </w:rPr>
-        <w:t xml:space="preserve">页面这么做的」不能直接套到</w:t>
-      </w:r>
-      <w:r>
-        <w:t xml:space="preserve"> B </w:t>
-      </w:r>
-      <w:r>
-        <w:rPr>
-          <w:rFonts w:hint="eastAsia"/>
-        </w:rPr>
-        <w:t xml:space="preserve">页面</w:t>
-      </w:r>
-    </w:p>
-    <w:p>
-      <w:pPr>
-        <w:pStyle w:val="FirstParagraph"/>
-      </w:pPr>
-      <w:r>
-        <w:rPr>
-          <w:rFonts w:hint="eastAsia"/>
-          <w:b/>
-          <w:bCs/>
-        </w:rPr>
-        <w:t xml:space="preserve">症状</w:t>
-      </w:r>
-      <w:r>
-        <w:rPr>
-          <w:rFonts w:hint="eastAsia"/>
-        </w:rPr>
-        <w:t xml:space="preserve">：我查出「455</w:t>
-      </w:r>
-      <w:r>
-        <w:t xml:space="preserve"> </w:t>
-      </w:r>
-      <w:r>
-        <w:rPr>
-          <w:rFonts w:hint="eastAsia"/>
-        </w:rPr>
-        <w:t xml:space="preserve">条线索没有一条有跟进人」，</w:t>
-      </w:r>
-      <w:r>
-        <w:t xml:space="preserve"> </w:t>
-      </w:r>
-      <w:r>
-        <w:rPr>
-          <w:rFonts w:hint="eastAsia"/>
-        </w:rPr>
-        <w:t xml:space="preserve">直接报成「铺开那天销售打开线索管理，默认『与我相关』筛出来是</w:t>
-      </w:r>
-      <w:r>
-        <w:t xml:space="preserve"> 0 </w:t>
-      </w:r>
-      <w:r>
-        <w:rPr>
-          <w:rFonts w:hint="eastAsia"/>
-        </w:rPr>
-        <w:t xml:space="preserve">条」。</w:t>
-      </w:r>
-      <w:r>
-        <w:t xml:space="preserve"> </w:t>
-      </w:r>
-      <w:r>
-        <w:rPr>
-          <w:rFonts w:hint="eastAsia"/>
-        </w:rPr>
-        <w:t xml:space="preserve">听起来很严重，实际是假的</w:t>
-      </w:r>
-      <w:r>
-        <w:t xml:space="preserve"> ——</w:t>
-      </w:r>
-      <w:r>
-        <w:t xml:space="preserve"> </w:t>
-      </w:r>
-      <w:r>
-        <w:rPr>
-          <w:rFonts w:hint="eastAsia"/>
-          <w:b/>
-          <w:bCs/>
-        </w:rPr>
-        <w:t xml:space="preserve">线索页根本没有「与我相关」这个筛选</w:t>
-      </w:r>
-      <w:r>
-        <w:rPr>
-          <w:rFonts w:hint="eastAsia"/>
-        </w:rPr>
-        <w:t xml:space="preserve">，</w:t>
-      </w:r>
-      <w:r>
-        <w:t xml:space="preserve"> </w:t>
-      </w:r>
-      <w:r>
-        <w:rPr>
-          <w:rFonts w:hint="eastAsia"/>
-        </w:rPr>
-        <w:t xml:space="preserve">那是项目页的。线索的</w:t>
-      </w:r>
-      <w:r>
-        <w:t xml:space="preserve"> </w:t>
-      </w:r>
-      <w:r>
-        <w:rPr>
-          <w:rStyle w:val="VerbatimChar"/>
-        </w:rPr>
-        <w:t xml:space="preserve">isMyLead()</w:t>
-      </w:r>
-      <w:r>
-        <w:t xml:space="preserve"> </w:t>
-      </w:r>
-      <w:r>
-        <w:rPr>
-          <w:rFonts w:hint="eastAsia"/>
-        </w:rPr>
-        <w:t xml:space="preserve">只喂给一个没有任何地方会触发的</w:t>
-      </w:r>
-      <w:r>
-        <w:t xml:space="preserve"> </w:t>
-      </w:r>
-      <w:r>
-        <w:rPr>
-          <w:rStyle w:val="VerbatimChar"/>
-        </w:rPr>
-        <w:t xml:space="preserve">dashboardFocus</w:t>
-      </w:r>
-      <w:r>
-        <w:t xml:space="preserve"> </w:t>
-      </w:r>
-      <w:r>
-        <w:rPr>
-          <w:rFonts w:hint="eastAsia"/>
-        </w:rPr>
-        <w:t xml:space="preserve">分支，服务端也不按</w:t>
-      </w:r>
-      <w:r>
-        <w:t xml:space="preserve"> owner </w:t>
-      </w:r>
-      <w:r>
-        <w:rPr>
-          <w:rFonts w:hint="eastAsia"/>
-        </w:rPr>
-        <w:t xml:space="preserve">收窄。</w:t>
-      </w:r>
-      <w:r>
-        <w:t xml:space="preserve"> </w:t>
-      </w:r>
-      <w:r>
-        <w:rPr>
-          <w:rFonts w:hint="eastAsia"/>
-        </w:rPr>
-        <w:t xml:space="preserve">也就是说这个数据缺口当时</w:t>
-      </w:r>
-      <w:r>
-        <w:rPr>
-          <w:rFonts w:hint="eastAsia"/>
-          <w:b/>
-          <w:bCs/>
-        </w:rPr>
-        <w:t xml:space="preserve">不会坏掉任何东西</w:t>
-      </w:r>
-      <w:r>
-        <w:t xml:space="preserve">。</w:t>
-      </w:r>
-    </w:p>
-    <w:p>
-      <w:pPr>
-        <w:pStyle w:val="BodyText"/>
-      </w:pPr>
-      <w:r>
-        <w:rPr>
-          <w:rFonts w:hint="eastAsia"/>
-          <w:b/>
-          <w:bCs/>
-        </w:rPr>
-        <w:t xml:space="preserve">真因</w:t>
-      </w:r>
-      <w:r>
-        <w:rPr>
-          <w:rFonts w:hint="eastAsia"/>
-        </w:rPr>
-        <w:t xml:space="preserve">：这个项目里「同一个东西有好几处实现」是常态</w:t>
-      </w:r>
-      <w:r>
-        <w:t xml:space="preserve"> </w:t>
-      </w:r>
-      <w:r>
-        <w:rPr>
-          <w:rFonts w:hint="eastAsia"/>
-        </w:rPr>
-        <w:t xml:space="preserve">（任务列表三处、工作台六套、权限三份）。</w:t>
-      </w:r>
-      <w:r>
-        <w:t xml:space="preserve"> </w:t>
-      </w:r>
-      <w:r>
-        <w:rPr>
-          <w:rFonts w:hint="eastAsia"/>
-        </w:rPr>
-        <w:t xml:space="preserve">我在项目页刚读过「默认与我相关」，就默认线索页也一样。</w:t>
-      </w:r>
-      <w:r>
-        <w:t xml:space="preserve"> </w:t>
-      </w:r>
-      <w:r>
-        <w:rPr>
-          <w:rFonts w:hint="eastAsia"/>
-          <w:b/>
-          <w:bCs/>
-        </w:rPr>
-        <w:t xml:space="preserve">同构的界面不代表同构的逻辑。</w:t>
-      </w:r>
-    </w:p>
-    <w:p>
-      <w:pPr>
-        <w:pStyle w:val="BodyText"/>
-      </w:pPr>
-      <w:r>
-        <w:rPr>
-          <w:rFonts w:hint="eastAsia"/>
-          <w:b/>
-          <w:bCs/>
-        </w:rPr>
-        <w:t xml:space="preserve">怎么避免</w:t>
-      </w:r>
-      <w:r>
-        <w:rPr>
-          <w:rFonts w:hint="eastAsia"/>
-        </w:rPr>
-        <w:t xml:space="preserve">：报「这会坏掉</w:t>
-      </w:r>
-      <w:r>
-        <w:t xml:space="preserve"> </w:t>
-      </w:r>
-      <w:r>
-        <w:rPr>
-          <w:rFonts w:hint="eastAsia"/>
-        </w:rPr>
-        <w:t xml:space="preserve">X」之前，把</w:t>
-      </w:r>
-      <w:r>
-        <w:t xml:space="preserve"> X </w:t>
-      </w:r>
-      <w:r>
-        <w:rPr>
-          <w:rFonts w:hint="eastAsia"/>
-        </w:rPr>
-        <w:t xml:space="preserve">的代码打开看一眼，</w:t>
-      </w:r>
-      <w:r>
-        <w:t xml:space="preserve"> </w:t>
-      </w:r>
-      <w:r>
-        <w:rPr>
-          <w:rFonts w:hint="eastAsia"/>
-        </w:rPr>
-        <w:t xml:space="preserve">指得到具体文件行再报。指不到就降级成「数据是薄的」，</w:t>
-      </w:r>
-      <w:r>
-        <w:t xml:space="preserve"> </w:t>
-      </w:r>
-      <w:r>
-        <w:rPr>
-          <w:rFonts w:hint="eastAsia"/>
-        </w:rPr>
-        <w:t xml:space="preserve">不要用「功能会空转」的语气。</w:t>
-      </w:r>
-    </w:p>
-    <w:p>
-      <w:pPr>
-        <w:pStyle w:val="BodyText"/>
-      </w:pPr>
-      <w:r>
-        <w:rPr>
-          <w:rFonts w:hint="eastAsia"/>
-          <w:b/>
-          <w:bCs/>
-        </w:rPr>
-        <w:t xml:space="preserve">为什么这条比漏检更要紧</w:t>
-      </w:r>
-      <w:r>
-        <w:rPr>
-          <w:rFonts w:hint="eastAsia"/>
-        </w:rPr>
-        <w:t xml:space="preserve">：假警会让人去补一堆当下没用的数据，</w:t>
-      </w:r>
-      <w:r>
-        <w:t xml:space="preserve"> </w:t>
-      </w:r>
-      <w:r>
-        <w:rPr>
-          <w:rFonts w:hint="eastAsia"/>
-        </w:rPr>
-        <w:t xml:space="preserve">补完发现没变化，下次就不信这张表了。</w:t>
-      </w:r>
-      <w:r>
-        <w:t xml:space="preserve"> </w:t>
-      </w:r>
-      <w:r>
-        <w:rPr>
-          <w:rStyle w:val="VerbatimChar"/>
-        </w:rPr>
-        <w:t xml:space="preserve">scripts/checkup-data.mjs</w:t>
-      </w:r>
-      <w:r>
-        <w:t xml:space="preserve"> </w:t>
-      </w:r>
-      <w:r>
-        <w:rPr>
-          <w:rFonts w:hint="eastAsia"/>
-        </w:rPr>
-        <w:t xml:space="preserve">因此分成</w:t>
-      </w:r>
-      <w:r>
-        <w:t xml:space="preserve"> </w:t>
-      </w:r>
-      <w:r>
-        <w:rPr>
-          <w:rStyle w:val="VerbatimChar"/>
-        </w:rPr>
-        <w:t xml:space="preserve">breaks</w:t>
-      </w:r>
-      <w:r>
-        <w:t xml:space="preserve"> </w:t>
-      </w:r>
-      <w:r>
-        <w:t xml:space="preserve">/</w:t>
-      </w:r>
-      <w:r>
-        <w:t xml:space="preserve"> </w:t>
-      </w:r>
-      <w:r>
-        <w:rPr>
-          <w:rStyle w:val="VerbatimChar"/>
-        </w:rPr>
-        <w:t xml:space="preserve">quality</w:t>
-      </w:r>
-      <w:r>
-        <w:t xml:space="preserve"> </w:t>
-      </w:r>
-      <w:r>
-        <w:rPr>
-          <w:rFonts w:hint="eastAsia"/>
-        </w:rPr>
-        <w:t xml:space="preserve">两档，</w:t>
-      </w:r>
-      <w:r>
-        <w:t xml:space="preserve"> </w:t>
-      </w:r>
-      <w:r>
-        <w:rPr>
-          <w:rFonts w:hint="eastAsia"/>
-        </w:rPr>
-        <w:t xml:space="preserve">只有能指到文件行的才配报</w:t>
-      </w:r>
-      <w:r>
-        <w:t xml:space="preserve"> ❌。</w:t>
-      </w:r>
-    </w:p>
     <w:bookmarkEnd w:id="51"/>
     <w:bookmarkEnd w:id="52"/>
+    <w:bookmarkStart w:id="54" w:name="七汇报本身也会出错"/>
+    <w:p>
+      <w:pPr>
+        <w:pStyle w:val="Heading2"/>
+      </w:pPr>
+      <w:r>
+        <w:rPr>
+          <w:rFonts w:hint="eastAsia"/>
+        </w:rPr>
+        <w:t xml:space="preserve">七、汇报本身也会出错</w:t>
+      </w:r>
+    </w:p>
+    <w:bookmarkStart w:id="53" w:name="a-页面这么做的不能直接套到-b-页面"/>
+    <w:p>
+      <w:pPr>
+        <w:pStyle w:val="Heading3"/>
+      </w:pPr>
+      <w:r>
+        <w:t xml:space="preserve">31. 「A </w:t>
+      </w:r>
+      <w:r>
+        <w:rPr>
+          <w:rFonts w:hint="eastAsia"/>
+        </w:rPr>
+        <w:t xml:space="preserve">页面这么做的」不能直接套到</w:t>
+      </w:r>
+      <w:r>
+        <w:t xml:space="preserve"> B </w:t>
+      </w:r>
+      <w:r>
+        <w:rPr>
+          <w:rFonts w:hint="eastAsia"/>
+        </w:rPr>
+        <w:t xml:space="preserve">页面</w:t>
+      </w:r>
+    </w:p>
+    <w:p>
+      <w:pPr>
+        <w:pStyle w:val="FirstParagraph"/>
+      </w:pPr>
+      <w:r>
+        <w:rPr>
+          <w:rFonts w:hint="eastAsia"/>
+          <w:b/>
+          <w:bCs/>
+        </w:rPr>
+        <w:t xml:space="preserve">症状</w:t>
+      </w:r>
+      <w:r>
+        <w:rPr>
+          <w:rFonts w:hint="eastAsia"/>
+        </w:rPr>
+        <w:t xml:space="preserve">：我查出「455</w:t>
+      </w:r>
+      <w:r>
+        <w:t xml:space="preserve"> </w:t>
+      </w:r>
+      <w:r>
+        <w:rPr>
+          <w:rFonts w:hint="eastAsia"/>
+        </w:rPr>
+        <w:t xml:space="preserve">条线索没有一条有跟进人」，</w:t>
+      </w:r>
+      <w:r>
+        <w:t xml:space="preserve"> </w:t>
+      </w:r>
+      <w:r>
+        <w:rPr>
+          <w:rFonts w:hint="eastAsia"/>
+        </w:rPr>
+        <w:t xml:space="preserve">直接报成「铺开那天销售打开线索管理，默认『与我相关』筛出来是</w:t>
+      </w:r>
+      <w:r>
+        <w:t xml:space="preserve"> 0 </w:t>
+      </w:r>
+      <w:r>
+        <w:rPr>
+          <w:rFonts w:hint="eastAsia"/>
+        </w:rPr>
+        <w:t xml:space="preserve">条」。</w:t>
+      </w:r>
+      <w:r>
+        <w:t xml:space="preserve"> </w:t>
+      </w:r>
+      <w:r>
+        <w:rPr>
+          <w:rFonts w:hint="eastAsia"/>
+        </w:rPr>
+        <w:t xml:space="preserve">听起来很严重，实际是假的</w:t>
+      </w:r>
+      <w:r>
+        <w:t xml:space="preserve"> ——</w:t>
+      </w:r>
+      <w:r>
+        <w:t xml:space="preserve"> </w:t>
+      </w:r>
+      <w:r>
+        <w:rPr>
+          <w:rFonts w:hint="eastAsia"/>
+          <w:b/>
+          <w:bCs/>
+        </w:rPr>
+        <w:t xml:space="preserve">线索页根本没有「与我相关」这个筛选</w:t>
+      </w:r>
+      <w:r>
+        <w:rPr>
+          <w:rFonts w:hint="eastAsia"/>
+        </w:rPr>
+        <w:t xml:space="preserve">，</w:t>
+      </w:r>
+      <w:r>
+        <w:t xml:space="preserve"> </w:t>
+      </w:r>
+      <w:r>
+        <w:rPr>
+          <w:rFonts w:hint="eastAsia"/>
+        </w:rPr>
+        <w:t xml:space="preserve">那是项目页的。线索的</w:t>
+      </w:r>
+      <w:r>
+        <w:t xml:space="preserve"> </w:t>
+      </w:r>
+      <w:r>
+        <w:rPr>
+          <w:rStyle w:val="VerbatimChar"/>
+        </w:rPr>
+        <w:t xml:space="preserve">isMyLead()</w:t>
+      </w:r>
+      <w:r>
+        <w:t xml:space="preserve"> </w:t>
+      </w:r>
+      <w:r>
+        <w:rPr>
+          <w:rFonts w:hint="eastAsia"/>
+        </w:rPr>
+        <w:t xml:space="preserve">只喂给一个没有任何地方会触发的</w:t>
+      </w:r>
+      <w:r>
+        <w:t xml:space="preserve"> </w:t>
+      </w:r>
+      <w:r>
+        <w:rPr>
+          <w:rStyle w:val="VerbatimChar"/>
+        </w:rPr>
+        <w:t xml:space="preserve">dashboardFocus</w:t>
+      </w:r>
+      <w:r>
+        <w:t xml:space="preserve"> </w:t>
+      </w:r>
+      <w:r>
+        <w:rPr>
+          <w:rFonts w:hint="eastAsia"/>
+        </w:rPr>
+        <w:t xml:space="preserve">分支，服务端也不按</w:t>
+      </w:r>
+      <w:r>
+        <w:t xml:space="preserve"> owner </w:t>
+      </w:r>
+      <w:r>
+        <w:rPr>
+          <w:rFonts w:hint="eastAsia"/>
+        </w:rPr>
+        <w:t xml:space="preserve">收窄。</w:t>
+      </w:r>
+      <w:r>
+        <w:t xml:space="preserve"> </w:t>
+      </w:r>
+      <w:r>
+        <w:rPr>
+          <w:rFonts w:hint="eastAsia"/>
+        </w:rPr>
+        <w:t xml:space="preserve">也就是说这个数据缺口当时</w:t>
+      </w:r>
+      <w:r>
+        <w:rPr>
+          <w:rFonts w:hint="eastAsia"/>
+          <w:b/>
+          <w:bCs/>
+        </w:rPr>
+        <w:t xml:space="preserve">不会坏掉任何东西</w:t>
+      </w:r>
+      <w:r>
+        <w:t xml:space="preserve">。</w:t>
+      </w:r>
+    </w:p>
+    <w:p>
+      <w:pPr>
+        <w:pStyle w:val="BodyText"/>
+      </w:pPr>
+      <w:r>
+        <w:rPr>
+          <w:rFonts w:hint="eastAsia"/>
+          <w:b/>
+          <w:bCs/>
+        </w:rPr>
+        <w:t xml:space="preserve">真因</w:t>
+      </w:r>
+      <w:r>
+        <w:rPr>
+          <w:rFonts w:hint="eastAsia"/>
+        </w:rPr>
+        <w:t xml:space="preserve">：这个项目里「同一个东西有好几处实现」是常态</w:t>
+      </w:r>
+      <w:r>
+        <w:t xml:space="preserve"> </w:t>
+      </w:r>
+      <w:r>
+        <w:rPr>
+          <w:rFonts w:hint="eastAsia"/>
+        </w:rPr>
+        <w:t xml:space="preserve">（任务列表三处、工作台六套、权限三份）。</w:t>
+      </w:r>
+      <w:r>
+        <w:t xml:space="preserve"> </w:t>
+      </w:r>
+      <w:r>
+        <w:rPr>
+          <w:rFonts w:hint="eastAsia"/>
+        </w:rPr>
+        <w:t xml:space="preserve">我在项目页刚读过「默认与我相关」，就默认线索页也一样。</w:t>
+      </w:r>
+      <w:r>
+        <w:t xml:space="preserve"> </w:t>
+      </w:r>
+      <w:r>
+        <w:rPr>
+          <w:rFonts w:hint="eastAsia"/>
+          <w:b/>
+          <w:bCs/>
+        </w:rPr>
+        <w:t xml:space="preserve">同构的界面不代表同构的逻辑。</w:t>
+      </w:r>
+    </w:p>
+    <w:p>
+      <w:pPr>
+        <w:pStyle w:val="BodyText"/>
+      </w:pPr>
+      <w:r>
+        <w:rPr>
+          <w:rFonts w:hint="eastAsia"/>
+          <w:b/>
+          <w:bCs/>
+        </w:rPr>
+        <w:t xml:space="preserve">怎么避免</w:t>
+      </w:r>
+      <w:r>
+        <w:rPr>
+          <w:rFonts w:hint="eastAsia"/>
+        </w:rPr>
+        <w:t xml:space="preserve">：报「这会坏掉</w:t>
+      </w:r>
+      <w:r>
+        <w:t xml:space="preserve"> </w:t>
+      </w:r>
+      <w:r>
+        <w:rPr>
+          <w:rFonts w:hint="eastAsia"/>
+        </w:rPr>
+        <w:t xml:space="preserve">X」之前，把</w:t>
+      </w:r>
+      <w:r>
+        <w:t xml:space="preserve"> X </w:t>
+      </w:r>
+      <w:r>
+        <w:rPr>
+          <w:rFonts w:hint="eastAsia"/>
+        </w:rPr>
+        <w:t xml:space="preserve">的代码打开看一眼，</w:t>
+      </w:r>
+      <w:r>
+        <w:t xml:space="preserve"> </w:t>
+      </w:r>
+      <w:r>
+        <w:rPr>
+          <w:rFonts w:hint="eastAsia"/>
+        </w:rPr>
+        <w:t xml:space="preserve">指得到具体文件行再报。指不到就降级成「数据是薄的」，</w:t>
+      </w:r>
+      <w:r>
+        <w:t xml:space="preserve"> </w:t>
+      </w:r>
+      <w:r>
+        <w:rPr>
+          <w:rFonts w:hint="eastAsia"/>
+        </w:rPr>
+        <w:t xml:space="preserve">不要用「功能会空转」的语气。</w:t>
+      </w:r>
+    </w:p>
+    <w:p>
+      <w:pPr>
+        <w:pStyle w:val="BodyText"/>
+      </w:pPr>
+      <w:r>
+        <w:rPr>
+          <w:rFonts w:hint="eastAsia"/>
+          <w:b/>
+          <w:bCs/>
+        </w:rPr>
+        <w:t xml:space="preserve">为什么这条比漏检更要紧</w:t>
+      </w:r>
+      <w:r>
+        <w:rPr>
+          <w:rFonts w:hint="eastAsia"/>
+        </w:rPr>
+        <w:t xml:space="preserve">：假警会让人去补一堆当下没用的数据，</w:t>
+      </w:r>
+      <w:r>
+        <w:t xml:space="preserve"> </w:t>
+      </w:r>
+      <w:r>
+        <w:rPr>
+          <w:rFonts w:hint="eastAsia"/>
+        </w:rPr>
+        <w:t xml:space="preserve">补完发现没变化，下次就不信这张表了。</w:t>
+      </w:r>
+      <w:r>
+        <w:t xml:space="preserve"> </w:t>
+      </w:r>
+      <w:r>
+        <w:rPr>
+          <w:rStyle w:val="VerbatimChar"/>
+        </w:rPr>
+        <w:t xml:space="preserve">scripts/checkup-data.mjs</w:t>
+      </w:r>
+      <w:r>
+        <w:t xml:space="preserve"> </w:t>
+      </w:r>
+      <w:r>
+        <w:rPr>
+          <w:rFonts w:hint="eastAsia"/>
+        </w:rPr>
+        <w:t xml:space="preserve">因此分成</w:t>
+      </w:r>
+      <w:r>
+        <w:t xml:space="preserve"> </w:t>
+      </w:r>
+      <w:r>
+        <w:rPr>
+          <w:rStyle w:val="VerbatimChar"/>
+        </w:rPr>
+        <w:t xml:space="preserve">breaks</w:t>
+      </w:r>
+      <w:r>
+        <w:t xml:space="preserve"> </w:t>
+      </w:r>
+      <w:r>
+        <w:t xml:space="preserve">/</w:t>
+      </w:r>
+      <w:r>
+        <w:t xml:space="preserve"> </w:t>
+      </w:r>
+      <w:r>
+        <w:rPr>
+          <w:rStyle w:val="VerbatimChar"/>
+        </w:rPr>
+        <w:t xml:space="preserve">quality</w:t>
+      </w:r>
+      <w:r>
+        <w:t xml:space="preserve"> </w:t>
+      </w:r>
+      <w:r>
+        <w:rPr>
+          <w:rFonts w:hint="eastAsia"/>
+        </w:rPr>
+        <w:t xml:space="preserve">两档，</w:t>
+      </w:r>
+      <w:r>
+        <w:t xml:space="preserve"> </w:t>
+      </w:r>
+      <w:r>
+        <w:rPr>
+          <w:rFonts w:hint="eastAsia"/>
+        </w:rPr>
+        <w:t xml:space="preserve">只有能指到文件行的才配报</w:t>
+      </w:r>
+      <w:r>
+        <w:t xml:space="preserve"> ❌。</w:t>
+      </w:r>
+    </w:p>
     <w:bookmarkEnd w:id="53"/>
+    <w:bookmarkEnd w:id="54"/>
+    <w:bookmarkEnd w:id="55"/>
     <w:sectPr>
       <w:footnotePr>
         <w:numRestart w:val="eachSect"/>
@@ -10369,6 +11552,39 @@
       <w:startOverride w:val="1"/>
     </w:lvlOverride>
   </w:num>
+  <w:num w:numId="1012">
+    <w:abstractNumId w:val="991"/>
+  </w:num>
+  <w:num w:numId="1013">
+    <w:abstractNumId w:val="99411"/>
+    <w:lvlOverride w:ilvl="0">
+      <w:startOverride w:val="1"/>
+    </w:lvlOverride>
+    <w:lvlOverride w:ilvl="1">
+      <w:startOverride w:val="1"/>
+    </w:lvlOverride>
+    <w:lvlOverride w:ilvl="2">
+      <w:startOverride w:val="1"/>
+    </w:lvlOverride>
+    <w:lvlOverride w:ilvl="3">
+      <w:startOverride w:val="1"/>
+    </w:lvlOverride>
+    <w:lvlOverride w:ilvl="4">
+      <w:startOverride w:val="1"/>
+    </w:lvlOverride>
+    <w:lvlOverride w:ilvl="5">
+      <w:startOverride w:val="1"/>
+    </w:lvlOverride>
+    <w:lvlOverride w:ilvl="6">
+      <w:startOverride w:val="1"/>
+    </w:lvlOverride>
+    <w:lvlOverride w:ilvl="7">
+      <w:startOverride w:val="1"/>
+    </w:lvlOverride>
+    <w:lvlOverride w:ilvl="8">
+      <w:startOverride w:val="1"/>
+    </w:lvlOverride>
+  </w:num>
 </w:numbering>
 </file>
 
@@ -10377,7 +11593,7 @@
   <w:docDefaults>
     <w:rPrDefault>
       <w:rPr>
-        <w:rFonts w:ascii="Calibri" w:cstheme="minorBidi" w:eastAsia="PingFang SC" w:eastAsiaTheme="minorEastAsia" w:hAnsi="Calibri"/>
+        <w:rFonts w:asciiTheme="minorHAnsi" w:cstheme="minorBidi" w:eastAsiaTheme="minorEastAsia" w:hAnsiTheme="minorHAnsi"/>
         <w:sz w:val="24"/>
         <w:szCs w:val="24"/>
         <w:lang w:bidi="ar-SA" w:eastAsia="zh-CN" w:val="en-US"/>
@@ -10431,7 +11647,7 @@
       <w:jc w:val="center"/>
     </w:pPr>
     <w:rPr>
-      <w:rFonts w:ascii="Calibri" w:cstheme="majorBidi" w:eastAsia="PingFang SC" w:eastAsiaTheme="majorEastAsia" w:hAnsi="Calibri"/>
+      <w:rFonts w:asciiTheme="majorHAnsi" w:cstheme="majorBidi" w:eastAsiaTheme="majorEastAsia" w:hAnsiTheme="majorHAnsi"/>
       <w:sz w:val="56"/>
       <w:szCs w:val="56"/>
     </w:rPr>
@@ -10443,7 +11659,7 @@
     <w:uiPriority w:val="10"/>
     <w:rsid w:val="00A10FD9"/>
     <w:rPr>
-      <w:rFonts w:ascii="Calibri" w:cstheme="majorBidi" w:eastAsia="PingFang SC" w:eastAsiaTheme="majorEastAsia" w:hAnsi="Calibri"/>
+      <w:rFonts w:asciiTheme="majorHAnsi" w:cstheme="majorBidi" w:eastAsiaTheme="majorEastAsia" w:hAnsiTheme="majorHAnsi"/>
       <w:sz w:val="56"/>
       <w:szCs w:val="56"/>
     </w:rPr>
@@ -10462,7 +11678,7 @@
       </w:numPr>
     </w:pPr>
     <w:rPr>
-      <w:rFonts w:cstheme="majorBidi" w:eastAsia="PingFang SC" w:eastAsiaTheme="majorEastAsia"/>
+      <w:rFonts w:cstheme="majorBidi" w:eastAsiaTheme="majorEastAsia"/>
       <w:spacing w:val="15"/>
       <w:sz w:val="28"/>
       <w:szCs w:val="28"/>
@@ -10475,7 +11691,7 @@
     <w:uiPriority w:val="11"/>
     <w:rsid w:val="00A10FD9"/>
     <w:rPr>
-      <w:rFonts w:cstheme="majorBidi" w:eastAsia="PingFang SC" w:eastAsiaTheme="majorEastAsia"/>
+      <w:rFonts w:cstheme="majorBidi" w:eastAsiaTheme="majorEastAsia"/>
       <w:color w:themeColor="text1" w:themeTint="A6" w:val="595959"/>
       <w:spacing w:val="15"/>
       <w:sz w:val="28"/>
@@ -10565,7 +11781,7 @@
       <w:outlineLvl w:val="0"/>
     </w:pPr>
     <w:rPr>
-      <w:rFonts w:ascii="Calibri" w:cstheme="majorBidi" w:eastAsia="PingFang SC" w:eastAsiaTheme="majorEastAsia" w:hAnsi="Calibri"/>
+      <w:rFonts w:asciiTheme="majorHAnsi" w:cstheme="majorBidi" w:eastAsiaTheme="majorEastAsia" w:hAnsiTheme="majorHAnsi"/>
       <w:color w:themeColor="accent1" w:themeShade="BF" w:val="0F4761"/>
       <w:sz w:val="40"/>
       <w:szCs w:val="40"/>
@@ -10588,7 +11804,7 @@
       <w:outlineLvl w:val="1"/>
     </w:pPr>
     <w:rPr>
-      <w:rFonts w:ascii="Calibri" w:cstheme="majorBidi" w:eastAsia="PingFang SC" w:eastAsiaTheme="majorEastAsia" w:hAnsi="Calibri"/>
+      <w:rFonts w:asciiTheme="majorHAnsi" w:cstheme="majorBidi" w:eastAsiaTheme="majorEastAsia" w:hAnsiTheme="majorHAnsi"/>
       <w:color w:themeColor="accent1" w:themeShade="BF" w:val="0F4761"/>
       <w:sz w:val="32"/>
       <w:szCs w:val="32"/>
@@ -10611,7 +11827,7 @@
       <w:outlineLvl w:val="2"/>
     </w:pPr>
     <w:rPr>
-      <w:rFonts w:cstheme="majorBidi" w:eastAsia="PingFang SC" w:eastAsiaTheme="majorEastAsia"/>
+      <w:rFonts w:cstheme="majorBidi" w:eastAsiaTheme="majorEastAsia"/>
       <w:color w:themeColor="accent1" w:themeShade="BF" w:val="0F4761"/>
       <w:sz w:val="28"/>
       <w:szCs w:val="28"/>
@@ -10634,7 +11850,7 @@
       <w:outlineLvl w:val="3"/>
     </w:pPr>
     <w:rPr>
-      <w:rFonts w:cstheme="majorBidi" w:eastAsia="PingFang SC" w:eastAsiaTheme="majorEastAsia"/>
+      <w:rFonts w:cstheme="majorBidi" w:eastAsiaTheme="majorEastAsia"/>
       <w:i/>
       <w:iCs/>
       <w:color w:themeColor="accent1" w:themeShade="BF" w:val="0F4761"/>
@@ -10657,7 +11873,7 @@
       <w:outlineLvl w:val="4"/>
     </w:pPr>
     <w:rPr>
-      <w:rFonts w:cstheme="majorBidi" w:eastAsia="PingFang SC" w:eastAsiaTheme="majorEastAsia"/>
+      <w:rFonts w:cstheme="majorBidi" w:eastAsiaTheme="majorEastAsia"/>
       <w:color w:themeColor="accent1" w:themeShade="BF" w:val="0F4761"/>
     </w:rPr>
   </w:style>
@@ -10678,7 +11894,7 @@
       <w:outlineLvl w:val="5"/>
     </w:pPr>
     <w:rPr>
-      <w:rFonts w:cstheme="majorBidi" w:eastAsia="PingFang SC" w:eastAsiaTheme="majorEastAsia"/>
+      <w:rFonts w:cstheme="majorBidi" w:eastAsiaTheme="majorEastAsia"/>
       <w:i/>
       <w:iCs/>
       <w:color w:themeColor="text1" w:themeTint="A6" w:val="595959"/>
@@ -10701,7 +11917,7 @@
       <w:outlineLvl w:val="6"/>
     </w:pPr>
     <w:rPr>
-      <w:rFonts w:cstheme="majorBidi" w:eastAsia="PingFang SC" w:eastAsiaTheme="majorEastAsia"/>
+      <w:rFonts w:cstheme="majorBidi" w:eastAsiaTheme="majorEastAsia"/>
       <w:color w:themeColor="text1" w:themeTint="A6" w:val="595959"/>
     </w:rPr>
   </w:style>
@@ -10722,7 +11938,7 @@
       <w:outlineLvl w:val="7"/>
     </w:pPr>
     <w:rPr>
-      <w:rFonts w:cstheme="majorBidi" w:eastAsia="PingFang SC" w:eastAsiaTheme="majorEastAsia"/>
+      <w:rFonts w:cstheme="majorBidi" w:eastAsiaTheme="majorEastAsia"/>
       <w:i/>
       <w:iCs/>
       <w:color w:themeColor="text1" w:themeTint="D8" w:val="272727"/>
@@ -10745,7 +11961,7 @@
       <w:outlineLvl w:val="8"/>
     </w:pPr>
     <w:rPr>
-      <w:rFonts w:cstheme="majorBidi" w:eastAsia="PingFang SC" w:eastAsiaTheme="majorEastAsia"/>
+      <w:rFonts w:cstheme="majorBidi" w:eastAsiaTheme="majorEastAsia"/>
       <w:color w:themeColor="text1" w:themeTint="D8" w:val="272727"/>
     </w:rPr>
   </w:style>
@@ -10756,7 +11972,7 @@
     <w:uiPriority w:val="9"/>
     <w:rsid w:val="00A10FD9"/>
     <w:rPr>
-      <w:rFonts w:ascii="Calibri" w:cstheme="majorBidi" w:eastAsia="PingFang SC" w:eastAsiaTheme="majorEastAsia" w:hAnsi="Calibri"/>
+      <w:rFonts w:asciiTheme="majorHAnsi" w:cstheme="majorBidi" w:eastAsiaTheme="majorEastAsia" w:hAnsiTheme="majorHAnsi"/>
       <w:color w:themeColor="accent1" w:themeShade="BF" w:val="0F4761"/>
       <w:sz w:val="40"/>
       <w:szCs w:val="40"/>
@@ -10770,7 +11986,7 @@
     <w:semiHidden/>
     <w:rsid w:val="00A10FD9"/>
     <w:rPr>
-      <w:rFonts w:ascii="Calibri" w:cstheme="majorBidi" w:eastAsia="PingFang SC" w:eastAsiaTheme="majorEastAsia" w:hAnsi="Calibri"/>
+      <w:rFonts w:asciiTheme="majorHAnsi" w:cstheme="majorBidi" w:eastAsiaTheme="majorEastAsia" w:hAnsiTheme="majorHAnsi"/>
       <w:color w:themeColor="accent1" w:themeShade="BF" w:val="0F4761"/>
       <w:sz w:val="32"/>
       <w:szCs w:val="32"/>
@@ -10784,7 +12000,7 @@
     <w:semiHidden/>
     <w:rsid w:val="00A10FD9"/>
     <w:rPr>
-      <w:rFonts w:cstheme="majorBidi" w:eastAsia="PingFang SC" w:eastAsiaTheme="majorEastAsia"/>
+      <w:rFonts w:cstheme="majorBidi" w:eastAsiaTheme="majorEastAsia"/>
       <w:color w:themeColor="accent1" w:themeShade="BF" w:val="0F4761"/>
       <w:sz w:val="28"/>
       <w:szCs w:val="28"/>
@@ -10798,7 +12014,7 @@
     <w:semiHidden/>
     <w:rsid w:val="00A10FD9"/>
     <w:rPr>
-      <w:rFonts w:cstheme="majorBidi" w:eastAsia="PingFang SC" w:eastAsiaTheme="majorEastAsia"/>
+      <w:rFonts w:cstheme="majorBidi" w:eastAsiaTheme="majorEastAsia"/>
       <w:i/>
       <w:iCs/>
       <w:color w:themeColor="accent1" w:themeShade="BF" w:val="0F4761"/>
@@ -10812,7 +12028,7 @@
     <w:semiHidden/>
     <w:rsid w:val="00A10FD9"/>
     <w:rPr>
-      <w:rFonts w:cstheme="majorBidi" w:eastAsia="PingFang SC" w:eastAsiaTheme="majorEastAsia"/>
+      <w:rFonts w:cstheme="majorBidi" w:eastAsiaTheme="majorEastAsia"/>
       <w:color w:themeColor="accent1" w:themeShade="BF" w:val="0F4761"/>
     </w:rPr>
   </w:style>
@@ -10824,7 +12040,7 @@
     <w:semiHidden/>
     <w:rsid w:val="00A10FD9"/>
     <w:rPr>
-      <w:rFonts w:cstheme="majorBidi" w:eastAsia="PingFang SC" w:eastAsiaTheme="majorEastAsia"/>
+      <w:rFonts w:cstheme="majorBidi" w:eastAsiaTheme="majorEastAsia"/>
       <w:i/>
       <w:iCs/>
       <w:color w:themeColor="text1" w:themeTint="A6" w:val="595959"/>
@@ -10838,7 +12054,7 @@
     <w:semiHidden/>
     <w:rsid w:val="00A10FD9"/>
     <w:rPr>
-      <w:rFonts w:cstheme="majorBidi" w:eastAsia="PingFang SC" w:eastAsiaTheme="majorEastAsia"/>
+      <w:rFonts w:cstheme="majorBidi" w:eastAsiaTheme="majorEastAsia"/>
       <w:color w:themeColor="text1" w:themeTint="A6" w:val="595959"/>
     </w:rPr>
   </w:style>
@@ -10850,7 +12066,7 @@
     <w:semiHidden/>
     <w:rsid w:val="00A10FD9"/>
     <w:rPr>
-      <w:rFonts w:cstheme="majorBidi" w:eastAsia="PingFang SC" w:eastAsiaTheme="majorEastAsia"/>
+      <w:rFonts w:cstheme="majorBidi" w:eastAsiaTheme="majorEastAsia"/>
       <w:i/>
       <w:iCs/>
       <w:color w:themeColor="text1" w:themeTint="D8" w:val="272727"/>
@@ -10864,7 +12080,7 @@
     <w:semiHidden/>
     <w:rsid w:val="00A10FD9"/>
     <w:rPr>
-      <w:rFonts w:cstheme="majorBidi" w:eastAsia="PingFang SC" w:eastAsiaTheme="majorEastAsia"/>
+      <w:rFonts w:cstheme="majorBidi" w:eastAsiaTheme="majorEastAsia"/>
       <w:color w:themeColor="text1" w:themeTint="D8" w:val="272727"/>
     </w:rPr>
   </w:style>
@@ -11022,13 +12238,13 @@
       <w:outlineLvl w:val="9"/>
     </w:pPr>
     <w:rPr>
-      <w:rFonts w:ascii="Calibri" w:cstheme="majorBidi" w:eastAsia="PingFang SC" w:eastAsiaTheme="majorEastAsia" w:hAnsi="Calibri"/>
+      <w:rFonts w:asciiTheme="majorHAnsi" w:cstheme="majorBidi" w:eastAsiaTheme="majorEastAsia" w:hAnsiTheme="majorHAnsi"/>
       <w:b w:val="0"/>
       <w:bCs w:val="0"/>
       <w:color w:themeColor="accent1" w:themeShade="BF" w:val="365F91"/>
     </w:rPr>
   </w:style>
-  <w:style w:customStyle="1" w:styleId="SourceCode" w:type="paragraph">
+  <w:style w:type="paragraph" w:customStyle="1" w:styleId="SourceCode">
     <w:name w:val="Source Code"/>
     <w:basedOn w:val="Normal"/>
     <w:link w:val="VerbatimChar"/>
@@ -11036,7 +12252,7 @@
       <w:wordWrap w:val="off"/>
     </w:pPr>
   </w:style>
-  <w:style w:customStyle="1" w:styleId="KeywordTok" w:type="character">
+  <w:style w:type="character" w:customStyle="1" w:styleId="KeywordTok">
     <w:name w:val="KeywordTok"/>
     <w:basedOn w:val="VerbatimChar"/>
     <w:rPr>
@@ -11044,77 +12260,77 @@
       <w:color w:val="007020"/>
     </w:rPr>
   </w:style>
-  <w:style w:customStyle="1" w:styleId="DataTypeTok" w:type="character">
+  <w:style w:type="character" w:customStyle="1" w:styleId="DataTypeTok">
     <w:name w:val="DataTypeTok"/>
     <w:basedOn w:val="VerbatimChar"/>
     <w:rPr>
       <w:color w:val="902000"/>
     </w:rPr>
   </w:style>
-  <w:style w:customStyle="1" w:styleId="DecValTok" w:type="character">
+  <w:style w:type="character" w:customStyle="1" w:styleId="DecValTok">
     <w:name w:val="DecValTok"/>
     <w:basedOn w:val="VerbatimChar"/>
     <w:rPr>
       <w:color w:val="40a070"/>
     </w:rPr>
   </w:style>
-  <w:style w:customStyle="1" w:styleId="BaseNTok" w:type="character">
+  <w:style w:type="character" w:customStyle="1" w:styleId="BaseNTok">
     <w:name w:val="BaseNTok"/>
     <w:basedOn w:val="VerbatimChar"/>
     <w:rPr>
       <w:color w:val="40a070"/>
     </w:rPr>
   </w:style>
-  <w:style w:customStyle="1" w:styleId="FloatTok" w:type="character">
+  <w:style w:type="character" w:customStyle="1" w:styleId="FloatTok">
     <w:name w:val="FloatTok"/>
     <w:basedOn w:val="VerbatimChar"/>
     <w:rPr>
       <w:color w:val="40a070"/>
     </w:rPr>
   </w:style>
-  <w:style w:customStyle="1" w:styleId="ConstantTok" w:type="character">
+  <w:style w:type="character" w:customStyle="1" w:styleId="ConstantTok">
     <w:name w:val="ConstantTok"/>
     <w:basedOn w:val="VerbatimChar"/>
     <w:rPr>
       <w:color w:val="880000"/>
     </w:rPr>
   </w:style>
-  <w:style w:customStyle="1" w:styleId="CharTok" w:type="character">
+  <w:style w:type="character" w:customStyle="1" w:styleId="CharTok">
     <w:name w:val="CharTok"/>
     <w:basedOn w:val="VerbatimChar"/>
     <w:rPr>
       <w:color w:val="4070a0"/>
     </w:rPr>
   </w:style>
-  <w:style w:customStyle="1" w:styleId="SpecialCharTok" w:type="character">
+  <w:style w:type="character" w:customStyle="1" w:styleId="SpecialCharTok">
     <w:name w:val="SpecialCharTok"/>
     <w:basedOn w:val="VerbatimChar"/>
     <w:rPr>
       <w:color w:val="4070a0"/>
     </w:rPr>
   </w:style>
-  <w:style w:customStyle="1" w:styleId="StringTok" w:type="character">
+  <w:style w:type="character" w:customStyle="1" w:styleId="StringTok">
     <w:name w:val="StringTok"/>
     <w:basedOn w:val="VerbatimChar"/>
     <w:rPr>
       <w:color w:val="4070a0"/>
     </w:rPr>
   </w:style>
-  <w:style w:customStyle="1" w:styleId="VerbatimStringTok" w:type="character">
+  <w:style w:type="character" w:customStyle="1" w:styleId="VerbatimStringTok">
     <w:name w:val="VerbatimStringTok"/>
     <w:basedOn w:val="VerbatimChar"/>
     <w:rPr>
       <w:color w:val="4070a0"/>
     </w:rPr>
   </w:style>
-  <w:style w:customStyle="1" w:styleId="SpecialStringTok" w:type="character">
+  <w:style w:type="character" w:customStyle="1" w:styleId="SpecialStringTok">
     <w:name w:val="SpecialStringTok"/>
     <w:basedOn w:val="VerbatimChar"/>
     <w:rPr>
       <w:color w:val="bb6688"/>
     </w:rPr>
   </w:style>
-  <w:style w:customStyle="1" w:styleId="ImportTok" w:type="character">
+  <w:style w:type="character" w:customStyle="1" w:styleId="ImportTok">
     <w:name w:val="ImportTok"/>
     <w:basedOn w:val="VerbatimChar"/>
     <w:rPr>
@@ -11122,7 +12338,7 @@
       <w:color w:val="008000"/>
     </w:rPr>
   </w:style>
-  <w:style w:customStyle="1" w:styleId="CommentTok" w:type="character">
+  <w:style w:type="character" w:customStyle="1" w:styleId="CommentTok">
     <w:name w:val="CommentTok"/>
     <w:basedOn w:val="VerbatimChar"/>
     <w:rPr>
@@ -11130,7 +12346,7 @@
       <w:color w:val="60a0b0"/>
     </w:rPr>
   </w:style>
-  <w:style w:customStyle="1" w:styleId="DocumentationTok" w:type="character">
+  <w:style w:type="character" w:customStyle="1" w:styleId="DocumentationTok">
     <w:name w:val="DocumentationTok"/>
     <w:basedOn w:val="VerbatimChar"/>
     <w:rPr>
@@ -11138,7 +12354,7 @@
       <w:color w:val="ba2121"/>
     </w:rPr>
   </w:style>
-  <w:style w:customStyle="1" w:styleId="AnnotationTok" w:type="character">
+  <w:style w:type="character" w:customStyle="1" w:styleId="AnnotationTok">
     <w:name w:val="AnnotationTok"/>
     <w:basedOn w:val="VerbatimChar"/>
     <w:rPr>
@@ -11147,7 +12363,7 @@
       <w:color w:val="60a0b0"/>
     </w:rPr>
   </w:style>
-  <w:style w:customStyle="1" w:styleId="CommentVarTok" w:type="character">
+  <w:style w:type="character" w:customStyle="1" w:styleId="CommentVarTok">
     <w:name w:val="CommentVarTok"/>
     <w:basedOn w:val="VerbatimChar"/>
     <w:rPr>
@@ -11156,28 +12372,28 @@
       <w:color w:val="60a0b0"/>
     </w:rPr>
   </w:style>
-  <w:style w:customStyle="1" w:styleId="OtherTok" w:type="character">
+  <w:style w:type="character" w:customStyle="1" w:styleId="OtherTok">
     <w:name w:val="OtherTok"/>
     <w:basedOn w:val="VerbatimChar"/>
     <w:rPr>
       <w:color w:val="007020"/>
     </w:rPr>
   </w:style>
-  <w:style w:customStyle="1" w:styleId="FunctionTok" w:type="character">
+  <w:style w:type="character" w:customStyle="1" w:styleId="FunctionTok">
     <w:name w:val="FunctionTok"/>
     <w:basedOn w:val="VerbatimChar"/>
     <w:rPr>
       <w:color w:val="06287e"/>
     </w:rPr>
   </w:style>
-  <w:style w:customStyle="1" w:styleId="VariableTok" w:type="character">
+  <w:style w:type="character" w:customStyle="1" w:styleId="VariableTok">
     <w:name w:val="VariableTok"/>
     <w:basedOn w:val="VerbatimChar"/>
     <w:rPr>
       <w:color w:val="19177c"/>
     </w:rPr>
   </w:style>
-  <w:style w:customStyle="1" w:styleId="ControlFlowTok" w:type="character">
+  <w:style w:type="character" w:customStyle="1" w:styleId="ControlFlowTok">
     <w:name w:val="ControlFlowTok"/>
     <w:basedOn w:val="VerbatimChar"/>
     <w:rPr>
@@ -11185,45 +12401,45 @@
       <w:color w:val="007020"/>
     </w:rPr>
   </w:style>
-  <w:style w:customStyle="1" w:styleId="OperatorTok" w:type="character">
+  <w:style w:type="character" w:customStyle="1" w:styleId="OperatorTok">
     <w:name w:val="OperatorTok"/>
     <w:basedOn w:val="VerbatimChar"/>
     <w:rPr>
       <w:color w:val="666666"/>
     </w:rPr>
   </w:style>
-  <w:style w:customStyle="1" w:styleId="BuiltInTok" w:type="character">
+  <w:style w:type="character" w:customStyle="1" w:styleId="BuiltInTok">
     <w:name w:val="BuiltInTok"/>
     <w:basedOn w:val="VerbatimChar"/>
     <w:rPr>
       <w:color w:val="008000"/>
     </w:rPr>
   </w:style>
-  <w:style w:customStyle="1" w:styleId="ExtensionTok" w:type="character">
+  <w:style w:type="character" w:customStyle="1" w:styleId="ExtensionTok">
     <w:name w:val="ExtensionTok"/>
     <w:basedOn w:val="VerbatimChar"/>
     <w:rPr/>
   </w:style>
-  <w:style w:customStyle="1" w:styleId="PreprocessorTok" w:type="character">
+  <w:style w:type="character" w:customStyle="1" w:styleId="PreprocessorTok">
     <w:name w:val="PreprocessorTok"/>
     <w:basedOn w:val="VerbatimChar"/>
     <w:rPr>
       <w:color w:val="bc7a00"/>
     </w:rPr>
   </w:style>
-  <w:style w:customStyle="1" w:styleId="AttributeTok" w:type="character">
+  <w:style w:type="character" w:customStyle="1" w:styleId="AttributeTok">
     <w:name w:val="AttributeTok"/>
     <w:basedOn w:val="VerbatimChar"/>
     <w:rPr>
       <w:color w:val="7d9029"/>
     </w:rPr>
   </w:style>
-  <w:style w:customStyle="1" w:styleId="RegionMarkerTok" w:type="character">
+  <w:style w:type="character" w:customStyle="1" w:styleId="RegionMarkerTok">
     <w:name w:val="RegionMarkerTok"/>
     <w:basedOn w:val="VerbatimChar"/>
     <w:rPr/>
   </w:style>
-  <w:style w:customStyle="1" w:styleId="InformationTok" w:type="character">
+  <w:style w:type="character" w:customStyle="1" w:styleId="InformationTok">
     <w:name w:val="InformationTok"/>
     <w:basedOn w:val="VerbatimChar"/>
     <w:rPr>
@@ -11232,7 +12448,7 @@
       <w:color w:val="60a0b0"/>
     </w:rPr>
   </w:style>
-  <w:style w:customStyle="1" w:styleId="WarningTok" w:type="character">
+  <w:style w:type="character" w:customStyle="1" w:styleId="WarningTok">
     <w:name w:val="WarningTok"/>
     <w:basedOn w:val="VerbatimChar"/>
     <w:rPr>
@@ -11241,7 +12457,7 @@
       <w:color w:val="60a0b0"/>
     </w:rPr>
   </w:style>
-  <w:style w:customStyle="1" w:styleId="AlertTok" w:type="character">
+  <w:style w:type="character" w:customStyle="1" w:styleId="AlertTok">
     <w:name w:val="AlertTok"/>
     <w:basedOn w:val="VerbatimChar"/>
     <w:rPr>
@@ -11249,7 +12465,7 @@
       <w:color w:val="ff0000"/>
     </w:rPr>
   </w:style>
-  <w:style w:customStyle="1" w:styleId="ErrorTok" w:type="character">
+  <w:style w:type="character" w:customStyle="1" w:styleId="ErrorTok">
     <w:name w:val="ErrorTok"/>
     <w:basedOn w:val="VerbatimChar"/>
     <w:rPr>
@@ -11257,7 +12473,7 @@
       <w:color w:val="ff0000"/>
     </w:rPr>
   </w:style>
-  <w:style w:customStyle="1" w:styleId="NormalTok" w:type="character">
+  <w:style w:type="character" w:customStyle="1" w:styleId="NormalTok">
     <w:name w:val="NormalTok"/>
     <w:basedOn w:val="VerbatimChar"/>
     <w:rPr/>
